--- a/doc/program/lvds/LVDS以太网控制协议.docx
+++ b/doc/program/lvds/LVDS以太网控制协议.docx
@@ -226,15 +226,15 @@
         <w:spacing w:before="100" w:beforeAutospacing="1" w:after="100" w:afterAutospacing="1"/>
         <w:jc w:val="left"/>
         <w:rPr>
-          <w:rFonts w:ascii="宋体" w:eastAsia="宋体" w:hAnsi="宋体" w:cs="宋体" w:hint="eastAsia"/>
-          <w:kern w:val="0"/>
-          <w:sz w:val="24"/>
-          <w:szCs w:val="24"/>
-        </w:rPr>
-      </w:pPr>
-      <w:r>
-        <w:rPr>
-          <w:rFonts w:ascii="宋体" w:eastAsia="宋体" w:hAnsi="宋体" w:cs="宋体"/>
+          <w:rFonts w:ascii="SimSun" w:eastAsia="SimSun" w:hAnsi="SimSun" w:cs="SimSun" w:hint="eastAsia"/>
+          <w:kern w:val="0"/>
+          <w:sz w:val="24"/>
+          <w:szCs w:val="24"/>
+        </w:rPr>
+      </w:pPr>
+      <w:r>
+        <w:rPr>
+          <w:rFonts w:ascii="SimSun" w:eastAsia="SimSun" w:hAnsi="SimSun" w:cs="SimSun"/>
           <w:kern w:val="0"/>
           <w:sz w:val="24"/>
           <w:szCs w:val="24"/>
@@ -279,7 +279,7 @@
               <w:widowControl/>
               <w:jc w:val="center"/>
               <w:rPr>
-                <w:rFonts w:ascii="宋体" w:eastAsia="宋体" w:hAnsi="宋体" w:cs="宋体" w:hint="eastAsia"/>
+                <w:rFonts w:ascii="SimSun" w:eastAsia="SimSun" w:hAnsi="SimSun" w:cs="SimSun" w:hint="eastAsia"/>
                 <w:b/>
                 <w:bCs/>
                 <w:kern w:val="0"/>
@@ -289,7 +289,7 @@
             </w:pPr>
             <w:r>
               <w:rPr>
-                <w:rFonts w:ascii="宋体" w:eastAsia="宋体" w:hAnsi="宋体" w:cs="宋体"/>
+                <w:rFonts w:ascii="SimSun" w:eastAsia="SimSun" w:hAnsi="SimSun" w:cs="SimSun"/>
                 <w:b/>
                 <w:bCs/>
                 <w:kern w:val="0"/>
@@ -311,7 +311,7 @@
               <w:widowControl/>
               <w:jc w:val="center"/>
               <w:rPr>
-                <w:rFonts w:ascii="宋体" w:eastAsia="宋体" w:hAnsi="宋体" w:cs="宋体" w:hint="eastAsia"/>
+                <w:rFonts w:ascii="SimSun" w:eastAsia="SimSun" w:hAnsi="SimSun" w:cs="SimSun" w:hint="eastAsia"/>
                 <w:b/>
                 <w:bCs/>
                 <w:kern w:val="0"/>
@@ -321,7 +321,7 @@
             </w:pPr>
             <w:r>
               <w:rPr>
-                <w:rFonts w:ascii="宋体" w:eastAsia="宋体" w:hAnsi="宋体" w:cs="宋体"/>
+                <w:rFonts w:ascii="SimSun" w:eastAsia="SimSun" w:hAnsi="SimSun" w:cs="SimSun"/>
                 <w:b/>
                 <w:bCs/>
                 <w:kern w:val="0"/>
@@ -343,7 +343,7 @@
               <w:widowControl/>
               <w:jc w:val="center"/>
               <w:rPr>
-                <w:rFonts w:ascii="宋体" w:eastAsia="宋体" w:hAnsi="宋体" w:cs="宋体" w:hint="eastAsia"/>
+                <w:rFonts w:ascii="SimSun" w:eastAsia="SimSun" w:hAnsi="SimSun" w:cs="SimSun" w:hint="eastAsia"/>
                 <w:b/>
                 <w:bCs/>
                 <w:kern w:val="0"/>
@@ -353,7 +353,7 @@
             </w:pPr>
             <w:r>
               <w:rPr>
-                <w:rFonts w:ascii="宋体" w:eastAsia="宋体" w:hAnsi="宋体" w:cs="宋体"/>
+                <w:rFonts w:ascii="SimSun" w:eastAsia="SimSun" w:hAnsi="SimSun" w:cs="SimSun"/>
                 <w:b/>
                 <w:bCs/>
                 <w:kern w:val="0"/>
@@ -380,7 +380,7 @@
               <w:widowControl/>
               <w:jc w:val="left"/>
               <w:rPr>
-                <w:rFonts w:ascii="宋体" w:eastAsia="宋体" w:hAnsi="宋体" w:cs="宋体" w:hint="eastAsia"/>
+                <w:rFonts w:ascii="SimSun" w:eastAsia="SimSun" w:hAnsi="SimSun" w:cs="SimSun" w:hint="eastAsia"/>
                 <w:kern w:val="0"/>
                 <w:sz w:val="24"/>
                 <w:szCs w:val="24"/>
@@ -406,7 +406,7 @@
               <w:ind w:firstLineChars="100" w:firstLine="240"/>
               <w:jc w:val="left"/>
               <w:rPr>
-                <w:rFonts w:ascii="宋体" w:eastAsia="宋体" w:hAnsi="宋体" w:cs="宋体" w:hint="eastAsia"/>
+                <w:rFonts w:ascii="SimSun" w:eastAsia="SimSun" w:hAnsi="SimSun" w:cs="SimSun" w:hint="eastAsia"/>
                 <w:kern w:val="0"/>
                 <w:sz w:val="24"/>
                 <w:szCs w:val="24"/>
@@ -414,7 +414,7 @@
             </w:pPr>
             <w:r>
               <w:rPr>
-                <w:rFonts w:ascii="宋体" w:eastAsia="宋体" w:hAnsi="宋体" w:cs="宋体"/>
+                <w:rFonts w:ascii="SimSun" w:eastAsia="SimSun" w:hAnsi="SimSun" w:cs="SimSun"/>
                 <w:kern w:val="0"/>
                 <w:sz w:val="24"/>
                 <w:szCs w:val="24"/>
@@ -435,7 +435,7 @@
               <w:ind w:firstLineChars="200" w:firstLine="480"/>
               <w:jc w:val="left"/>
               <w:rPr>
-                <w:rFonts w:ascii="宋体" w:eastAsia="宋体" w:hAnsi="宋体" w:cs="宋体" w:hint="eastAsia"/>
+                <w:rFonts w:ascii="SimSun" w:eastAsia="SimSun" w:hAnsi="SimSun" w:cs="SimSun" w:hint="eastAsia"/>
                 <w:kern w:val="0"/>
                 <w:sz w:val="24"/>
                 <w:szCs w:val="24"/>
@@ -443,7 +443,7 @@
             </w:pPr>
             <w:r>
               <w:rPr>
-                <w:rFonts w:ascii="宋体" w:eastAsia="宋体" w:hAnsi="宋体" w:cs="宋体"/>
+                <w:rFonts w:ascii="SimSun" w:eastAsia="SimSun" w:hAnsi="SimSun" w:cs="SimSun"/>
                 <w:kern w:val="0"/>
                 <w:sz w:val="24"/>
                 <w:szCs w:val="24"/>
@@ -468,7 +468,7 @@
               <w:widowControl/>
               <w:jc w:val="left"/>
               <w:rPr>
-                <w:rFonts w:ascii="宋体" w:eastAsia="宋体" w:hAnsi="宋体" w:cs="宋体" w:hint="eastAsia"/>
+                <w:rFonts w:ascii="SimSun" w:eastAsia="SimSun" w:hAnsi="SimSun" w:cs="SimSun" w:hint="eastAsia"/>
                 <w:kern w:val="0"/>
                 <w:sz w:val="24"/>
                 <w:szCs w:val="24"/>
@@ -494,7 +494,7 @@
               <w:ind w:firstLineChars="100" w:firstLine="240"/>
               <w:jc w:val="left"/>
               <w:rPr>
-                <w:rFonts w:ascii="宋体" w:eastAsia="宋体" w:hAnsi="宋体" w:cs="宋体" w:hint="eastAsia"/>
+                <w:rFonts w:ascii="SimSun" w:eastAsia="SimSun" w:hAnsi="SimSun" w:cs="SimSun" w:hint="eastAsia"/>
                 <w:kern w:val="0"/>
                 <w:sz w:val="24"/>
                 <w:szCs w:val="24"/>
@@ -502,7 +502,7 @@
             </w:pPr>
             <w:r>
               <w:rPr>
-                <w:rFonts w:ascii="宋体" w:eastAsia="宋体" w:hAnsi="宋体" w:cs="宋体"/>
+                <w:rFonts w:ascii="SimSun" w:eastAsia="SimSun" w:hAnsi="SimSun" w:cs="SimSun"/>
                 <w:kern w:val="0"/>
                 <w:sz w:val="24"/>
                 <w:szCs w:val="24"/>
@@ -523,7 +523,7 @@
               <w:ind w:firstLineChars="400" w:firstLine="960"/>
               <w:jc w:val="left"/>
               <w:rPr>
-                <w:rFonts w:ascii="宋体" w:eastAsia="宋体" w:hAnsi="宋体" w:cs="宋体" w:hint="eastAsia"/>
+                <w:rFonts w:ascii="SimSun" w:eastAsia="SimSun" w:hAnsi="SimSun" w:cs="SimSun" w:hint="eastAsia"/>
                 <w:kern w:val="0"/>
                 <w:sz w:val="24"/>
                 <w:szCs w:val="24"/>
@@ -531,7 +531,7 @@
             </w:pPr>
             <w:r>
               <w:rPr>
-                <w:rFonts w:ascii="宋体" w:eastAsia="宋体" w:hAnsi="宋体" w:cs="宋体"/>
+                <w:rFonts w:ascii="SimSun" w:eastAsia="SimSun" w:hAnsi="SimSun" w:cs="SimSun"/>
                 <w:kern w:val="0"/>
                 <w:sz w:val="24"/>
                 <w:szCs w:val="24"/>
@@ -556,7 +556,7 @@
               <w:widowControl/>
               <w:jc w:val="left"/>
               <w:rPr>
-                <w:rFonts w:ascii="宋体" w:eastAsia="宋体" w:hAnsi="宋体" w:cs="宋体" w:hint="eastAsia"/>
+                <w:rFonts w:ascii="SimSun" w:eastAsia="SimSun" w:hAnsi="SimSun" w:cs="SimSun" w:hint="eastAsia"/>
                 <w:kern w:val="0"/>
                 <w:sz w:val="24"/>
                 <w:szCs w:val="24"/>
@@ -564,7 +564,7 @@
             </w:pPr>
             <w:r>
               <w:rPr>
-                <w:rFonts w:ascii="宋体" w:eastAsia="宋体" w:hAnsi="宋体" w:cs="宋体"/>
+                <w:rFonts w:ascii="SimSun" w:eastAsia="SimSun" w:hAnsi="SimSun" w:cs="SimSun"/>
                 <w:kern w:val="0"/>
                 <w:sz w:val="24"/>
                 <w:szCs w:val="24"/>
@@ -585,7 +585,7 @@
               <w:ind w:firstLineChars="100" w:firstLine="240"/>
               <w:jc w:val="left"/>
               <w:rPr>
-                <w:rFonts w:ascii="宋体" w:eastAsia="宋体" w:hAnsi="宋体" w:cs="宋体" w:hint="eastAsia"/>
+                <w:rFonts w:ascii="SimSun" w:eastAsia="SimSun" w:hAnsi="SimSun" w:cs="SimSun" w:hint="eastAsia"/>
                 <w:kern w:val="0"/>
                 <w:sz w:val="24"/>
                 <w:szCs w:val="24"/>
@@ -593,7 +593,7 @@
             </w:pPr>
             <w:r>
               <w:rPr>
-                <w:rFonts w:ascii="宋体" w:eastAsia="宋体" w:hAnsi="宋体" w:cs="宋体"/>
+                <w:rFonts w:ascii="SimSun" w:eastAsia="SimSun" w:hAnsi="SimSun" w:cs="SimSun"/>
                 <w:kern w:val="0"/>
                 <w:sz w:val="24"/>
                 <w:szCs w:val="24"/>
@@ -614,7 +614,7 @@
               <w:ind w:firstLineChars="300" w:firstLine="720"/>
               <w:jc w:val="left"/>
               <w:rPr>
-                <w:rFonts w:ascii="宋体" w:eastAsia="宋体" w:hAnsi="宋体" w:cs="宋体" w:hint="eastAsia"/>
+                <w:rFonts w:ascii="SimSun" w:eastAsia="SimSun" w:hAnsi="SimSun" w:cs="SimSun" w:hint="eastAsia"/>
                 <w:kern w:val="0"/>
                 <w:sz w:val="24"/>
                 <w:szCs w:val="24"/>
@@ -622,7 +622,7 @@
             </w:pPr>
             <w:r>
               <w:rPr>
-                <w:rFonts w:ascii="宋体" w:eastAsia="宋体" w:hAnsi="宋体" w:cs="宋体"/>
+                <w:rFonts w:ascii="SimSun" w:eastAsia="SimSun" w:hAnsi="SimSun" w:cs="SimSun"/>
                 <w:kern w:val="0"/>
                 <w:sz w:val="24"/>
                 <w:szCs w:val="24"/>
@@ -647,7 +647,7 @@
               <w:widowControl/>
               <w:jc w:val="left"/>
               <w:rPr>
-                <w:rFonts w:ascii="宋体" w:eastAsia="宋体" w:hAnsi="宋体" w:cs="宋体" w:hint="eastAsia"/>
+                <w:rFonts w:ascii="SimSun" w:eastAsia="SimSun" w:hAnsi="SimSun" w:cs="SimSun" w:hint="eastAsia"/>
                 <w:kern w:val="0"/>
                 <w:sz w:val="24"/>
                 <w:szCs w:val="24"/>
@@ -655,7 +655,7 @@
             </w:pPr>
             <w:r>
               <w:rPr>
-                <w:rFonts w:ascii="宋体" w:eastAsia="宋体" w:hAnsi="宋体" w:cs="宋体"/>
+                <w:rFonts w:ascii="SimSun" w:eastAsia="SimSun" w:hAnsi="SimSun" w:cs="SimSun"/>
                 <w:kern w:val="0"/>
                 <w:sz w:val="24"/>
                 <w:szCs w:val="24"/>
@@ -676,7 +676,7 @@
               <w:ind w:firstLineChars="100" w:firstLine="240"/>
               <w:jc w:val="left"/>
               <w:rPr>
-                <w:rFonts w:ascii="宋体" w:eastAsia="宋体" w:hAnsi="宋体" w:cs="宋体" w:hint="eastAsia"/>
+                <w:rFonts w:ascii="SimSun" w:eastAsia="SimSun" w:hAnsi="SimSun" w:cs="SimSun" w:hint="eastAsia"/>
                 <w:kern w:val="0"/>
                 <w:sz w:val="24"/>
                 <w:szCs w:val="24"/>
@@ -684,7 +684,7 @@
             </w:pPr>
             <w:r>
               <w:rPr>
-                <w:rFonts w:ascii="宋体" w:eastAsia="宋体" w:hAnsi="宋体" w:cs="宋体"/>
+                <w:rFonts w:ascii="SimSun" w:eastAsia="SimSun" w:hAnsi="SimSun" w:cs="SimSun"/>
                 <w:kern w:val="0"/>
                 <w:sz w:val="24"/>
                 <w:szCs w:val="24"/>
@@ -705,7 +705,7 @@
               <w:ind w:firstLineChars="300" w:firstLine="720"/>
               <w:jc w:val="left"/>
               <w:rPr>
-                <w:rFonts w:ascii="宋体" w:eastAsia="宋体" w:hAnsi="宋体" w:cs="宋体" w:hint="eastAsia"/>
+                <w:rFonts w:ascii="SimSun" w:eastAsia="SimSun" w:hAnsi="SimSun" w:cs="SimSun" w:hint="eastAsia"/>
                 <w:kern w:val="0"/>
                 <w:sz w:val="24"/>
                 <w:szCs w:val="24"/>
@@ -713,7 +713,7 @@
             </w:pPr>
             <w:r>
               <w:rPr>
-                <w:rFonts w:ascii="宋体" w:eastAsia="宋体" w:hAnsi="宋体" w:cs="宋体"/>
+                <w:rFonts w:ascii="SimSun" w:eastAsia="SimSun" w:hAnsi="SimSun" w:cs="SimSun"/>
                 <w:kern w:val="0"/>
                 <w:sz w:val="24"/>
                 <w:szCs w:val="24"/>
@@ -738,7 +738,7 @@
               <w:widowControl/>
               <w:jc w:val="left"/>
               <w:rPr>
-                <w:rFonts w:ascii="宋体" w:eastAsia="宋体" w:hAnsi="宋体" w:cs="宋体" w:hint="eastAsia"/>
+                <w:rFonts w:ascii="SimSun" w:eastAsia="SimSun" w:hAnsi="SimSun" w:cs="SimSun" w:hint="eastAsia"/>
                 <w:kern w:val="0"/>
                 <w:sz w:val="24"/>
                 <w:szCs w:val="24"/>
@@ -746,7 +746,7 @@
             </w:pPr>
             <w:r>
               <w:rPr>
-                <w:rFonts w:ascii="宋体" w:eastAsia="宋体" w:hAnsi="宋体" w:cs="宋体"/>
+                <w:rFonts w:ascii="SimSun" w:eastAsia="SimSun" w:hAnsi="SimSun" w:cs="SimSun"/>
                 <w:kern w:val="0"/>
                 <w:sz w:val="24"/>
                 <w:szCs w:val="24"/>
@@ -767,7 +767,7 @@
               <w:ind w:firstLineChars="100" w:firstLine="240"/>
               <w:jc w:val="left"/>
               <w:rPr>
-                <w:rFonts w:ascii="宋体" w:eastAsia="宋体" w:hAnsi="宋体" w:cs="宋体" w:hint="eastAsia"/>
+                <w:rFonts w:ascii="SimSun" w:eastAsia="SimSun" w:hAnsi="SimSun" w:cs="SimSun" w:hint="eastAsia"/>
                 <w:kern w:val="0"/>
                 <w:sz w:val="24"/>
                 <w:szCs w:val="24"/>
@@ -775,7 +775,7 @@
             </w:pPr>
             <w:r>
               <w:rPr>
-                <w:rFonts w:ascii="宋体" w:eastAsia="宋体" w:hAnsi="宋体" w:cs="宋体"/>
+                <w:rFonts w:ascii="SimSun" w:eastAsia="SimSun" w:hAnsi="SimSun" w:cs="SimSun"/>
                 <w:kern w:val="0"/>
                 <w:sz w:val="24"/>
                 <w:szCs w:val="24"/>
@@ -796,7 +796,7 @@
               <w:ind w:firstLineChars="300" w:firstLine="720"/>
               <w:jc w:val="left"/>
               <w:rPr>
-                <w:rFonts w:ascii="宋体" w:eastAsia="宋体" w:hAnsi="宋体" w:cs="宋体" w:hint="eastAsia"/>
+                <w:rFonts w:ascii="SimSun" w:eastAsia="SimSun" w:hAnsi="SimSun" w:cs="SimSun" w:hint="eastAsia"/>
                 <w:kern w:val="0"/>
                 <w:sz w:val="24"/>
                 <w:szCs w:val="24"/>
@@ -804,7 +804,7 @@
             </w:pPr>
             <w:r>
               <w:rPr>
-                <w:rFonts w:ascii="宋体" w:eastAsia="宋体" w:hAnsi="宋体" w:cs="宋体"/>
+                <w:rFonts w:ascii="SimSun" w:eastAsia="SimSun" w:hAnsi="SimSun" w:cs="SimSun"/>
                 <w:kern w:val="0"/>
                 <w:sz w:val="24"/>
                 <w:szCs w:val="24"/>
@@ -813,7 +813,7 @@
             </w:r>
             <w:r>
               <w:rPr>
-                <w:rFonts w:ascii="宋体" w:eastAsia="宋体" w:hAnsi="宋体" w:cs="宋体" w:hint="eastAsia"/>
+                <w:rFonts w:ascii="SimSun" w:eastAsia="SimSun" w:hAnsi="SimSun" w:cs="SimSun" w:hint="eastAsia"/>
                 <w:kern w:val="0"/>
                 <w:sz w:val="24"/>
                 <w:szCs w:val="24"/>
@@ -822,7 +822,7 @@
             </w:r>
             <w:r>
               <w:rPr>
-                <w:rFonts w:ascii="宋体" w:eastAsia="宋体" w:hAnsi="宋体" w:cs="宋体"/>
+                <w:rFonts w:ascii="SimSun" w:eastAsia="SimSun" w:hAnsi="SimSun" w:cs="SimSun"/>
                 <w:kern w:val="0"/>
                 <w:sz w:val="24"/>
                 <w:szCs w:val="24"/>
@@ -3051,8 +3051,8 @@
       </w:tblPr>
       <w:tblGrid>
         <w:gridCol w:w="1174"/>
-        <w:gridCol w:w="2514"/>
-        <w:gridCol w:w="1995"/>
+        <w:gridCol w:w="2734"/>
+        <w:gridCol w:w="2235"/>
       </w:tblGrid>
       <w:tr>
         <w:trPr>
@@ -3075,7 +3075,7 @@
               <w:widowControl/>
               <w:jc w:val="center"/>
               <w:rPr>
-                <w:rFonts w:ascii="宋体" w:eastAsia="宋体" w:hAnsi="宋体" w:cs="宋体" w:hint="eastAsia"/>
+                <w:rFonts w:ascii="SimSun" w:eastAsia="SimSun" w:hAnsi="SimSun" w:cs="SimSun" w:hint="eastAsia"/>
                 <w:b/>
                 <w:bCs/>
                 <w:kern w:val="0"/>
@@ -3085,7 +3085,7 @@
             </w:pPr>
             <w:r>
               <w:rPr>
-                <w:rFonts w:ascii="宋体" w:eastAsia="宋体" w:hAnsi="宋体" w:cs="宋体"/>
+                <w:rFonts w:ascii="SimSun" w:eastAsia="SimSun" w:hAnsi="SimSun" w:cs="SimSun"/>
                 <w:b/>
                 <w:bCs/>
                 <w:kern w:val="0"/>
@@ -3112,7 +3112,7 @@
               <w:widowControl/>
               <w:jc w:val="center"/>
               <w:rPr>
-                <w:rFonts w:ascii="宋体" w:eastAsia="宋体" w:hAnsi="宋体" w:cs="宋体" w:hint="eastAsia"/>
+                <w:rFonts w:ascii="SimSun" w:eastAsia="SimSun" w:hAnsi="SimSun" w:cs="SimSun" w:hint="eastAsia"/>
                 <w:b/>
                 <w:bCs/>
                 <w:kern w:val="0"/>
@@ -3122,7 +3122,7 @@
             </w:pPr>
             <w:r>
               <w:rPr>
-                <w:rFonts w:ascii="宋体" w:eastAsia="宋体" w:hAnsi="宋体" w:cs="宋体"/>
+                <w:rFonts w:ascii="SimSun" w:eastAsia="SimSun" w:hAnsi="SimSun" w:cs="SimSun"/>
                 <w:b/>
                 <w:bCs/>
                 <w:kern w:val="0"/>
@@ -3149,7 +3149,7 @@
               <w:widowControl/>
               <w:jc w:val="center"/>
               <w:rPr>
-                <w:rFonts w:ascii="宋体" w:eastAsia="宋体" w:hAnsi="宋体" w:cs="宋体" w:hint="eastAsia"/>
+                <w:rFonts w:ascii="SimSun" w:eastAsia="SimSun" w:hAnsi="SimSun" w:cs="SimSun" w:hint="eastAsia"/>
                 <w:b/>
                 <w:bCs/>
                 <w:kern w:val="0"/>
@@ -3159,7 +3159,7 @@
             </w:pPr>
             <w:r>
               <w:rPr>
-                <w:rFonts w:ascii="宋体" w:eastAsia="宋体" w:hAnsi="宋体" w:cs="宋体"/>
+                <w:rFonts w:ascii="SimSun" w:eastAsia="SimSun" w:hAnsi="SimSun" w:cs="SimSun"/>
                 <w:b/>
                 <w:bCs/>
                 <w:kern w:val="0"/>
@@ -3186,7 +3186,7 @@
               <w:widowControl/>
               <w:jc w:val="left"/>
               <w:rPr>
-                <w:rFonts w:ascii="宋体" w:eastAsia="宋体" w:hAnsi="宋体" w:cs="宋体" w:hint="eastAsia"/>
+                <w:rFonts w:ascii="SimSun" w:eastAsia="SimSun" w:hAnsi="SimSun" w:cs="SimSun" w:hint="eastAsia"/>
                 <w:kern w:val="0"/>
                 <w:sz w:val="24"/>
                 <w:szCs w:val="24"/>
@@ -3194,7 +3194,7 @@
             </w:pPr>
             <w:r>
               <w:rPr>
-                <w:rFonts w:ascii="宋体" w:eastAsia="宋体" w:hAnsi="宋体" w:cs="宋体"/>
+                <w:rFonts w:ascii="SimSun" w:eastAsia="SimSun" w:hAnsi="SimSun" w:cs="SimSun"/>
                 <w:kern w:val="0"/>
                 <w:sz w:val="24"/>
                 <w:szCs w:val="24"/>
@@ -3214,7 +3214,7 @@
               <w:widowControl/>
               <w:jc w:val="left"/>
               <w:rPr>
-                <w:rFonts w:ascii="宋体" w:eastAsia="宋体" w:hAnsi="宋体" w:cs="宋体" w:hint="eastAsia"/>
+                <w:rFonts w:ascii="SimSun" w:eastAsia="SimSun" w:hAnsi="SimSun" w:cs="SimSun" w:hint="eastAsia"/>
                 <w:kern w:val="0"/>
                 <w:sz w:val="24"/>
                 <w:szCs w:val="24"/>
@@ -3263,7 +3263,7 @@
               <w:widowControl/>
               <w:jc w:val="left"/>
               <w:rPr>
-                <w:rFonts w:ascii="宋体" w:eastAsia="宋体" w:hAnsi="宋体" w:cs="宋体" w:hint="eastAsia"/>
+                <w:rFonts w:ascii="SimSun" w:eastAsia="SimSun" w:hAnsi="SimSun" w:cs="SimSun" w:hint="eastAsia"/>
                 <w:kern w:val="0"/>
                 <w:sz w:val="24"/>
                 <w:szCs w:val="24"/>
@@ -3271,7 +3271,7 @@
             </w:pPr>
             <w:r>
               <w:rPr>
-                <w:rFonts w:ascii="宋体" w:eastAsia="宋体" w:hAnsi="宋体" w:cs="宋体" w:hint="eastAsia"/>
+                <w:rFonts w:ascii="SimSun" w:eastAsia="SimSun" w:hAnsi="SimSun" w:cs="SimSun" w:hint="eastAsia"/>
                 <w:kern w:val="0"/>
                 <w:sz w:val="24"/>
                 <w:szCs w:val="24"/>
@@ -3296,7 +3296,7 @@
               <w:widowControl/>
               <w:jc w:val="left"/>
               <w:rPr>
-                <w:rFonts w:ascii="宋体" w:eastAsia="宋体" w:hAnsi="宋体" w:cs="宋体" w:hint="eastAsia"/>
+                <w:rFonts w:ascii="SimSun" w:eastAsia="SimSun" w:hAnsi="SimSun" w:cs="SimSun" w:hint="eastAsia"/>
                 <w:kern w:val="0"/>
                 <w:sz w:val="24"/>
                 <w:szCs w:val="24"/>
@@ -3304,7 +3304,7 @@
             </w:pPr>
             <w:r>
               <w:rPr>
-                <w:rFonts w:ascii="宋体" w:eastAsia="宋体" w:hAnsi="宋体" w:cs="宋体"/>
+                <w:rFonts w:ascii="SimSun" w:eastAsia="SimSun" w:hAnsi="SimSun" w:cs="SimSun"/>
                 <w:kern w:val="0"/>
                 <w:sz w:val="24"/>
                 <w:szCs w:val="24"/>
@@ -3324,7 +3324,7 @@
               <w:widowControl/>
               <w:jc w:val="left"/>
               <w:rPr>
-                <w:rFonts w:ascii="宋体" w:eastAsia="宋体" w:hAnsi="宋体" w:cs="宋体" w:hint="eastAsia"/>
+                <w:rFonts w:ascii="SimSun" w:eastAsia="SimSun" w:hAnsi="SimSun" w:cs="SimSun" w:hint="eastAsia"/>
                 <w:kern w:val="0"/>
                 <w:sz w:val="24"/>
                 <w:szCs w:val="24"/>
@@ -3373,7 +3373,7 @@
               <w:widowControl/>
               <w:jc w:val="left"/>
               <w:rPr>
-                <w:rFonts w:ascii="宋体" w:eastAsia="宋体" w:hAnsi="宋体" w:cs="宋体" w:hint="eastAsia"/>
+                <w:rFonts w:ascii="SimSun" w:eastAsia="SimSun" w:hAnsi="SimSun" w:cs="SimSun" w:hint="eastAsia"/>
                 <w:kern w:val="0"/>
                 <w:sz w:val="24"/>
                 <w:szCs w:val="24"/>
@@ -3381,7 +3381,7 @@
             </w:pPr>
             <w:r>
               <w:rPr>
-                <w:rFonts w:ascii="宋体" w:eastAsia="宋体" w:hAnsi="宋体" w:cs="宋体" w:hint="eastAsia"/>
+                <w:rFonts w:ascii="SimSun" w:eastAsia="SimSun" w:hAnsi="SimSun" w:cs="SimSun" w:hint="eastAsia"/>
                 <w:kern w:val="0"/>
                 <w:sz w:val="24"/>
                 <w:szCs w:val="24"/>
@@ -3406,7 +3406,7 @@
               <w:widowControl/>
               <w:jc w:val="left"/>
               <w:rPr>
-                <w:rFonts w:ascii="宋体" w:eastAsia="宋体" w:hAnsi="宋体" w:cs="宋体" w:hint="eastAsia"/>
+                <w:rFonts w:ascii="SimSun" w:eastAsia="SimSun" w:hAnsi="SimSun" w:cs="SimSun" w:hint="eastAsia"/>
                 <w:kern w:val="0"/>
                 <w:sz w:val="24"/>
                 <w:szCs w:val="24"/>
@@ -3414,7 +3414,7 @@
             </w:pPr>
             <w:r>
               <w:rPr>
-                <w:rFonts w:ascii="宋体" w:eastAsia="宋体" w:hAnsi="宋体" w:cs="宋体" w:hint="eastAsia"/>
+                <w:rFonts w:ascii="SimSun" w:eastAsia="SimSun" w:hAnsi="SimSun" w:cs="SimSun" w:hint="eastAsia"/>
                 <w:kern w:val="0"/>
                 <w:sz w:val="24"/>
                 <w:szCs w:val="24"/>
@@ -3434,7 +3434,7 @@
               <w:widowControl/>
               <w:jc w:val="left"/>
               <w:rPr>
-                <w:rFonts w:ascii="宋体" w:eastAsia="宋体" w:hAnsi="宋体" w:cs="宋体" w:hint="eastAsia"/>
+                <w:rFonts w:ascii="SimSun" w:eastAsia="SimSun" w:hAnsi="SimSun" w:cs="SimSun" w:hint="eastAsia"/>
                 <w:kern w:val="0"/>
                 <w:sz w:val="24"/>
                 <w:szCs w:val="24"/>
@@ -3489,7 +3489,7 @@
               <w:widowControl/>
               <w:jc w:val="left"/>
               <w:rPr>
-                <w:rFonts w:ascii="宋体" w:eastAsia="宋体" w:hAnsi="宋体" w:cs="宋体" w:hint="eastAsia"/>
+                <w:rFonts w:ascii="SimSun" w:eastAsia="SimSun" w:hAnsi="SimSun" w:cs="SimSun" w:hint="eastAsia"/>
                 <w:kern w:val="0"/>
                 <w:sz w:val="24"/>
                 <w:szCs w:val="24"/>
@@ -3497,7 +3497,7 @@
             </w:pPr>
             <w:r>
               <w:rPr>
-                <w:rFonts w:ascii="宋体" w:eastAsia="宋体" w:hAnsi="宋体" w:cs="宋体"/>
+                <w:rFonts w:ascii="SimSun" w:eastAsia="SimSun" w:hAnsi="SimSun" w:cs="SimSun"/>
                 <w:kern w:val="0"/>
                 <w:sz w:val="24"/>
                 <w:szCs w:val="24"/>
@@ -3521,7 +3521,7 @@
               <w:widowControl/>
               <w:jc w:val="left"/>
               <w:rPr>
-                <w:rFonts w:ascii="宋体" w:eastAsia="宋体" w:hAnsi="宋体" w:cs="宋体" w:hint="eastAsia"/>
+                <w:rFonts w:ascii="SimSun" w:eastAsia="SimSun" w:hAnsi="SimSun" w:cs="SimSun" w:hint="eastAsia"/>
                 <w:kern w:val="0"/>
                 <w:sz w:val="24"/>
                 <w:szCs w:val="24"/>
@@ -3529,7 +3529,7 @@
             </w:pPr>
             <w:r>
               <w:rPr>
-                <w:rFonts w:ascii="宋体" w:eastAsia="宋体" w:hAnsi="宋体" w:cs="宋体" w:hint="eastAsia"/>
+                <w:rFonts w:ascii="SimSun" w:eastAsia="SimSun" w:hAnsi="SimSun" w:cs="SimSun" w:hint="eastAsia"/>
                 <w:kern w:val="0"/>
                 <w:sz w:val="24"/>
                 <w:szCs w:val="24"/>
@@ -3600,7 +3600,7 @@
               <w:widowControl/>
               <w:jc w:val="left"/>
               <w:rPr>
-                <w:rFonts w:ascii="宋体" w:eastAsia="宋体" w:hAnsi="宋体" w:cs="宋体" w:hint="eastAsia"/>
+                <w:rFonts w:ascii="SimSun" w:eastAsia="SimSun" w:hAnsi="SimSun" w:cs="SimSun" w:hint="eastAsia"/>
                 <w:kern w:val="0"/>
                 <w:sz w:val="24"/>
                 <w:szCs w:val="24"/>
@@ -3608,7 +3608,7 @@
             </w:pPr>
             <w:r>
               <w:rPr>
-                <w:rFonts w:ascii="宋体" w:eastAsia="宋体" w:hAnsi="宋体" w:cs="宋体" w:hint="eastAsia"/>
+                <w:rFonts w:ascii="SimSun" w:eastAsia="SimSun" w:hAnsi="SimSun" w:cs="SimSun" w:hint="eastAsia"/>
                 <w:kern w:val="0"/>
                 <w:sz w:val="24"/>
                 <w:szCs w:val="24"/>
@@ -3617,7 +3617,7 @@
             </w:r>
             <w:r>
               <w:rPr>
-                <w:rFonts w:ascii="宋体" w:eastAsia="宋体" w:hAnsi="宋体" w:cs="宋体" w:hint="eastAsia"/>
+                <w:rFonts w:ascii="SimSun" w:eastAsia="SimSun" w:hAnsi="SimSun" w:cs="SimSun" w:hint="eastAsia"/>
                 <w:kern w:val="0"/>
                 <w:sz w:val="24"/>
                 <w:szCs w:val="24"/>
@@ -3641,7 +3641,7 @@
               <w:widowControl/>
               <w:jc w:val="left"/>
               <w:rPr>
-                <w:rFonts w:ascii="宋体" w:eastAsia="宋体" w:hAnsi="宋体" w:cs="宋体" w:hint="eastAsia"/>
+                <w:rFonts w:ascii="SimSun" w:eastAsia="SimSun" w:hAnsi="SimSun" w:cs="SimSun" w:hint="eastAsia"/>
                 <w:kern w:val="0"/>
                 <w:sz w:val="24"/>
                 <w:szCs w:val="24"/>
@@ -3649,7 +3649,7 @@
             </w:pPr>
             <w:r>
               <w:rPr>
-                <w:rFonts w:ascii="宋体" w:eastAsia="宋体" w:hAnsi="宋体" w:cs="宋体" w:hint="eastAsia"/>
+                <w:rFonts w:ascii="SimSun" w:eastAsia="SimSun" w:hAnsi="SimSun" w:cs="SimSun" w:hint="eastAsia"/>
                 <w:kern w:val="0"/>
                 <w:sz w:val="24"/>
                 <w:szCs w:val="24"/>
@@ -3726,7 +3726,7 @@
               <w:widowControl/>
               <w:jc w:val="left"/>
               <w:rPr>
-                <w:rFonts w:ascii="宋体" w:eastAsia="宋体" w:hAnsi="宋体" w:cs="宋体" w:hint="eastAsia"/>
+                <w:rFonts w:ascii="SimSun" w:eastAsia="SimSun" w:hAnsi="SimSun" w:cs="SimSun" w:hint="eastAsia"/>
                 <w:kern w:val="0"/>
                 <w:sz w:val="24"/>
                 <w:szCs w:val="24"/>
@@ -3734,12 +3734,526 @@
             </w:pPr>
             <w:r>
               <w:rPr>
-                <w:rFonts w:ascii="宋体" w:eastAsia="宋体" w:hAnsi="宋体" w:cs="宋体" w:hint="eastAsia"/>
+                <w:rFonts w:ascii="SimSun" w:eastAsia="SimSun" w:hAnsi="SimSun" w:cs="SimSun" w:hint="eastAsia"/>
                 <w:kern w:val="0"/>
                 <w:sz w:val="24"/>
                 <w:szCs w:val="24"/>
               </w:rPr>
               <w:t>获取状态</w:t>
+            </w:r>
+          </w:p>
+        </w:tc>
+      </w:tr>
+      <w:tr>
+        <w:trPr>
+          <w:tblCellSpacing w:w="15" w:type="dxa"/>
+        </w:trPr>
+        <w:tc>
+          <w:tcPr>
+            <w:tcW w:w="0" w:type="auto"/>
+            <w:vAlign w:val="center"/>
+          </w:tcPr>
+          <w:p>
+            <w:pPr>
+              <w:widowControl/>
+              <w:jc w:val="left"/>
+              <w:rPr>
+                <w:rFonts w:ascii="SimSun" w:eastAsia="SimSun" w:hAnsi="SimSun" w:cs="SimSun" w:hint="eastAsia"/>
+                <w:kern w:val="0"/>
+                <w:sz w:val="24"/>
+                <w:szCs w:val="24"/>
+              </w:rPr>
+            </w:pPr>
+            <w:r>
+              <w:rPr>
+                <w:rFonts w:ascii="SimSun" w:eastAsia="SimSun" w:hAnsi="SimSun" w:cs="SimSun" w:hint="eastAsia"/>
+                <w:kern w:val="0"/>
+                <w:sz w:val="24"/>
+                <w:szCs w:val="24"/>
+              </w:rPr>
+              <w:t>5</w:t>
+            </w:r>
+          </w:p>
+        </w:tc>
+        <w:tc>
+          <w:tcPr>
+            <w:tcW w:w="0" w:type="auto"/>
+            <w:vAlign w:val="center"/>
+          </w:tcPr>
+          <w:p>
+            <w:pPr>
+              <w:widowControl/>
+              <w:jc w:val="left"/>
+              <w:rPr>
+                <w:rFonts w:hint="eastAsia"/>
+                <w:color w:val="000000"/>
+              </w:rPr>
+            </w:pPr>
+            <w:r>
+              <w:rPr>
+                <w:color w:val="000000"/>
+              </w:rPr>
+              <w:t xml:space="preserve">08 00 00 00 30 </w:t>
+            </w:r>
+            <w:r>
+              <w:rPr>
+                <w:rFonts w:hint="eastAsia"/>
+                <w:color w:val="000000"/>
+              </w:rPr>
+              <w:t>05</w:t>
+            </w:r>
+            <w:r>
+              <w:rPr>
+                <w:color w:val="000000"/>
+              </w:rPr>
+              <w:t xml:space="preserve"> </w:t>
+            </w:r>
+            <w:r>
+              <w:rPr>
+                <w:rFonts w:hint="eastAsia"/>
+                <w:color w:val="FF0000"/>
+              </w:rPr>
+              <w:t>FF</w:t>
+            </w:r>
+            <w:r>
+              <w:rPr>
+                <w:color w:val="000000"/>
+              </w:rPr>
+              <w:t xml:space="preserve"> </w:t>
+            </w:r>
+            <w:r>
+              <w:rPr>
+                <w:rFonts w:hint="eastAsia"/>
+                <w:color w:val="000000"/>
+              </w:rPr>
+              <w:t>C3</w:t>
+            </w:r>
+          </w:p>
+        </w:tc>
+        <w:tc>
+          <w:tcPr>
+            <w:tcW w:w="0" w:type="auto"/>
+            <w:vAlign w:val="center"/>
+          </w:tcPr>
+          <w:p>
+            <w:pPr>
+              <w:widowControl/>
+              <w:jc w:val="left"/>
+              <w:rPr>
+                <w:rFonts w:ascii="SimSun" w:eastAsia="SimSun" w:hAnsi="SimSun" w:cs="SimSun" w:hint="eastAsia"/>
+                <w:kern w:val="0"/>
+                <w:sz w:val="24"/>
+                <w:szCs w:val="24"/>
+              </w:rPr>
+            </w:pPr>
+            <w:r>
+              <w:rPr>
+                <w:rFonts w:ascii="SimSun" w:eastAsia="SimSun" w:hAnsi="SimSun" w:cs="SimSun" w:hint="eastAsia"/>
+                <w:kern w:val="0"/>
+                <w:sz w:val="24"/>
+                <w:szCs w:val="24"/>
+              </w:rPr>
+              <w:t>打开通道自动上传</w:t>
+            </w:r>
+          </w:p>
+        </w:tc>
+      </w:tr>
+      <w:tr>
+        <w:trPr>
+          <w:tblCellSpacing w:w="15" w:type="dxa"/>
+        </w:trPr>
+        <w:tc>
+          <w:tcPr>
+            <w:tcW w:w="0" w:type="auto"/>
+            <w:vAlign w:val="center"/>
+          </w:tcPr>
+          <w:p>
+            <w:pPr>
+              <w:widowControl/>
+              <w:jc w:val="left"/>
+              <w:rPr>
+                <w:rFonts w:ascii="SimSun" w:eastAsia="SimSun" w:hAnsi="SimSun" w:cs="SimSun" w:hint="eastAsia"/>
+                <w:kern w:val="0"/>
+                <w:sz w:val="24"/>
+                <w:szCs w:val="24"/>
+              </w:rPr>
+            </w:pPr>
+            <w:r>
+              <w:rPr>
+                <w:rFonts w:ascii="SimSun" w:eastAsia="SimSun" w:hAnsi="SimSun" w:cs="SimSun" w:hint="eastAsia"/>
+                <w:kern w:val="0"/>
+                <w:sz w:val="24"/>
+                <w:szCs w:val="24"/>
+              </w:rPr>
+              <w:t>6</w:t>
+            </w:r>
+          </w:p>
+        </w:tc>
+        <w:tc>
+          <w:tcPr>
+            <w:tcW w:w="0" w:type="auto"/>
+            <w:vAlign w:val="center"/>
+          </w:tcPr>
+          <w:p>
+            <w:pPr>
+              <w:widowControl/>
+              <w:jc w:val="left"/>
+              <w:rPr>
+                <w:rFonts w:hint="eastAsia"/>
+                <w:color w:val="000000"/>
+              </w:rPr>
+            </w:pPr>
+            <w:r>
+              <w:rPr>
+                <w:color w:val="000000"/>
+              </w:rPr>
+              <w:t xml:space="preserve">08 00 00 00 30 </w:t>
+            </w:r>
+            <w:r>
+              <w:rPr>
+                <w:rFonts w:hint="eastAsia"/>
+                <w:color w:val="000000"/>
+              </w:rPr>
+              <w:t>06</w:t>
+            </w:r>
+            <w:r>
+              <w:rPr>
+                <w:color w:val="000000"/>
+              </w:rPr>
+              <w:t xml:space="preserve"> </w:t>
+            </w:r>
+            <w:r>
+              <w:rPr>
+                <w:rFonts w:hint="eastAsia"/>
+                <w:color w:val="FF0000"/>
+              </w:rPr>
+              <w:t>00</w:t>
+            </w:r>
+            <w:r>
+              <w:rPr>
+                <w:color w:val="000000"/>
+              </w:rPr>
+              <w:t xml:space="preserve"> </w:t>
+            </w:r>
+            <w:r>
+              <w:rPr>
+                <w:rFonts w:hint="eastAsia"/>
+                <w:color w:val="000000"/>
+              </w:rPr>
+              <w:t>C1</w:t>
+            </w:r>
+          </w:p>
+        </w:tc>
+        <w:tc>
+          <w:tcPr>
+            <w:tcW w:w="0" w:type="auto"/>
+            <w:vAlign w:val="center"/>
+          </w:tcPr>
+          <w:p>
+            <w:pPr>
+              <w:widowControl/>
+              <w:jc w:val="left"/>
+              <w:rPr>
+                <w:rFonts w:ascii="SimSun" w:eastAsia="SimSun" w:hAnsi="SimSun" w:cs="SimSun" w:hint="eastAsia"/>
+                <w:kern w:val="0"/>
+                <w:sz w:val="24"/>
+                <w:szCs w:val="24"/>
+              </w:rPr>
+            </w:pPr>
+            <w:r>
+              <w:rPr>
+                <w:rFonts w:ascii="SimSun" w:eastAsia="SimSun" w:hAnsi="SimSun" w:cs="SimSun" w:hint="eastAsia"/>
+                <w:kern w:val="0"/>
+                <w:sz w:val="24"/>
+                <w:szCs w:val="24"/>
+              </w:rPr>
+              <w:t>关闭通道自动上传</w:t>
+            </w:r>
+          </w:p>
+        </w:tc>
+      </w:tr>
+      <w:tr>
+        <w:trPr>
+          <w:tblCellSpacing w:w="15" w:type="dxa"/>
+        </w:trPr>
+        <w:tc>
+          <w:tcPr>
+            <w:tcW w:w="0" w:type="auto"/>
+            <w:vAlign w:val="center"/>
+          </w:tcPr>
+          <w:p>
+            <w:pPr>
+              <w:widowControl/>
+              <w:jc w:val="left"/>
+              <w:rPr>
+                <w:rFonts w:ascii="SimSun" w:eastAsia="SimSun" w:hAnsi="SimSun" w:cs="SimSun" w:hint="eastAsia"/>
+                <w:kern w:val="0"/>
+                <w:sz w:val="24"/>
+                <w:szCs w:val="24"/>
+              </w:rPr>
+            </w:pPr>
+            <w:r>
+              <w:rPr>
+                <w:rFonts w:ascii="SimSun" w:eastAsia="SimSun" w:hAnsi="SimSun" w:cs="SimSun" w:hint="eastAsia"/>
+                <w:kern w:val="0"/>
+                <w:sz w:val="24"/>
+                <w:szCs w:val="24"/>
+              </w:rPr>
+              <w:t>7</w:t>
+            </w:r>
+          </w:p>
+        </w:tc>
+        <w:tc>
+          <w:tcPr>
+            <w:tcW w:w="0" w:type="auto"/>
+            <w:vAlign w:val="center"/>
+          </w:tcPr>
+          <w:p>
+            <w:pPr>
+              <w:widowControl/>
+              <w:jc w:val="left"/>
+              <w:rPr>
+                <w:color w:val="000000"/>
+              </w:rPr>
+            </w:pPr>
+            <w:r>
+              <w:rPr>
+                <w:color w:val="000000"/>
+              </w:rPr>
+              <w:t>0</w:t>
+            </w:r>
+            <w:r>
+              <w:rPr>
+                <w:rFonts w:hint="eastAsia"/>
+                <w:color w:val="000000"/>
+              </w:rPr>
+              <w:t>B</w:t>
+            </w:r>
+            <w:r>
+              <w:rPr>
+                <w:color w:val="000000"/>
+              </w:rPr>
+              <w:t xml:space="preserve"> 00 00 00 30 0</w:t>
+            </w:r>
+            <w:r>
+              <w:rPr>
+                <w:rFonts w:hint="eastAsia"/>
+                <w:color w:val="000000"/>
+              </w:rPr>
+              <w:t>7</w:t>
+            </w:r>
+            <w:r>
+              <w:rPr>
+                <w:color w:val="000000"/>
+              </w:rPr>
+              <w:t xml:space="preserve"> </w:t>
+            </w:r>
+            <w:r>
+              <w:rPr>
+                <w:color w:val="FF0000"/>
+              </w:rPr>
+              <w:t>01</w:t>
+            </w:r>
+            <w:r>
+              <w:rPr>
+                <w:color w:val="000000"/>
+              </w:rPr>
+              <w:t xml:space="preserve"> </w:t>
+            </w:r>
+            <w:r>
+              <w:rPr>
+                <w:rFonts w:hint="eastAsia"/>
+                <w:color w:val="000000"/>
+              </w:rPr>
+              <w:t xml:space="preserve">FF FF FF  </w:t>
+            </w:r>
+          </w:p>
+        </w:tc>
+        <w:tc>
+          <w:tcPr>
+            <w:tcW w:w="0" w:type="auto"/>
+            <w:vAlign w:val="center"/>
+          </w:tcPr>
+          <w:p>
+            <w:pPr>
+              <w:widowControl/>
+              <w:jc w:val="left"/>
+              <w:rPr>
+                <w:rFonts w:ascii="SimSun" w:eastAsia="SimSun" w:hAnsi="SimSun" w:cs="SimSun" w:hint="eastAsia"/>
+                <w:kern w:val="0"/>
+                <w:sz w:val="24"/>
+                <w:szCs w:val="24"/>
+              </w:rPr>
+            </w:pPr>
+            <w:r>
+              <w:rPr>
+                <w:rFonts w:ascii="SimSun" w:eastAsia="SimSun" w:hAnsi="SimSun" w:cs="SimSun" w:hint="eastAsia"/>
+                <w:kern w:val="0"/>
+                <w:sz w:val="24"/>
+                <w:szCs w:val="24"/>
+              </w:rPr>
+              <w:t>??  设置统计像素</w:t>
+            </w:r>
+          </w:p>
+        </w:tc>
+      </w:tr>
+      <w:tr>
+        <w:trPr>
+          <w:tblCellSpacing w:w="15" w:type="dxa"/>
+        </w:trPr>
+        <w:tc>
+          <w:tcPr>
+            <w:tcW w:w="0" w:type="auto"/>
+            <w:vAlign w:val="center"/>
+          </w:tcPr>
+          <w:p>
+            <w:pPr>
+              <w:widowControl/>
+              <w:jc w:val="left"/>
+              <w:rPr>
+                <w:rFonts w:ascii="SimSun" w:eastAsia="SimSun" w:hAnsi="SimSun" w:cs="SimSun" w:hint="eastAsia"/>
+                <w:kern w:val="0"/>
+                <w:sz w:val="24"/>
+                <w:szCs w:val="24"/>
+              </w:rPr>
+            </w:pPr>
+            <w:r>
+              <w:rPr>
+                <w:rFonts w:ascii="SimSun" w:eastAsia="SimSun" w:hAnsi="SimSun" w:cs="SimSun" w:hint="eastAsia"/>
+                <w:kern w:val="0"/>
+                <w:sz w:val="24"/>
+                <w:szCs w:val="24"/>
+              </w:rPr>
+              <w:t>8</w:t>
+            </w:r>
+          </w:p>
+        </w:tc>
+        <w:tc>
+          <w:tcPr>
+            <w:tcW w:w="0" w:type="auto"/>
+            <w:vAlign w:val="center"/>
+          </w:tcPr>
+          <w:p>
+            <w:pPr>
+              <w:widowControl/>
+              <w:jc w:val="left"/>
+              <w:rPr>
+                <w:color w:val="000000"/>
+              </w:rPr>
+            </w:pPr>
+            <w:r>
+              <w:rPr>
+                <w:color w:val="000000"/>
+              </w:rPr>
+              <w:t>0</w:t>
+            </w:r>
+            <w:r>
+              <w:rPr>
+                <w:rFonts w:hint="eastAsia"/>
+                <w:color w:val="000000"/>
+              </w:rPr>
+              <w:t>B</w:t>
+            </w:r>
+            <w:r>
+              <w:rPr>
+                <w:color w:val="000000"/>
+              </w:rPr>
+              <w:t xml:space="preserve"> 00 00 00 30 0</w:t>
+            </w:r>
+            <w:r>
+              <w:rPr>
+                <w:rFonts w:hint="eastAsia"/>
+                <w:color w:val="000000"/>
+              </w:rPr>
+              <w:t>8</w:t>
+            </w:r>
+            <w:r>
+              <w:rPr>
+                <w:color w:val="000000"/>
+              </w:rPr>
+              <w:t xml:space="preserve"> </w:t>
+            </w:r>
+            <w:r>
+              <w:rPr>
+                <w:color w:val="FF0000"/>
+              </w:rPr>
+              <w:t>01</w:t>
+            </w:r>
+            <w:r>
+              <w:rPr>
+                <w:color w:val="000000"/>
+              </w:rPr>
+              <w:t xml:space="preserve"> </w:t>
+            </w:r>
+            <w:r>
+              <w:rPr>
+                <w:rFonts w:hint="eastAsia"/>
+                <w:color w:val="000000"/>
+              </w:rPr>
+              <w:t xml:space="preserve">FF FF FF </w:t>
+            </w:r>
+          </w:p>
+        </w:tc>
+        <w:tc>
+          <w:tcPr>
+            <w:tcW w:w="0" w:type="auto"/>
+            <w:vAlign w:val="center"/>
+          </w:tcPr>
+          <w:p>
+            <w:pPr>
+              <w:widowControl/>
+              <w:jc w:val="left"/>
+              <w:rPr>
+                <w:rFonts w:ascii="SimSun" w:eastAsia="SimSun" w:hAnsi="SimSun" w:cs="SimSun" w:hint="eastAsia"/>
+                <w:kern w:val="0"/>
+                <w:sz w:val="24"/>
+                <w:szCs w:val="24"/>
+              </w:rPr>
+            </w:pPr>
+            <w:r>
+              <w:rPr>
+                <w:rFonts w:ascii="SimSun" w:eastAsia="SimSun" w:hAnsi="SimSun" w:cs="SimSun" w:hint="eastAsia"/>
+                <w:kern w:val="0"/>
+                <w:sz w:val="24"/>
+                <w:szCs w:val="24"/>
+              </w:rPr>
+              <w:t>??</w:t>
+            </w:r>
+            <w:r>
+              <w:rPr>
+                <w:rFonts w:ascii="SimSun" w:eastAsia="SimSun" w:hAnsi="SimSun" w:cs="SimSun" w:hint="eastAsia"/>
+                <w:kern w:val="0"/>
+                <w:sz w:val="24"/>
+                <w:szCs w:val="24"/>
+              </w:rPr>
+              <w:t xml:space="preserve">  </w:t>
+            </w:r>
+            <w:r>
+              <w:rPr>
+                <w:rFonts w:ascii="SimSun" w:eastAsia="SimSun" w:hAnsi="SimSun" w:cs="SimSun" w:hint="eastAsia"/>
+                <w:kern w:val="0"/>
+                <w:sz w:val="24"/>
+                <w:szCs w:val="24"/>
+              </w:rPr>
+              <w:t>设置</w:t>
+            </w:r>
+            <w:r>
+              <w:rPr>
+                <w:rFonts w:ascii="SimSun" w:eastAsia="SimSun" w:hAnsi="SimSun" w:cs="SimSun" w:hint="eastAsia"/>
+                <w:kern w:val="0"/>
+                <w:sz w:val="24"/>
+                <w:szCs w:val="24"/>
+              </w:rPr>
+              <w:t>不比较</w:t>
+            </w:r>
+            <w:r>
+              <w:rPr>
+                <w:rFonts w:ascii="SimSun" w:eastAsia="SimSun" w:hAnsi="SimSun" w:cs="SimSun" w:hint="eastAsia"/>
+                <w:kern w:val="0"/>
+                <w:sz w:val="24"/>
+                <w:szCs w:val="24"/>
+              </w:rPr>
+              <w:t>像素</w:t>
             </w:r>
           </w:p>
         </w:tc>
@@ -3775,6 +4289,28 @@
           <w:rFonts w:hint="eastAsia"/>
           <w:b w:val="0"/>
           <w:bCs w:val="0"/>
+          <w:color w:val="FF0000"/>
+        </w:rPr>
+      </w:pPr>
+      <w:r>
+        <w:rPr>
+          <w:rStyle w:val="a4"/>
+          <w:rFonts w:hint="eastAsia"/>
+          <w:b w:val="0"/>
+          <w:bCs w:val="0"/>
+          <w:color w:val="FF0000"/>
+        </w:rPr>
+        <w:t>注意：通道自动上传的前提是该通道的控制开关已打开</w:t>
+      </w:r>
+    </w:p>
+    <w:p>
+      <w:pPr>
+        <w:pStyle w:val="a3"/>
+        <w:rPr>
+          <w:rStyle w:val="a4"/>
+          <w:rFonts w:hint="eastAsia"/>
+          <w:b w:val="0"/>
+          <w:bCs w:val="0"/>
         </w:rPr>
       </w:pPr>
       <w:r>
@@ -4319,7 +4855,309 @@
         <w:rPr>
           <w:color w:val="000000"/>
         </w:rPr>
-        <w:t>30 00 00 00 30 05 00 00 0F 00 00 70 08 00 00 24 00 00 00 02 00 00 00 78 8A 01 00 00 00 FF 00 00 00 FF 00 00 00 FF 00 00 00 00 00 05 00 00 00 E8</w:t>
+        <w:t>30 00 00 00 30 04 01 80 07 00 00 38 04 00 00 6E 00 00 00 00 00 00 00 71 47 00 00 FF 00 FF 00 FF 00 FF 00 00 00 00 00 00 00 00 00 05 00 00 00 B0</w:t>
+      </w:r>
+    </w:p>
+    <w:p>
+      <w:pPr>
+        <w:rPr>
+          <w:rFonts w:ascii="SimSun" w:eastAsia="SimSun" w:hAnsi="SimSun" w:cs="SimSun" w:hint="eastAsia"/>
+          <w:kern w:val="0"/>
+          <w:sz w:val="24"/>
+          <w:szCs w:val="24"/>
+        </w:rPr>
+      </w:pPr>
+      <w:r>
+        <w:rPr>
+          <w:rFonts w:ascii="SimSun" w:eastAsia="SimSun" w:hAnsi="SimSun" w:cs="SimSun"/>
+          <w:kern w:val="0"/>
+          <w:sz w:val="24"/>
+          <w:szCs w:val="24"/>
+        </w:rPr>
+        <w:t>分辨率: 1920 x 1080</w:t>
+      </w:r>
+    </w:p>
+    <w:p>
+      <w:pPr>
+        <w:rPr>
+          <w:rFonts w:ascii="SimSun" w:eastAsia="SimSun" w:hAnsi="SimSun" w:cs="SimSun" w:hint="eastAsia"/>
+          <w:kern w:val="0"/>
+          <w:sz w:val="24"/>
+          <w:szCs w:val="24"/>
+        </w:rPr>
+      </w:pPr>
+      <w:r>
+        <w:rPr>
+          <w:rFonts w:ascii="SimSun" w:eastAsia="SimSun" w:hAnsi="SimSun" w:cs="SimSun"/>
+          <w:kern w:val="0"/>
+          <w:sz w:val="24"/>
+          <w:szCs w:val="24"/>
+        </w:rPr>
+        <w:t>帧率: 110 fps</w:t>
+      </w:r>
+    </w:p>
+    <w:p>
+      <w:pPr>
+        <w:rPr>
+          <w:rFonts w:ascii="SimSun" w:eastAsia="SimSun" w:hAnsi="SimSun" w:cs="SimSun" w:hint="eastAsia"/>
+          <w:kern w:val="0"/>
+          <w:sz w:val="24"/>
+          <w:szCs w:val="24"/>
+        </w:rPr>
+      </w:pPr>
+      <w:r>
+        <w:rPr>
+          <w:rFonts w:ascii="SimSun" w:eastAsia="SimSun" w:hAnsi="SimSun" w:cs="SimSun"/>
+          <w:kern w:val="0"/>
+          <w:sz w:val="24"/>
+          <w:szCs w:val="24"/>
+        </w:rPr>
+        <w:t>状态码: 0</w:t>
+      </w:r>
+    </w:p>
+    <w:p>
+      <w:pPr>
+        <w:rPr>
+          <w:rFonts w:ascii="SimSun" w:eastAsia="SimSun" w:hAnsi="SimSun" w:cs="SimSun" w:hint="eastAsia"/>
+          <w:kern w:val="0"/>
+          <w:sz w:val="24"/>
+          <w:szCs w:val="24"/>
+        </w:rPr>
+      </w:pPr>
+      <w:r>
+        <w:rPr>
+          <w:rFonts w:ascii="SimSun" w:eastAsia="SimSun" w:hAnsi="SimSun" w:cs="SimSun"/>
+          <w:kern w:val="0"/>
+          <w:sz w:val="24"/>
+          <w:szCs w:val="24"/>
+        </w:rPr>
+        <w:t>帧总数: 18710</w:t>
+      </w:r>
+    </w:p>
+    <w:p>
+      <w:pPr>
+        <w:rPr>
+          <w:rFonts w:ascii="SimSun" w:eastAsia="SimSun" w:hAnsi="SimSun" w:cs="SimSun" w:hint="eastAsia"/>
+          <w:kern w:val="0"/>
+          <w:sz w:val="24"/>
+          <w:szCs w:val="24"/>
+        </w:rPr>
+      </w:pPr>
+      <w:r>
+        <w:rPr>
+          <w:rFonts w:ascii="SimSun" w:eastAsia="SimSun" w:hAnsi="SimSun" w:cs="SimSun"/>
+          <w:kern w:val="0"/>
+          <w:sz w:val="24"/>
+          <w:szCs w:val="24"/>
+        </w:rPr>
+        <w:t>对比像素点: FF00FF</w:t>
+      </w:r>
+    </w:p>
+    <w:p>
+      <w:pPr>
+        <w:rPr>
+          <w:rFonts w:ascii="SimSun" w:eastAsia="SimSun" w:hAnsi="SimSun" w:cs="SimSun" w:hint="eastAsia"/>
+          <w:kern w:val="0"/>
+          <w:sz w:val="24"/>
+          <w:szCs w:val="24"/>
+        </w:rPr>
+      </w:pPr>
+      <w:r>
+        <w:rPr>
+          <w:rFonts w:ascii="SimSun" w:eastAsia="SimSun" w:hAnsi="SimSun" w:cs="SimSun"/>
+          <w:kern w:val="0"/>
+          <w:sz w:val="24"/>
+          <w:szCs w:val="24"/>
+        </w:rPr>
+        <w:t>当前帧输入像素点: FF00FF</w:t>
+      </w:r>
+    </w:p>
+    <w:p>
+      <w:pPr>
+        <w:rPr>
+          <w:rFonts w:ascii="SimSun" w:eastAsia="SimSun" w:hAnsi="SimSun" w:cs="SimSun" w:hint="eastAsia"/>
+          <w:kern w:val="0"/>
+          <w:sz w:val="24"/>
+          <w:szCs w:val="24"/>
+        </w:rPr>
+      </w:pPr>
+      <w:r>
+        <w:rPr>
+          <w:rFonts w:ascii="SimSun" w:eastAsia="SimSun" w:hAnsi="SimSun" w:cs="SimSun"/>
+          <w:kern w:val="0"/>
+          <w:sz w:val="24"/>
+          <w:szCs w:val="24"/>
+        </w:rPr>
+        <w:t>错误帧像素点: 0</w:t>
+      </w:r>
+    </w:p>
+    <w:p>
+      <w:pPr>
+        <w:rPr>
+          <w:rFonts w:ascii="SimSun" w:eastAsia="SimSun" w:hAnsi="SimSun" w:cs="SimSun" w:hint="eastAsia"/>
+          <w:kern w:val="0"/>
+          <w:sz w:val="24"/>
+          <w:szCs w:val="24"/>
+        </w:rPr>
+      </w:pPr>
+      <w:r>
+        <w:rPr>
+          <w:rFonts w:ascii="SimSun" w:eastAsia="SimSun" w:hAnsi="SimSun" w:cs="SimSun"/>
+          <w:kern w:val="0"/>
+          <w:sz w:val="24"/>
+          <w:szCs w:val="24"/>
+        </w:rPr>
+        <w:t>输入帧像素点: 0</w:t>
+      </w:r>
+    </w:p>
+    <w:p>
+      <w:pPr>
+        <w:rPr>
+          <w:rFonts w:ascii="SimSun" w:eastAsia="SimSun" w:hAnsi="SimSun" w:cs="SimSun" w:hint="eastAsia"/>
+          <w:kern w:val="0"/>
+          <w:sz w:val="24"/>
+          <w:szCs w:val="24"/>
+        </w:rPr>
+      </w:pPr>
+      <w:r>
+        <w:rPr>
+          <w:rFonts w:ascii="SimSun" w:eastAsia="SimSun" w:hAnsi="SimSun" w:cs="SimSun"/>
+          <w:kern w:val="0"/>
+          <w:sz w:val="24"/>
+          <w:szCs w:val="24"/>
+        </w:rPr>
+        <w:t>像素阈值: 5</w:t>
+      </w:r>
+    </w:p>
+    <w:p>
+      <w:pPr>
+        <w:rPr>
+          <w:rFonts w:ascii="SimSun" w:eastAsia="SimSun" w:hAnsi="SimSun" w:cs="SimSun" w:hint="eastAsia"/>
+          <w:kern w:val="0"/>
+          <w:sz w:val="24"/>
+          <w:szCs w:val="24"/>
+        </w:rPr>
+      </w:pPr>
+      <w:r>
+        <w:rPr>
+          <w:rFonts w:ascii="SimSun" w:eastAsia="SimSun" w:hAnsi="SimSun" w:cs="SimSun" w:hint="eastAsia"/>
+          <w:kern w:val="0"/>
+          <w:sz w:val="24"/>
+          <w:szCs w:val="24"/>
+        </w:rPr>
+        <w:t>状态码bit</w:t>
+      </w:r>
+      <w:r>
+        <w:rPr>
+          <w:rFonts w:ascii="SimSun" w:eastAsia="SimSun" w:hAnsi="SimSun" w:cs="SimSun"/>
+          <w:kern w:val="0"/>
+          <w:sz w:val="24"/>
+          <w:szCs w:val="24"/>
+        </w:rPr>
+        <w:t>0</w:t>
+      </w:r>
+      <w:r>
+        <w:rPr>
+          <w:rFonts w:ascii="SimSun" w:eastAsia="SimSun" w:hAnsi="SimSun" w:cs="SimSun" w:hint="eastAsia"/>
+          <w:kern w:val="0"/>
+          <w:sz w:val="24"/>
+          <w:szCs w:val="24"/>
+        </w:rPr>
+        <w:t>为控制开关，值1打开，值0关闭</w:t>
+      </w:r>
+    </w:p>
+    <w:p>
+      <w:pPr>
+        <w:rPr>
+          <w:rFonts w:ascii="SimSun" w:eastAsia="SimSun" w:hAnsi="SimSun" w:cs="SimSun" w:hint="eastAsia"/>
+          <w:kern w:val="0"/>
+          <w:sz w:val="24"/>
+          <w:szCs w:val="24"/>
+        </w:rPr>
+      </w:pPr>
+      <w:r>
+        <w:rPr>
+          <w:rFonts w:ascii="SimSun" w:eastAsia="SimSun" w:hAnsi="SimSun" w:cs="SimSun" w:hint="eastAsia"/>
+          <w:kern w:val="0"/>
+          <w:sz w:val="24"/>
+          <w:szCs w:val="24"/>
+        </w:rPr>
+        <w:t>状态码bit</w:t>
+      </w:r>
+      <w:r>
+        <w:rPr>
+          <w:rFonts w:ascii="SimSun" w:eastAsia="SimSun" w:hAnsi="SimSun" w:cs="SimSun"/>
+          <w:kern w:val="0"/>
+          <w:sz w:val="24"/>
+          <w:szCs w:val="24"/>
+        </w:rPr>
+        <w:t>1</w:t>
+      </w:r>
+      <w:r>
+        <w:rPr>
+          <w:rFonts w:ascii="SimSun" w:eastAsia="SimSun" w:hAnsi="SimSun" w:cs="SimSun" w:hint="eastAsia"/>
+          <w:kern w:val="0"/>
+          <w:sz w:val="24"/>
+          <w:szCs w:val="24"/>
+        </w:rPr>
+        <w:t>为状态标志，值1表示像素点比对失败，值0表示成功</w:t>
+      </w:r>
+    </w:p>
+    <w:p>
+      <w:pPr>
+        <w:rPr>
+          <w:rFonts w:ascii="SimSun" w:eastAsia="SimSun" w:hAnsi="SimSun" w:cs="SimSun" w:hint="eastAsia"/>
+          <w:kern w:val="0"/>
+          <w:sz w:val="24"/>
+          <w:szCs w:val="24"/>
+        </w:rPr>
+      </w:pPr>
+      <w:r>
+        <w:rPr>
+          <w:rFonts w:ascii="SimSun" w:eastAsia="SimSun" w:hAnsi="SimSun" w:cs="SimSun"/>
+          <w:kern w:val="0"/>
+          <w:sz w:val="24"/>
+          <w:szCs w:val="24"/>
+        </w:rPr>
+        <w:lastRenderedPageBreak/>
+        <w:t>帧总数</w:t>
+      </w:r>
+      <w:r>
+        <w:rPr>
+          <w:rFonts w:ascii="SimSun" w:eastAsia="SimSun" w:hAnsi="SimSun" w:cs="SimSun" w:hint="eastAsia"/>
+          <w:kern w:val="0"/>
+          <w:sz w:val="24"/>
+          <w:szCs w:val="24"/>
+        </w:rPr>
+        <w:t>为板卡内部视频接收总帧数</w:t>
+      </w:r>
+    </w:p>
+    <w:p>
+      <w:pPr>
+        <w:rPr>
+          <w:rFonts w:ascii="SimSun" w:eastAsia="SimSun" w:hAnsi="SimSun" w:cs="SimSun" w:hint="eastAsia"/>
+          <w:kern w:val="0"/>
+          <w:sz w:val="24"/>
+          <w:szCs w:val="24"/>
+        </w:rPr>
+      </w:pPr>
+      <w:r>
+        <w:rPr>
+          <w:rFonts w:ascii="SimSun" w:eastAsia="SimSun" w:hAnsi="SimSun" w:cs="SimSun"/>
+          <w:kern w:val="0"/>
+          <w:sz w:val="24"/>
+          <w:szCs w:val="24"/>
+        </w:rPr>
+        <w:t>对比像素点</w:t>
+      </w:r>
+      <w:r>
+        <w:rPr>
+          <w:rFonts w:ascii="SimSun" w:eastAsia="SimSun" w:hAnsi="SimSun" w:cs="SimSun" w:hint="eastAsia"/>
+          <w:kern w:val="0"/>
+          <w:sz w:val="24"/>
+          <w:szCs w:val="24"/>
+        </w:rPr>
+        <w:t>为设置比对像素点值</w:t>
       </w:r>
     </w:p>
     <w:p>
@@ -4327,20 +5165,47 @@
         <w:widowControl/>
         <w:jc w:val="left"/>
         <w:rPr>
-          <w:rFonts w:ascii="宋体" w:eastAsia="宋体" w:hAnsi="宋体" w:cs="宋体" w:hint="eastAsia"/>
-          <w:kern w:val="0"/>
-          <w:sz w:val="24"/>
-          <w:szCs w:val="24"/>
-        </w:rPr>
-      </w:pPr>
-      <w:r>
-        <w:rPr>
-          <w:rFonts w:ascii="宋体" w:eastAsia="宋体" w:hAnsi="宋体" w:cs="宋体"/>
-          <w:kern w:val="0"/>
-          <w:sz w:val="24"/>
-          <w:szCs w:val="24"/>
-        </w:rPr>
-        <w:t>分辨率: 3840 x 2160</w:t>
+          <w:rFonts w:ascii="SimSun" w:eastAsia="SimSun" w:hAnsi="SimSun" w:cs="SimSun" w:hint="eastAsia"/>
+          <w:kern w:val="0"/>
+          <w:sz w:val="24"/>
+          <w:szCs w:val="24"/>
+        </w:rPr>
+      </w:pPr>
+      <w:r>
+        <w:rPr>
+          <w:rFonts w:ascii="SimSun" w:eastAsia="SimSun" w:hAnsi="SimSun" w:cs="SimSun"/>
+          <w:kern w:val="0"/>
+          <w:sz w:val="24"/>
+          <w:szCs w:val="24"/>
+        </w:rPr>
+        <w:t>错误帧像素点</w:t>
+      </w:r>
+      <w:r>
+        <w:rPr>
+          <w:rFonts w:ascii="SimSun" w:eastAsia="SimSun" w:hAnsi="SimSun" w:cs="SimSun" w:hint="eastAsia"/>
+          <w:kern w:val="0"/>
+          <w:sz w:val="24"/>
+          <w:szCs w:val="24"/>
+        </w:rPr>
+        <w:t>与</w:t>
+      </w:r>
+      <w:r>
+        <w:rPr>
+          <w:rFonts w:ascii="SimSun" w:eastAsia="SimSun" w:hAnsi="SimSun" w:cs="SimSun"/>
+          <w:kern w:val="0"/>
+          <w:sz w:val="24"/>
+          <w:szCs w:val="24"/>
+        </w:rPr>
+        <w:t>输入帧像素点</w:t>
+      </w:r>
+      <w:r>
+        <w:rPr>
+          <w:rFonts w:ascii="SimSun" w:eastAsia="SimSun" w:hAnsi="SimSun" w:cs="SimSun" w:hint="eastAsia"/>
+          <w:kern w:val="0"/>
+          <w:sz w:val="24"/>
+          <w:szCs w:val="24"/>
+        </w:rPr>
+        <w:t>分别表示像素点比对失败时记录的对比值与输入值</w:t>
       </w:r>
     </w:p>
     <w:p>
@@ -4348,20 +5213,29 @@
         <w:widowControl/>
         <w:jc w:val="left"/>
         <w:rPr>
-          <w:rFonts w:ascii="宋体" w:eastAsia="宋体" w:hAnsi="宋体" w:cs="宋体" w:hint="eastAsia"/>
-          <w:kern w:val="0"/>
-          <w:sz w:val="24"/>
-          <w:szCs w:val="24"/>
-        </w:rPr>
-      </w:pPr>
-      <w:r>
-        <w:rPr>
-          <w:rFonts w:ascii="宋体" w:eastAsia="宋体" w:hAnsi="宋体" w:cs="宋体"/>
-          <w:kern w:val="0"/>
-          <w:sz w:val="24"/>
-          <w:szCs w:val="24"/>
-        </w:rPr>
-        <w:t>帧率: 36 fps</w:t>
+          <w:rFonts w:ascii="SimSun" w:eastAsia="SimSun" w:hAnsi="SimSun" w:cs="SimSun" w:hint="eastAsia"/>
+          <w:kern w:val="0"/>
+          <w:sz w:val="24"/>
+          <w:szCs w:val="24"/>
+        </w:rPr>
+      </w:pPr>
+      <w:r>
+        <w:rPr>
+          <w:rFonts w:ascii="SimSun" w:eastAsia="SimSun" w:hAnsi="SimSun" w:cs="SimSun" w:hint="eastAsia"/>
+          <w:kern w:val="0"/>
+          <w:sz w:val="24"/>
+          <w:szCs w:val="24"/>
+        </w:rPr>
+        <w:t>只要像素点对比值与像素输入值差值超过阈值则</w:t>
+      </w:r>
+      <w:r>
+        <w:rPr>
+          <w:rFonts w:ascii="SimSun" w:eastAsia="SimSun" w:hAnsi="SimSun" w:cs="SimSun" w:hint="eastAsia"/>
+          <w:kern w:val="0"/>
+          <w:sz w:val="24"/>
+          <w:szCs w:val="24"/>
+        </w:rPr>
+        <w:t>记录像素点比对失败</w:t>
       </w:r>
     </w:p>
     <w:p>
@@ -4369,20 +5243,38 @@
         <w:widowControl/>
         <w:jc w:val="left"/>
         <w:rPr>
-          <w:rFonts w:ascii="宋体" w:eastAsia="宋体" w:hAnsi="宋体" w:cs="宋体" w:hint="eastAsia"/>
-          <w:kern w:val="0"/>
-          <w:sz w:val="24"/>
-          <w:szCs w:val="24"/>
-        </w:rPr>
-      </w:pPr>
-      <w:r>
-        <w:rPr>
-          <w:rFonts w:ascii="宋体" w:eastAsia="宋体" w:hAnsi="宋体" w:cs="宋体"/>
-          <w:kern w:val="0"/>
-          <w:sz w:val="24"/>
-          <w:szCs w:val="24"/>
-        </w:rPr>
-        <w:t>状态码: 2</w:t>
+          <w:rFonts w:ascii="SimSun" w:eastAsia="SimSun" w:hAnsi="SimSun" w:cs="SimSun" w:hint="eastAsia"/>
+          <w:kern w:val="0"/>
+          <w:sz w:val="24"/>
+          <w:szCs w:val="24"/>
+        </w:rPr>
+      </w:pPr>
+      <w:r>
+        <w:rPr>
+          <w:rFonts w:ascii="SimSun" w:eastAsia="SimSun" w:hAnsi="SimSun" w:cs="SimSun" w:hint="eastAsia"/>
+          <w:kern w:val="0"/>
+          <w:sz w:val="24"/>
+          <w:szCs w:val="24"/>
+        </w:rPr>
+        <w:t>2</w:t>
+      </w:r>
+      <w:r>
+        <w:rPr>
+          <w:rFonts w:ascii="SimSun" w:eastAsia="SimSun" w:hAnsi="SimSun" w:cs="SimSun"/>
+          <w:kern w:val="0"/>
+          <w:sz w:val="24"/>
+          <w:szCs w:val="24"/>
+        </w:rPr>
+        <w:t>026/1/22</w:t>
+      </w:r>
+      <w:r>
+        <w:rPr>
+          <w:rFonts w:ascii="SimSun" w:eastAsia="SimSun" w:hAnsi="SimSun" w:cs="SimSun" w:hint="eastAsia"/>
+          <w:kern w:val="0"/>
+          <w:sz w:val="24"/>
+          <w:szCs w:val="24"/>
+        </w:rPr>
+        <w:t>修改</w:t>
       </w:r>
     </w:p>
     <w:p>
@@ -4390,20 +5282,32 @@
         <w:widowControl/>
         <w:jc w:val="left"/>
         <w:rPr>
-          <w:rFonts w:ascii="宋体" w:eastAsia="宋体" w:hAnsi="宋体" w:cs="宋体" w:hint="eastAsia"/>
-          <w:kern w:val="0"/>
-          <w:sz w:val="24"/>
-          <w:szCs w:val="24"/>
-        </w:rPr>
-      </w:pPr>
-      <w:r>
-        <w:rPr>
-          <w:rFonts w:ascii="宋体" w:eastAsia="宋体" w:hAnsi="宋体" w:cs="宋体"/>
-          <w:kern w:val="0"/>
-          <w:sz w:val="24"/>
-          <w:szCs w:val="24"/>
-        </w:rPr>
-        <w:t>帧总数: 100984</w:t>
+          <w:rFonts w:ascii="SimSun" w:eastAsia="SimSun" w:hAnsi="SimSun" w:cs="SimSun" w:hint="eastAsia"/>
+          <w:color w:val="FF0000"/>
+          <w:kern w:val="0"/>
+          <w:sz w:val="24"/>
+          <w:szCs w:val="24"/>
+        </w:rPr>
+      </w:pPr>
+      <w:r>
+        <w:rPr>
+          <w:rFonts w:ascii="SimSun" w:eastAsia="SimSun" w:hAnsi="SimSun" w:cs="SimSun" w:hint="eastAsia"/>
+          <w:color w:val="FF0000"/>
+          <w:kern w:val="0"/>
+          <w:sz w:val="24"/>
+          <w:szCs w:val="24"/>
+        </w:rPr>
+        <w:t>将第7字节改为通道</w:t>
+      </w:r>
+      <w:r>
+        <w:rPr>
+          <w:rFonts w:ascii="SimSun" w:eastAsia="SimSun" w:hAnsi="SimSun" w:cs="SimSun" w:hint="eastAsia"/>
+          <w:color w:val="FF0000"/>
+          <w:kern w:val="0"/>
+          <w:sz w:val="24"/>
+          <w:szCs w:val="24"/>
+        </w:rPr>
+        <w:t>，通道从1开始计</w:t>
       </w:r>
     </w:p>
     <w:p>
@@ -4411,50 +5315,77 @@
         <w:widowControl/>
         <w:jc w:val="left"/>
         <w:rPr>
-          <w:rFonts w:ascii="宋体" w:eastAsia="宋体" w:hAnsi="宋体" w:cs="宋体" w:hint="eastAsia"/>
-          <w:kern w:val="0"/>
-          <w:sz w:val="24"/>
-          <w:szCs w:val="24"/>
-        </w:rPr>
-      </w:pPr>
-      <w:r>
-        <w:rPr>
-          <w:rFonts w:ascii="宋体" w:eastAsia="宋体" w:hAnsi="宋体" w:cs="宋体"/>
-          <w:kern w:val="0"/>
-          <w:sz w:val="24"/>
-          <w:szCs w:val="24"/>
-        </w:rPr>
-        <w:t>对比像素点</w:t>
-      </w:r>
-      <w:r>
-        <w:rPr>
-          <w:rFonts w:ascii="宋体" w:eastAsia="宋体" w:hAnsi="宋体" w:cs="宋体"/>
-          <w:kern w:val="0"/>
-          <w:sz w:val="24"/>
-          <w:szCs w:val="24"/>
-        </w:rPr>
-        <w:t>: FF0000</w:t>
-      </w:r>
+          <w:rFonts w:ascii="SimSun" w:eastAsia="SimSun" w:hAnsi="SimSun" w:cs="SimSun" w:hint="eastAsia"/>
+          <w:kern w:val="0"/>
+          <w:sz w:val="24"/>
+          <w:szCs w:val="24"/>
+        </w:rPr>
+      </w:pPr>
     </w:p>
     <w:p>
       <w:pPr>
         <w:widowControl/>
         <w:jc w:val="left"/>
         <w:rPr>
-          <w:rFonts w:ascii="宋体" w:eastAsia="宋体" w:hAnsi="宋体" w:cs="宋体" w:hint="eastAsia"/>
-          <w:kern w:val="0"/>
-          <w:sz w:val="24"/>
-          <w:szCs w:val="24"/>
-        </w:rPr>
-      </w:pPr>
-      <w:r>
-        <w:rPr>
-          <w:rFonts w:ascii="宋体" w:eastAsia="宋体" w:hAnsi="宋体" w:cs="宋体"/>
-          <w:kern w:val="0"/>
-          <w:sz w:val="24"/>
-          <w:szCs w:val="24"/>
-        </w:rPr>
-        <w:t>当前帧输入像素点: FF0000</w:t>
+          <w:rFonts w:ascii="SimSun" w:eastAsia="SimSun" w:hAnsi="SimSun" w:cs="SimSun" w:hint="eastAsia"/>
+          <w:kern w:val="0"/>
+          <w:sz w:val="24"/>
+          <w:szCs w:val="24"/>
+        </w:rPr>
+      </w:pPr>
+      <w:r>
+        <w:rPr>
+          <w:rFonts w:ascii="SimSun" w:eastAsia="SimSun" w:hAnsi="SimSun" w:cs="SimSun" w:hint="eastAsia"/>
+          <w:kern w:val="0"/>
+          <w:sz w:val="24"/>
+          <w:szCs w:val="24"/>
+        </w:rPr>
+        <w:t>2</w:t>
+      </w:r>
+      <w:r>
+        <w:rPr>
+          <w:rFonts w:ascii="SimSun" w:eastAsia="SimSun" w:hAnsi="SimSun" w:cs="SimSun"/>
+          <w:kern w:val="0"/>
+          <w:sz w:val="24"/>
+          <w:szCs w:val="24"/>
+        </w:rPr>
+        <w:t>026/</w:t>
+      </w:r>
+      <w:r>
+        <w:rPr>
+          <w:rFonts w:ascii="SimSun" w:eastAsia="SimSun" w:hAnsi="SimSun" w:cs="SimSun" w:hint="eastAsia"/>
+          <w:kern w:val="0"/>
+          <w:sz w:val="24"/>
+          <w:szCs w:val="24"/>
+        </w:rPr>
+        <w:t>3</w:t>
+      </w:r>
+      <w:r>
+        <w:rPr>
+          <w:rFonts w:ascii="SimSun" w:eastAsia="SimSun" w:hAnsi="SimSun" w:cs="SimSun"/>
+          <w:kern w:val="0"/>
+          <w:sz w:val="24"/>
+          <w:szCs w:val="24"/>
+        </w:rPr>
+        <w:t>/</w:t>
+      </w:r>
+      <w:r>
+        <w:rPr>
+          <w:rFonts w:ascii="SimSun" w:eastAsia="SimSun" w:hAnsi="SimSun" w:cs="SimSun" w:hint="eastAsia"/>
+          <w:kern w:val="0"/>
+          <w:sz w:val="24"/>
+          <w:szCs w:val="24"/>
+        </w:rPr>
+        <w:t>3</w:t>
+      </w:r>
+      <w:r>
+        <w:rPr>
+          <w:rFonts w:ascii="SimSun" w:eastAsia="SimSun" w:hAnsi="SimSun" w:cs="SimSun" w:hint="eastAsia"/>
+          <w:kern w:val="0"/>
+          <w:sz w:val="24"/>
+          <w:szCs w:val="24"/>
+        </w:rPr>
+        <w:t>修改</w:t>
       </w:r>
     </w:p>
     <w:p>
@@ -4462,20 +5393,29 @@
         <w:widowControl/>
         <w:jc w:val="left"/>
         <w:rPr>
-          <w:rFonts w:ascii="宋体" w:eastAsia="宋体" w:hAnsi="宋体" w:cs="宋体" w:hint="eastAsia"/>
-          <w:kern w:val="0"/>
-          <w:sz w:val="24"/>
-          <w:szCs w:val="24"/>
-        </w:rPr>
-      </w:pPr>
-      <w:r>
-        <w:rPr>
-          <w:rFonts w:ascii="宋体" w:eastAsia="宋体" w:hAnsi="宋体" w:cs="宋体"/>
-          <w:kern w:val="0"/>
-          <w:sz w:val="24"/>
-          <w:szCs w:val="24"/>
-        </w:rPr>
-        <w:t>错误帧像素点: FF0000</w:t>
+          <w:rFonts w:ascii="SimSun" w:eastAsia="SimSun" w:hAnsi="SimSun" w:cs="SimSun"/>
+          <w:kern w:val="0"/>
+          <w:sz w:val="24"/>
+          <w:szCs w:val="24"/>
+        </w:rPr>
+      </w:pPr>
+      <w:r>
+        <w:rPr>
+          <w:rFonts w:ascii="SimSun" w:eastAsia="SimSun" w:hAnsi="SimSun" w:cs="SimSun" w:hint="eastAsia"/>
+          <w:kern w:val="0"/>
+          <w:sz w:val="24"/>
+          <w:szCs w:val="24"/>
+        </w:rPr>
+        <w:t>新增cmd_index 5和6，即控制自动将错误信息上传PC，</w:t>
+      </w:r>
+      <w:r>
+        <w:rPr>
+          <w:rFonts w:ascii="SimSun" w:eastAsia="SimSun" w:hAnsi="SimSun" w:cs="SimSun" w:hint="eastAsia"/>
+          <w:kern w:val="0"/>
+          <w:sz w:val="24"/>
+          <w:szCs w:val="24"/>
+        </w:rPr>
+        <w:t>板卡返回与发送字节一致</w:t>
       </w:r>
     </w:p>
     <w:p>
@@ -4483,340 +5423,128 @@
         <w:widowControl/>
         <w:jc w:val="left"/>
         <w:rPr>
-          <w:rFonts w:ascii="宋体" w:eastAsia="宋体" w:hAnsi="宋体" w:cs="宋体" w:hint="eastAsia"/>
-          <w:kern w:val="0"/>
-          <w:sz w:val="24"/>
-          <w:szCs w:val="24"/>
-        </w:rPr>
-      </w:pPr>
-      <w:r>
-        <w:rPr>
-          <w:rFonts w:ascii="宋体" w:eastAsia="宋体" w:hAnsi="宋体" w:cs="宋体"/>
-          <w:kern w:val="0"/>
-          <w:sz w:val="24"/>
-          <w:szCs w:val="24"/>
-        </w:rPr>
-        <w:t>输入帧像素点</w:t>
-      </w:r>
-      <w:r>
-        <w:rPr>
-          <w:rFonts w:ascii="宋体" w:eastAsia="宋体" w:hAnsi="宋体" w:cs="宋体"/>
-          <w:kern w:val="0"/>
-          <w:sz w:val="24"/>
-          <w:szCs w:val="24"/>
-        </w:rPr>
-        <w:t>: 0</w:t>
-      </w:r>
-    </w:p>
-    <w:p>
-      <w:pPr>
-        <w:rPr>
-          <w:rFonts w:ascii="宋体" w:eastAsia="宋体" w:hAnsi="宋体" w:cs="宋体" w:hint="eastAsia"/>
-          <w:kern w:val="0"/>
-          <w:sz w:val="24"/>
-          <w:szCs w:val="24"/>
-        </w:rPr>
-      </w:pPr>
-      <w:r>
-        <w:rPr>
-          <w:rFonts w:ascii="宋体" w:eastAsia="宋体" w:hAnsi="宋体" w:cs="宋体"/>
-          <w:kern w:val="0"/>
-          <w:sz w:val="24"/>
-          <w:szCs w:val="24"/>
-        </w:rPr>
-        <w:t>像素阈值: 5</w:t>
-      </w:r>
-    </w:p>
-    <w:p>
-      <w:pPr>
-        <w:rPr>
-          <w:rFonts w:ascii="宋体" w:eastAsia="宋体" w:hAnsi="宋体" w:cs="宋体" w:hint="eastAsia"/>
-          <w:kern w:val="0"/>
-          <w:sz w:val="24"/>
-          <w:szCs w:val="24"/>
-        </w:rPr>
-      </w:pPr>
-      <w:r>
-        <w:rPr>
-          <w:rFonts w:ascii="宋体" w:eastAsia="宋体" w:hAnsi="宋体" w:cs="宋体" w:hint="eastAsia"/>
-          <w:kern w:val="0"/>
-          <w:sz w:val="24"/>
-          <w:szCs w:val="24"/>
-        </w:rPr>
-        <w:t>状态码bit</w:t>
-      </w:r>
-      <w:r>
-        <w:rPr>
-          <w:rFonts w:ascii="宋体" w:eastAsia="宋体" w:hAnsi="宋体" w:cs="宋体"/>
-          <w:kern w:val="0"/>
-          <w:sz w:val="24"/>
-          <w:szCs w:val="24"/>
-        </w:rPr>
-        <w:t>0</w:t>
-      </w:r>
-      <w:r>
-        <w:rPr>
-          <w:rFonts w:ascii="宋体" w:eastAsia="宋体" w:hAnsi="宋体" w:cs="宋体" w:hint="eastAsia"/>
-          <w:kern w:val="0"/>
-          <w:sz w:val="24"/>
-          <w:szCs w:val="24"/>
-        </w:rPr>
-        <w:t>为控制开关，值1打开，值0关闭</w:t>
-      </w:r>
-    </w:p>
-    <w:p>
-      <w:pPr>
-        <w:rPr>
-          <w:rFonts w:ascii="宋体" w:eastAsia="宋体" w:hAnsi="宋体" w:cs="宋体" w:hint="eastAsia"/>
-          <w:kern w:val="0"/>
-          <w:sz w:val="24"/>
-          <w:szCs w:val="24"/>
-        </w:rPr>
-      </w:pPr>
-      <w:r>
-        <w:rPr>
-          <w:rFonts w:ascii="宋体" w:eastAsia="宋体" w:hAnsi="宋体" w:cs="宋体" w:hint="eastAsia"/>
-          <w:kern w:val="0"/>
-          <w:sz w:val="24"/>
-          <w:szCs w:val="24"/>
-        </w:rPr>
-        <w:t>状态码bit</w:t>
-      </w:r>
-      <w:r>
-        <w:rPr>
-          <w:rFonts w:ascii="宋体" w:eastAsia="宋体" w:hAnsi="宋体" w:cs="宋体"/>
-          <w:kern w:val="0"/>
-          <w:sz w:val="24"/>
-          <w:szCs w:val="24"/>
-        </w:rPr>
-        <w:t>1</w:t>
-      </w:r>
-      <w:r>
-        <w:rPr>
-          <w:rFonts w:ascii="宋体" w:eastAsia="宋体" w:hAnsi="宋体" w:cs="宋体" w:hint="eastAsia"/>
-          <w:kern w:val="0"/>
-          <w:sz w:val="24"/>
-          <w:szCs w:val="24"/>
-        </w:rPr>
-        <w:t>为状态标志，值1表示像素点比对失败，值0表示成功</w:t>
-      </w:r>
-    </w:p>
-    <w:p>
-      <w:pPr>
-        <w:rPr>
-          <w:rFonts w:ascii="宋体" w:eastAsia="宋体" w:hAnsi="宋体" w:cs="宋体" w:hint="eastAsia"/>
-          <w:kern w:val="0"/>
-          <w:sz w:val="24"/>
-          <w:szCs w:val="24"/>
-        </w:rPr>
-      </w:pPr>
-      <w:r>
-        <w:rPr>
-          <w:rFonts w:ascii="宋体" w:eastAsia="宋体" w:hAnsi="宋体" w:cs="宋体"/>
-          <w:kern w:val="0"/>
-          <w:sz w:val="24"/>
-          <w:szCs w:val="24"/>
-        </w:rPr>
-        <w:t>帧总数</w:t>
-      </w:r>
-      <w:r>
-        <w:rPr>
-          <w:rFonts w:ascii="宋体" w:eastAsia="宋体" w:hAnsi="宋体" w:cs="宋体" w:hint="eastAsia"/>
-          <w:kern w:val="0"/>
-          <w:sz w:val="24"/>
-          <w:szCs w:val="24"/>
-        </w:rPr>
-        <w:t>为板卡内部视频接收总帧数</w:t>
-      </w:r>
-    </w:p>
-    <w:p>
-      <w:pPr>
-        <w:rPr>
-          <w:rFonts w:ascii="宋体" w:eastAsia="宋体" w:hAnsi="宋体" w:cs="宋体" w:hint="eastAsia"/>
-          <w:kern w:val="0"/>
-          <w:sz w:val="24"/>
-          <w:szCs w:val="24"/>
-        </w:rPr>
-      </w:pPr>
-      <w:r>
-        <w:rPr>
-          <w:rFonts w:ascii="宋体" w:eastAsia="宋体" w:hAnsi="宋体" w:cs="宋体"/>
-          <w:kern w:val="0"/>
-          <w:sz w:val="24"/>
-          <w:szCs w:val="24"/>
-        </w:rPr>
-        <w:t>对比像素点</w:t>
-      </w:r>
-      <w:r>
-        <w:rPr>
-          <w:rFonts w:ascii="宋体" w:eastAsia="宋体" w:hAnsi="宋体" w:cs="宋体" w:hint="eastAsia"/>
-          <w:kern w:val="0"/>
-          <w:sz w:val="24"/>
-          <w:szCs w:val="24"/>
-        </w:rPr>
-        <w:t>为设置比对像素点值</w:t>
-      </w:r>
-    </w:p>
-    <w:p>
-      <w:pPr>
-        <w:widowControl/>
-        <w:jc w:val="left"/>
-        <w:rPr>
-          <w:rFonts w:ascii="宋体" w:eastAsia="宋体" w:hAnsi="宋体" w:cs="宋体" w:hint="eastAsia"/>
-          <w:kern w:val="0"/>
-          <w:sz w:val="24"/>
-          <w:szCs w:val="24"/>
-        </w:rPr>
-      </w:pPr>
-      <w:r>
-        <w:rPr>
-          <w:rFonts w:ascii="宋体" w:eastAsia="宋体" w:hAnsi="宋体" w:cs="宋体"/>
-          <w:kern w:val="0"/>
-          <w:sz w:val="24"/>
-          <w:szCs w:val="24"/>
-        </w:rPr>
-        <w:t>错误帧像素点</w:t>
-      </w:r>
-      <w:r>
-        <w:rPr>
-          <w:rFonts w:ascii="宋体" w:eastAsia="宋体" w:hAnsi="宋体" w:cs="宋体" w:hint="eastAsia"/>
-          <w:kern w:val="0"/>
-          <w:sz w:val="24"/>
-          <w:szCs w:val="24"/>
-        </w:rPr>
-        <w:t>与</w:t>
-      </w:r>
-      <w:r>
-        <w:rPr>
-          <w:rFonts w:ascii="宋体" w:eastAsia="宋体" w:hAnsi="宋体" w:cs="宋体"/>
-          <w:kern w:val="0"/>
-          <w:sz w:val="24"/>
-          <w:szCs w:val="24"/>
-        </w:rPr>
-        <w:t>输入帧像素点</w:t>
-      </w:r>
-      <w:r>
-        <w:rPr>
-          <w:rFonts w:ascii="宋体" w:eastAsia="宋体" w:hAnsi="宋体" w:cs="宋体" w:hint="eastAsia"/>
-          <w:kern w:val="0"/>
-          <w:sz w:val="24"/>
-          <w:szCs w:val="24"/>
-        </w:rPr>
-        <w:t>分别表示像素点比对失败时记录的对比值与输入值</w:t>
-      </w:r>
-    </w:p>
-    <w:p>
-      <w:pPr>
-        <w:widowControl/>
-        <w:jc w:val="left"/>
-        <w:rPr>
-          <w:rFonts w:ascii="宋体" w:eastAsia="宋体" w:hAnsi="宋体" w:cs="宋体" w:hint="eastAsia"/>
-          <w:kern w:val="0"/>
-          <w:sz w:val="24"/>
-          <w:szCs w:val="24"/>
-        </w:rPr>
-      </w:pPr>
-      <w:r>
-        <w:rPr>
-          <w:rFonts w:ascii="宋体" w:eastAsia="宋体" w:hAnsi="宋体" w:cs="宋体" w:hint="eastAsia"/>
-          <w:kern w:val="0"/>
-          <w:sz w:val="24"/>
-          <w:szCs w:val="24"/>
-        </w:rPr>
-        <w:t>只要像素点对比值与像素输入值差值超过阈值则</w:t>
-      </w:r>
-      <w:r>
-        <w:rPr>
-          <w:rFonts w:ascii="宋体" w:eastAsia="宋体" w:hAnsi="宋体" w:cs="宋体" w:hint="eastAsia"/>
-          <w:kern w:val="0"/>
-          <w:sz w:val="24"/>
-          <w:szCs w:val="24"/>
-        </w:rPr>
-        <w:t>记录像素点比对失败</w:t>
-      </w:r>
-    </w:p>
-    <w:p>
-      <w:pPr>
-        <w:widowControl/>
-        <w:jc w:val="left"/>
-        <w:rPr>
-          <w:rFonts w:ascii="宋体" w:eastAsia="宋体" w:hAnsi="宋体" w:cs="宋体" w:hint="eastAsia"/>
-          <w:kern w:val="0"/>
-          <w:sz w:val="24"/>
-          <w:szCs w:val="24"/>
-        </w:rPr>
-      </w:pPr>
-      <w:r>
-        <w:rPr>
-          <w:rFonts w:ascii="宋体" w:eastAsia="宋体" w:hAnsi="宋体" w:cs="宋体" w:hint="eastAsia"/>
-          <w:kern w:val="0"/>
-          <w:sz w:val="24"/>
-          <w:szCs w:val="24"/>
-        </w:rPr>
-        <w:t>2</w:t>
-      </w:r>
-      <w:r>
-        <w:rPr>
-          <w:rFonts w:ascii="宋体" w:eastAsia="宋体" w:hAnsi="宋体" w:cs="宋体"/>
-          <w:kern w:val="0"/>
-          <w:sz w:val="24"/>
-          <w:szCs w:val="24"/>
-        </w:rPr>
-        <w:t>026/1/22</w:t>
-      </w:r>
-      <w:r>
-        <w:rPr>
-          <w:rFonts w:ascii="宋体" w:eastAsia="宋体" w:hAnsi="宋体" w:cs="宋体" w:hint="eastAsia"/>
-          <w:kern w:val="0"/>
-          <w:sz w:val="24"/>
-          <w:szCs w:val="24"/>
-        </w:rPr>
-        <w:t>修改</w:t>
-      </w:r>
-    </w:p>
-    <w:p>
-      <w:pPr>
-        <w:widowControl/>
-        <w:jc w:val="left"/>
-        <w:rPr>
-          <w:rFonts w:ascii="宋体" w:eastAsia="宋体" w:hAnsi="宋体" w:cs="宋体" w:hint="eastAsia"/>
-          <w:color w:val="FF0000"/>
-          <w:kern w:val="0"/>
-          <w:sz w:val="24"/>
-          <w:szCs w:val="24"/>
-        </w:rPr>
-      </w:pPr>
-      <w:r>
-        <w:rPr>
-          <w:rFonts w:ascii="宋体" w:eastAsia="宋体" w:hAnsi="宋体" w:cs="宋体" w:hint="eastAsia"/>
-          <w:color w:val="FF0000"/>
-          <w:kern w:val="0"/>
-          <w:sz w:val="24"/>
-          <w:szCs w:val="24"/>
-        </w:rPr>
-        <w:lastRenderedPageBreak/>
-        <w:t>将第7字节改为通道</w:t>
-      </w:r>
-      <w:r>
-        <w:rPr>
-          <w:rFonts w:ascii="宋体" w:eastAsia="宋体" w:hAnsi="宋体" w:cs="宋体" w:hint="eastAsia"/>
-          <w:color w:val="FF0000"/>
-          <w:kern w:val="0"/>
-          <w:sz w:val="24"/>
-          <w:szCs w:val="24"/>
-        </w:rPr>
-        <w:t>，通道从1开始计</w:t>
-      </w:r>
-    </w:p>
-    <w:p>
-      <w:pPr>
-        <w:widowControl/>
-        <w:jc w:val="left"/>
-        <w:rPr>
-          <w:rFonts w:ascii="宋体" w:eastAsia="宋体" w:hAnsi="宋体" w:cs="宋体" w:hint="eastAsia"/>
-          <w:kern w:val="0"/>
-          <w:sz w:val="24"/>
-          <w:szCs w:val="24"/>
+          <w:rFonts w:ascii="SimSun" w:eastAsia="SimSun" w:hAnsi="SimSun" w:cs="SimSun" w:hint="eastAsia"/>
+          <w:kern w:val="0"/>
+          <w:sz w:val="24"/>
+          <w:szCs w:val="24"/>
+        </w:rPr>
+      </w:pPr>
+    </w:p>
+    <w:p>
+      <w:pPr>
+        <w:rPr>
+          <w:rFonts w:hint="eastAsia"/>
+        </w:rPr>
+      </w:pPr>
+    </w:p>
+    <w:p>
+      <w:pPr>
+        <w:rPr>
+          <w:color w:val="EE0000"/>
+        </w:rPr>
+      </w:pPr>
+      <w:r>
+        <w:rPr>
+          <w:rFonts w:hint="eastAsia"/>
+        </w:rPr>
+        <w:t>获取状态与自动上传的状态字节数一致共52字节，均是7字节头部 + 44字节结构体信息 + 1字节校验和</w:t>
+      </w:r>
+      <w:r>
+        <w:br/>
+      </w:r>
+      <w:r>
+        <w:br/>
+      </w:r>
+      <w:r>
+        <w:rPr>
+          <w:rFonts w:hint="eastAsia"/>
+          <w:color w:val="EE0000"/>
+        </w:rPr>
+        <w:t>2026.4.2修：打开通道比较开关时，判断前端是否有视频流，若无视频流，打开失败，按原发送返回，预留段第2，3字节为FFFF</w:t>
+      </w:r>
+    </w:p>
+    <w:p>
+      <w:pPr>
+        <w:rPr>
+          <w:color w:val="EE0000"/>
+        </w:rPr>
+      </w:pPr>
+      <w:r>
+        <w:rPr>
+          <w:rFonts w:hint="eastAsia"/>
+          <w:color w:val="EE0000"/>
+        </w:rPr>
+        <w:t>2026.4.</w:t>
+      </w:r>
+      <w:r>
+        <w:rPr>
+          <w:rFonts w:hint="eastAsia"/>
+          <w:color w:val="EE0000"/>
+        </w:rPr>
+        <w:t>25</w:t>
+      </w:r>
+      <w:r>
+        <w:rPr>
+          <w:rFonts w:hint="eastAsia"/>
+          <w:color w:val="EE0000"/>
+        </w:rPr>
+        <w:t>修：</w:t>
+      </w:r>
+      <w:r>
+        <w:rPr>
+          <w:rFonts w:hint="eastAsia"/>
+          <w:color w:val="EE0000"/>
+        </w:rPr>
+        <w:t>增加</w:t>
+      </w:r>
+      <w:r>
+        <w:rPr>
+          <w:rFonts w:hint="eastAsia"/>
+          <w:color w:val="EE0000"/>
+        </w:rPr>
+        <w:t>统计像素，统计的像素值个数，不进行比较像素三个寄存器，</w:t>
+      </w:r>
+    </w:p>
+    <w:p>
+      <w:pPr>
+        <w:rPr>
+          <w:rFonts w:hint="eastAsia"/>
+          <w:color w:val="EE0000"/>
+        </w:rPr>
+      </w:pPr>
+      <w:r>
+        <w:rPr>
+          <w:rFonts w:hint="eastAsia"/>
+          <w:color w:val="EE0000"/>
+        </w:rPr>
+        <w:t xml:space="preserve">新增cmd_index </w:t>
+      </w:r>
+      <w:r>
+        <w:rPr>
+          <w:rFonts w:hint="eastAsia"/>
+          <w:color w:val="EE0000"/>
+        </w:rPr>
+        <w:t>7</w:t>
+      </w:r>
+      <w:r>
+        <w:rPr>
+          <w:rFonts w:hint="eastAsia"/>
+          <w:color w:val="EE0000"/>
+        </w:rPr>
+        <w:t>和</w:t>
+      </w:r>
+      <w:r>
+        <w:rPr>
+          <w:rFonts w:hint="eastAsia"/>
+          <w:color w:val="EE0000"/>
+        </w:rPr>
+        <w:t>8，设置统计像素和不进行比较像素值</w:t>
+      </w:r>
+    </w:p>
+    <w:p>
+      <w:pPr>
+        <w:rPr>
+          <w:rFonts w:hint="eastAsia"/>
         </w:rPr>
       </w:pPr>
     </w:p>
@@ -4872,7 +5600,7 @@
               <w:widowControl/>
               <w:jc w:val="center"/>
               <w:rPr>
-                <w:rFonts w:ascii="宋体" w:eastAsia="宋体" w:hAnsi="宋体" w:cs="宋体" w:hint="eastAsia"/>
+                <w:rFonts w:ascii="SimSun" w:eastAsia="SimSun" w:hAnsi="SimSun" w:cs="SimSun" w:hint="eastAsia"/>
                 <w:b/>
                 <w:bCs/>
                 <w:kern w:val="0"/>
@@ -4882,7 +5610,7 @@
             </w:pPr>
             <w:r>
               <w:rPr>
-                <w:rFonts w:ascii="宋体" w:eastAsia="宋体" w:hAnsi="宋体" w:cs="宋体"/>
+                <w:rFonts w:ascii="SimSun" w:eastAsia="SimSun" w:hAnsi="SimSun" w:cs="SimSun"/>
                 <w:b/>
                 <w:bCs/>
                 <w:kern w:val="0"/>
@@ -4908,7 +5636,7 @@
               <w:widowControl/>
               <w:jc w:val="center"/>
               <w:rPr>
-                <w:rFonts w:ascii="宋体" w:eastAsia="宋体" w:hAnsi="宋体" w:cs="宋体" w:hint="eastAsia"/>
+                <w:rFonts w:ascii="SimSun" w:eastAsia="SimSun" w:hAnsi="SimSun" w:cs="SimSun" w:hint="eastAsia"/>
                 <w:b/>
                 <w:bCs/>
                 <w:kern w:val="0"/>
@@ -4918,7 +5646,7 @@
             </w:pPr>
             <w:r>
               <w:rPr>
-                <w:rFonts w:ascii="宋体" w:eastAsia="宋体" w:hAnsi="宋体" w:cs="宋体"/>
+                <w:rFonts w:ascii="SimSun" w:eastAsia="SimSun" w:hAnsi="SimSun" w:cs="SimSun"/>
                 <w:b/>
                 <w:bCs/>
                 <w:kern w:val="0"/>
@@ -4945,7 +5673,7 @@
               <w:widowControl/>
               <w:jc w:val="center"/>
               <w:rPr>
-                <w:rFonts w:ascii="宋体" w:eastAsia="宋体" w:hAnsi="宋体" w:cs="宋体" w:hint="eastAsia"/>
+                <w:rFonts w:ascii="SimSun" w:eastAsia="SimSun" w:hAnsi="SimSun" w:cs="SimSun" w:hint="eastAsia"/>
                 <w:b/>
                 <w:bCs/>
                 <w:kern w:val="0"/>
@@ -4955,7 +5683,7 @@
             </w:pPr>
             <w:r>
               <w:rPr>
-                <w:rFonts w:ascii="宋体" w:eastAsia="宋体" w:hAnsi="宋体" w:cs="宋体"/>
+                <w:rFonts w:ascii="SimSun" w:eastAsia="SimSun" w:hAnsi="SimSun" w:cs="SimSun"/>
                 <w:b/>
                 <w:bCs/>
                 <w:kern w:val="0"/>
@@ -4982,7 +5710,7 @@
               <w:widowControl/>
               <w:jc w:val="left"/>
               <w:rPr>
-                <w:rFonts w:ascii="宋体" w:eastAsia="宋体" w:hAnsi="宋体" w:cs="宋体" w:hint="eastAsia"/>
+                <w:rFonts w:ascii="SimSun" w:eastAsia="SimSun" w:hAnsi="SimSun" w:cs="SimSun" w:hint="eastAsia"/>
                 <w:kern w:val="0"/>
                 <w:sz w:val="24"/>
                 <w:szCs w:val="24"/>
@@ -4990,7 +5718,7 @@
             </w:pPr>
             <w:r>
               <w:rPr>
-                <w:rFonts w:ascii="宋体" w:eastAsia="宋体" w:hAnsi="宋体" w:cs="宋体"/>
+                <w:rFonts w:ascii="SimSun" w:eastAsia="SimSun" w:hAnsi="SimSun" w:cs="SimSun"/>
                 <w:kern w:val="0"/>
                 <w:sz w:val="24"/>
                 <w:szCs w:val="24"/>
@@ -5010,7 +5738,7 @@
               <w:widowControl/>
               <w:jc w:val="left"/>
               <w:rPr>
-                <w:rFonts w:ascii="宋体" w:eastAsia="宋体" w:hAnsi="宋体" w:cs="宋体" w:hint="eastAsia"/>
+                <w:rFonts w:ascii="SimSun" w:eastAsia="SimSun" w:hAnsi="SimSun" w:cs="SimSun" w:hint="eastAsia"/>
                 <w:kern w:val="0"/>
                 <w:sz w:val="24"/>
                 <w:szCs w:val="24"/>
@@ -5042,7 +5770,7 @@
               <w:ind w:firstLineChars="100" w:firstLine="210"/>
               <w:jc w:val="left"/>
               <w:rPr>
-                <w:rFonts w:ascii="宋体" w:eastAsia="宋体" w:hAnsi="宋体" w:cs="宋体" w:hint="eastAsia"/>
+                <w:rFonts w:ascii="SimSun" w:eastAsia="SimSun" w:hAnsi="SimSun" w:cs="SimSun" w:hint="eastAsia"/>
                 <w:kern w:val="0"/>
                 <w:sz w:val="24"/>
                 <w:szCs w:val="24"/>
@@ -5078,7 +5806,7 @@
               <w:widowControl/>
               <w:jc w:val="left"/>
               <w:rPr>
-                <w:rFonts w:ascii="宋体" w:eastAsia="宋体" w:hAnsi="宋体" w:cs="宋体" w:hint="eastAsia"/>
+                <w:rFonts w:ascii="SimSun" w:eastAsia="SimSun" w:hAnsi="SimSun" w:cs="SimSun" w:hint="eastAsia"/>
                 <w:kern w:val="0"/>
                 <w:sz w:val="24"/>
                 <w:szCs w:val="24"/>
@@ -5086,7 +5814,7 @@
             </w:pPr>
             <w:r>
               <w:rPr>
-                <w:rFonts w:ascii="宋体" w:eastAsia="宋体" w:hAnsi="宋体" w:cs="宋体"/>
+                <w:rFonts w:ascii="SimSun" w:eastAsia="SimSun" w:hAnsi="SimSun" w:cs="SimSun"/>
                 <w:kern w:val="0"/>
                 <w:sz w:val="24"/>
                 <w:szCs w:val="24"/>
@@ -5106,7 +5834,7 @@
               <w:widowControl/>
               <w:jc w:val="left"/>
               <w:rPr>
-                <w:rFonts w:ascii="宋体" w:eastAsia="宋体" w:hAnsi="宋体" w:cs="宋体" w:hint="eastAsia"/>
+                <w:rFonts w:ascii="SimSun" w:eastAsia="SimSun" w:hAnsi="SimSun" w:cs="SimSun" w:hint="eastAsia"/>
                 <w:kern w:val="0"/>
                 <w:sz w:val="24"/>
                 <w:szCs w:val="24"/>
@@ -5138,7 +5866,7 @@
               <w:ind w:firstLineChars="100" w:firstLine="210"/>
               <w:jc w:val="left"/>
               <w:rPr>
-                <w:rFonts w:ascii="宋体" w:eastAsia="宋体" w:hAnsi="宋体" w:cs="宋体" w:hint="eastAsia"/>
+                <w:rFonts w:ascii="SimSun" w:eastAsia="SimSun" w:hAnsi="SimSun" w:cs="SimSun" w:hint="eastAsia"/>
                 <w:kern w:val="0"/>
                 <w:sz w:val="24"/>
                 <w:szCs w:val="24"/>
@@ -5174,7 +5902,7 @@
               <w:widowControl/>
               <w:jc w:val="left"/>
               <w:rPr>
-                <w:rFonts w:ascii="宋体" w:eastAsia="宋体" w:hAnsi="宋体" w:cs="宋体" w:hint="eastAsia"/>
+                <w:rFonts w:ascii="SimSun" w:eastAsia="SimSun" w:hAnsi="SimSun" w:cs="SimSun" w:hint="eastAsia"/>
                 <w:kern w:val="0"/>
                 <w:sz w:val="24"/>
                 <w:szCs w:val="24"/>
@@ -5182,7 +5910,7 @@
             </w:pPr>
             <w:r>
               <w:rPr>
-                <w:rFonts w:ascii="宋体" w:eastAsia="宋体" w:hAnsi="宋体" w:cs="宋体"/>
+                <w:rFonts w:ascii="SimSun" w:eastAsia="SimSun" w:hAnsi="SimSun" w:cs="SimSun"/>
                 <w:kern w:val="0"/>
                 <w:sz w:val="24"/>
                 <w:szCs w:val="24"/>
@@ -5202,7 +5930,7 @@
               <w:widowControl/>
               <w:jc w:val="left"/>
               <w:rPr>
-                <w:rFonts w:ascii="宋体" w:eastAsia="宋体" w:hAnsi="宋体" w:cs="宋体" w:hint="eastAsia"/>
+                <w:rFonts w:ascii="SimSun" w:eastAsia="SimSun" w:hAnsi="SimSun" w:cs="SimSun" w:hint="eastAsia"/>
                 <w:kern w:val="0"/>
                 <w:sz w:val="24"/>
                 <w:szCs w:val="24"/>
@@ -5228,7 +5956,7 @@
               <w:ind w:firstLineChars="100" w:firstLine="240"/>
               <w:jc w:val="left"/>
               <w:rPr>
-                <w:rFonts w:ascii="宋体" w:eastAsia="宋体" w:hAnsi="宋体" w:cs="宋体" w:hint="eastAsia"/>
+                <w:rFonts w:ascii="SimSun" w:eastAsia="SimSun" w:hAnsi="SimSun" w:cs="SimSun" w:hint="eastAsia"/>
                 <w:kern w:val="0"/>
                 <w:sz w:val="24"/>
                 <w:szCs w:val="24"/>
@@ -5236,7 +5964,7 @@
             </w:pPr>
             <w:r>
               <w:rPr>
-                <w:rFonts w:ascii="宋体" w:eastAsia="宋体" w:hAnsi="宋体" w:cs="宋体" w:hint="eastAsia"/>
+                <w:rFonts w:ascii="SimSun" w:eastAsia="SimSun" w:hAnsi="SimSun" w:cs="SimSun" w:hint="eastAsia"/>
                 <w:kern w:val="0"/>
                 <w:sz w:val="24"/>
                 <w:szCs w:val="24"/>
@@ -5261,7 +5989,7 @@
               <w:widowControl/>
               <w:jc w:val="left"/>
               <w:rPr>
-                <w:rFonts w:ascii="宋体" w:eastAsia="宋体" w:hAnsi="宋体" w:cs="宋体" w:hint="eastAsia"/>
+                <w:rFonts w:ascii="SimSun" w:eastAsia="SimSun" w:hAnsi="SimSun" w:cs="SimSun" w:hint="eastAsia"/>
                 <w:kern w:val="0"/>
                 <w:sz w:val="24"/>
                 <w:szCs w:val="24"/>
@@ -5269,7 +5997,7 @@
             </w:pPr>
             <w:r>
               <w:rPr>
-                <w:rFonts w:ascii="宋体" w:eastAsia="宋体" w:hAnsi="宋体" w:cs="宋体"/>
+                <w:rFonts w:ascii="SimSun" w:eastAsia="SimSun" w:hAnsi="SimSun" w:cs="SimSun"/>
                 <w:kern w:val="0"/>
                 <w:sz w:val="24"/>
                 <w:szCs w:val="24"/>
@@ -5289,7 +6017,7 @@
               <w:widowControl/>
               <w:jc w:val="left"/>
               <w:rPr>
-                <w:rFonts w:ascii="宋体" w:eastAsia="宋体" w:hAnsi="宋体" w:cs="宋体" w:hint="eastAsia"/>
+                <w:rFonts w:ascii="SimSun" w:eastAsia="SimSun" w:hAnsi="SimSun" w:cs="SimSun" w:hint="eastAsia"/>
                 <w:kern w:val="0"/>
                 <w:sz w:val="24"/>
                 <w:szCs w:val="24"/>
@@ -5321,7 +6049,7 @@
               <w:ind w:firstLineChars="100" w:firstLine="240"/>
               <w:jc w:val="left"/>
               <w:rPr>
-                <w:rFonts w:ascii="宋体" w:eastAsia="宋体" w:hAnsi="宋体" w:cs="宋体" w:hint="eastAsia"/>
+                <w:rFonts w:ascii="SimSun" w:eastAsia="SimSun" w:hAnsi="SimSun" w:cs="SimSun" w:hint="eastAsia"/>
                 <w:kern w:val="0"/>
                 <w:sz w:val="24"/>
                 <w:szCs w:val="24"/>
@@ -5329,7 +6057,7 @@
             </w:pPr>
             <w:r>
               <w:rPr>
-                <w:rFonts w:ascii="宋体" w:eastAsia="宋体" w:hAnsi="宋体" w:cs="宋体" w:hint="eastAsia"/>
+                <w:rFonts w:ascii="SimSun" w:eastAsia="SimSun" w:hAnsi="SimSun" w:cs="SimSun" w:hint="eastAsia"/>
                 <w:kern w:val="0"/>
                 <w:sz w:val="24"/>
                 <w:szCs w:val="24"/>
@@ -5353,7 +6081,7 @@
               <w:widowControl/>
               <w:jc w:val="left"/>
               <w:rPr>
-                <w:rFonts w:ascii="宋体" w:eastAsia="宋体" w:hAnsi="宋体" w:cs="宋体" w:hint="eastAsia"/>
+                <w:rFonts w:ascii="SimSun" w:eastAsia="SimSun" w:hAnsi="SimSun" w:cs="SimSun" w:hint="eastAsia"/>
                 <w:kern w:val="0"/>
                 <w:sz w:val="24"/>
                 <w:szCs w:val="24"/>
@@ -5361,7 +6089,7 @@
             </w:pPr>
             <w:r>
               <w:rPr>
-                <w:rFonts w:ascii="宋体" w:eastAsia="宋体" w:hAnsi="宋体" w:cs="宋体" w:hint="eastAsia"/>
+                <w:rFonts w:ascii="SimSun" w:eastAsia="SimSun" w:hAnsi="SimSun" w:cs="SimSun" w:hint="eastAsia"/>
                 <w:kern w:val="0"/>
                 <w:sz w:val="24"/>
                 <w:szCs w:val="24"/>
@@ -5409,7 +6137,7 @@
               <w:ind w:firstLineChars="100" w:firstLine="240"/>
               <w:jc w:val="left"/>
               <w:rPr>
-                <w:rFonts w:ascii="宋体" w:eastAsia="宋体" w:hAnsi="宋体" w:cs="宋体" w:hint="eastAsia"/>
+                <w:rFonts w:ascii="SimSun" w:eastAsia="SimSun" w:hAnsi="SimSun" w:cs="SimSun" w:hint="eastAsia"/>
                 <w:kern w:val="0"/>
                 <w:sz w:val="24"/>
                 <w:szCs w:val="24"/>
@@ -5417,7 +6145,7 @@
             </w:pPr>
             <w:r>
               <w:rPr>
-                <w:rFonts w:ascii="宋体" w:eastAsia="宋体" w:hAnsi="宋体" w:cs="宋体" w:hint="eastAsia"/>
+                <w:rFonts w:ascii="SimSun" w:eastAsia="SimSun" w:hAnsi="SimSun" w:cs="SimSun" w:hint="eastAsia"/>
                 <w:kern w:val="0"/>
                 <w:sz w:val="24"/>
                 <w:szCs w:val="24"/>
@@ -5441,7 +6169,7 @@
               <w:widowControl/>
               <w:jc w:val="left"/>
               <w:rPr>
-                <w:rFonts w:ascii="宋体" w:eastAsia="宋体" w:hAnsi="宋体" w:cs="宋体" w:hint="eastAsia"/>
+                <w:rFonts w:ascii="SimSun" w:eastAsia="SimSun" w:hAnsi="SimSun" w:cs="SimSun" w:hint="eastAsia"/>
                 <w:kern w:val="0"/>
                 <w:sz w:val="24"/>
                 <w:szCs w:val="24"/>
@@ -5449,7 +6177,7 @@
             </w:pPr>
             <w:r>
               <w:rPr>
-                <w:rFonts w:ascii="宋体" w:eastAsia="宋体" w:hAnsi="宋体" w:cs="宋体"/>
+                <w:rFonts w:ascii="SimSun" w:eastAsia="SimSun" w:hAnsi="SimSun" w:cs="SimSun"/>
                 <w:kern w:val="0"/>
                 <w:sz w:val="24"/>
                 <w:szCs w:val="24"/>
@@ -5492,7 +6220,7 @@
               <w:ind w:firstLineChars="100" w:firstLine="240"/>
               <w:jc w:val="left"/>
               <w:rPr>
-                <w:rFonts w:ascii="宋体" w:eastAsia="宋体" w:hAnsi="宋体" w:cs="宋体" w:hint="eastAsia"/>
+                <w:rFonts w:ascii="SimSun" w:eastAsia="SimSun" w:hAnsi="SimSun" w:cs="SimSun" w:hint="eastAsia"/>
                 <w:kern w:val="0"/>
                 <w:sz w:val="24"/>
                 <w:szCs w:val="24"/>
@@ -5515,7 +6243,7 @@
               <w:widowControl/>
               <w:jc w:val="left"/>
               <w:rPr>
-                <w:rFonts w:ascii="宋体" w:eastAsia="宋体" w:hAnsi="宋体" w:cs="宋体" w:hint="eastAsia"/>
+                <w:rFonts w:ascii="SimSun" w:eastAsia="SimSun" w:hAnsi="SimSun" w:cs="SimSun" w:hint="eastAsia"/>
                 <w:kern w:val="0"/>
                 <w:sz w:val="24"/>
                 <w:szCs w:val="24"/>
@@ -5523,7 +6251,7 @@
             </w:pPr>
             <w:r>
               <w:rPr>
-                <w:rFonts w:ascii="宋体" w:eastAsia="宋体" w:hAnsi="宋体" w:cs="宋体" w:hint="eastAsia"/>
+                <w:rFonts w:ascii="SimSun" w:eastAsia="SimSun" w:hAnsi="SimSun" w:cs="SimSun" w:hint="eastAsia"/>
                 <w:kern w:val="0"/>
                 <w:sz w:val="24"/>
                 <w:szCs w:val="24"/>
@@ -5532,7 +6260,7 @@
             </w:r>
             <w:r>
               <w:rPr>
-                <w:rFonts w:ascii="宋体" w:eastAsia="宋体" w:hAnsi="宋体" w:cs="宋体"/>
+                <w:rFonts w:ascii="SimSun" w:eastAsia="SimSun" w:hAnsi="SimSun" w:cs="SimSun"/>
                 <w:kern w:val="0"/>
                 <w:sz w:val="24"/>
                 <w:szCs w:val="24"/>
@@ -5593,7 +6321,7 @@
               <w:ind w:firstLineChars="100" w:firstLine="240"/>
               <w:jc w:val="left"/>
               <w:rPr>
-                <w:rFonts w:ascii="宋体" w:eastAsia="宋体" w:hAnsi="宋体" w:cs="宋体" w:hint="eastAsia"/>
+                <w:rFonts w:ascii="SimSun" w:eastAsia="SimSun" w:hAnsi="SimSun" w:cs="SimSun" w:hint="eastAsia"/>
                 <w:kern w:val="0"/>
                 <w:sz w:val="24"/>
                 <w:szCs w:val="24"/>
@@ -5601,7 +6329,7 @@
             </w:pPr>
             <w:r>
               <w:rPr>
-                <w:rFonts w:ascii="宋体" w:eastAsia="宋体" w:hAnsi="宋体" w:cs="宋体" w:hint="eastAsia"/>
+                <w:rFonts w:ascii="SimSun" w:eastAsia="SimSun" w:hAnsi="SimSun" w:cs="SimSun" w:hint="eastAsia"/>
                 <w:kern w:val="0"/>
                 <w:sz w:val="24"/>
                 <w:szCs w:val="24"/>
@@ -5625,7 +6353,7 @@
               <w:widowControl/>
               <w:jc w:val="left"/>
               <w:rPr>
-                <w:rFonts w:ascii="宋体" w:eastAsia="宋体" w:hAnsi="宋体" w:cs="宋体" w:hint="eastAsia"/>
+                <w:rFonts w:ascii="SimSun" w:eastAsia="SimSun" w:hAnsi="SimSun" w:cs="SimSun" w:hint="eastAsia"/>
                 <w:kern w:val="0"/>
                 <w:sz w:val="24"/>
                 <w:szCs w:val="24"/>
@@ -5633,7 +6361,7 @@
             </w:pPr>
             <w:r>
               <w:rPr>
-                <w:rFonts w:ascii="宋体" w:eastAsia="宋体" w:hAnsi="宋体" w:cs="宋体" w:hint="eastAsia"/>
+                <w:rFonts w:ascii="SimSun" w:eastAsia="SimSun" w:hAnsi="SimSun" w:cs="SimSun" w:hint="eastAsia"/>
                 <w:kern w:val="0"/>
                 <w:sz w:val="24"/>
                 <w:szCs w:val="24"/>
@@ -5642,7 +6370,7 @@
             </w:r>
             <w:r>
               <w:rPr>
-                <w:rFonts w:ascii="宋体" w:eastAsia="宋体" w:hAnsi="宋体" w:cs="宋体"/>
+                <w:rFonts w:ascii="SimSun" w:eastAsia="SimSun" w:hAnsi="SimSun" w:cs="SimSun"/>
                 <w:kern w:val="0"/>
                 <w:sz w:val="24"/>
                 <w:szCs w:val="24"/>
@@ -5678,7 +6406,7 @@
               <w:ind w:firstLineChars="100" w:firstLine="240"/>
               <w:jc w:val="left"/>
               <w:rPr>
-                <w:rFonts w:ascii="宋体" w:eastAsia="宋体" w:hAnsi="宋体" w:cs="宋体" w:hint="eastAsia"/>
+                <w:rFonts w:ascii="SimSun" w:eastAsia="SimSun" w:hAnsi="SimSun" w:cs="SimSun" w:hint="eastAsia"/>
                 <w:kern w:val="0"/>
                 <w:sz w:val="24"/>
                 <w:szCs w:val="24"/>
@@ -5686,7 +6414,7 @@
             </w:pPr>
             <w:r>
               <w:rPr>
-                <w:rFonts w:ascii="宋体" w:eastAsia="宋体" w:hAnsi="宋体" w:cs="宋体" w:hint="eastAsia"/>
+                <w:rFonts w:ascii="SimSun" w:eastAsia="SimSun" w:hAnsi="SimSun" w:cs="SimSun" w:hint="eastAsia"/>
                 <w:kern w:val="0"/>
                 <w:sz w:val="24"/>
                 <w:szCs w:val="24"/>
@@ -5695,7 +6423,7 @@
             </w:r>
             <w:r>
               <w:rPr>
-                <w:rFonts w:ascii="宋体" w:eastAsia="宋体" w:hAnsi="宋体" w:cs="宋体"/>
+                <w:rFonts w:ascii="SimSun" w:eastAsia="SimSun" w:hAnsi="SimSun" w:cs="SimSun"/>
                 <w:kern w:val="0"/>
                 <w:sz w:val="24"/>
                 <w:szCs w:val="24"/>
@@ -5719,7 +6447,7 @@
               <w:widowControl/>
               <w:jc w:val="left"/>
               <w:rPr>
-                <w:rFonts w:ascii="宋体" w:eastAsia="宋体" w:hAnsi="宋体" w:cs="宋体" w:hint="eastAsia"/>
+                <w:rFonts w:ascii="SimSun" w:eastAsia="SimSun" w:hAnsi="SimSun" w:cs="SimSun" w:hint="eastAsia"/>
                 <w:kern w:val="0"/>
                 <w:sz w:val="24"/>
                 <w:szCs w:val="24"/>
@@ -5727,7 +6455,7 @@
             </w:pPr>
             <w:r>
               <w:rPr>
-                <w:rFonts w:ascii="宋体" w:eastAsia="宋体" w:hAnsi="宋体" w:cs="宋体" w:hint="eastAsia"/>
+                <w:rFonts w:ascii="SimSun" w:eastAsia="SimSun" w:hAnsi="SimSun" w:cs="SimSun" w:hint="eastAsia"/>
                 <w:kern w:val="0"/>
                 <w:sz w:val="24"/>
                 <w:szCs w:val="24"/>
@@ -5736,7 +6464,7 @@
             </w:r>
             <w:r>
               <w:rPr>
-                <w:rFonts w:ascii="宋体" w:eastAsia="宋体" w:hAnsi="宋体" w:cs="宋体"/>
+                <w:rFonts w:ascii="SimSun" w:eastAsia="SimSun" w:hAnsi="SimSun" w:cs="SimSun"/>
                 <w:kern w:val="0"/>
                 <w:sz w:val="24"/>
                 <w:szCs w:val="24"/>
@@ -5778,7 +6506,7 @@
               <w:ind w:firstLineChars="100" w:firstLine="240"/>
               <w:jc w:val="left"/>
               <w:rPr>
-                <w:rFonts w:ascii="宋体" w:eastAsia="宋体" w:hAnsi="宋体" w:cs="宋体" w:hint="eastAsia"/>
+                <w:rFonts w:ascii="SimSun" w:eastAsia="SimSun" w:hAnsi="SimSun" w:cs="SimSun" w:hint="eastAsia"/>
                 <w:kern w:val="0"/>
                 <w:sz w:val="24"/>
                 <w:szCs w:val="24"/>
@@ -5786,7 +6514,7 @@
             </w:pPr>
             <w:r>
               <w:rPr>
-                <w:rFonts w:ascii="宋体" w:eastAsia="宋体" w:hAnsi="宋体" w:cs="宋体" w:hint="eastAsia"/>
+                <w:rFonts w:ascii="SimSun" w:eastAsia="SimSun" w:hAnsi="SimSun" w:cs="SimSun" w:hint="eastAsia"/>
                 <w:kern w:val="0"/>
                 <w:sz w:val="24"/>
                 <w:szCs w:val="24"/>
@@ -5868,15 +6596,15 @@
         <w:widowControl/>
         <w:jc w:val="left"/>
         <w:rPr>
-          <w:rFonts w:ascii="宋体" w:eastAsia="宋体" w:hAnsi="宋体" w:cs="宋体" w:hint="eastAsia"/>
-          <w:kern w:val="0"/>
-          <w:sz w:val="24"/>
-          <w:szCs w:val="24"/>
-        </w:rPr>
-      </w:pPr>
-      <w:r>
-        <w:rPr>
-          <w:rFonts w:ascii="宋体" w:eastAsia="宋体" w:hAnsi="宋体" w:cs="宋体"/>
+          <w:rFonts w:ascii="SimSun" w:eastAsia="SimSun" w:hAnsi="SimSun" w:cs="SimSun" w:hint="eastAsia"/>
+          <w:kern w:val="0"/>
+          <w:sz w:val="24"/>
+          <w:szCs w:val="24"/>
+        </w:rPr>
+      </w:pPr>
+      <w:r>
+        <w:rPr>
+          <w:rFonts w:ascii="SimSun" w:eastAsia="SimSun" w:hAnsi="SimSun" w:cs="SimSun"/>
           <w:color w:val="000000"/>
           <w:kern w:val="0"/>
           <w:sz w:val="24"/>
@@ -5888,16 +6616,16 @@
     <w:p>
       <w:pPr>
         <w:rPr>
-          <w:rFonts w:ascii="宋体" w:eastAsia="宋体" w:hAnsi="宋体" w:cs="宋体" w:hint="eastAsia"/>
-          <w:color w:val="000000"/>
-          <w:kern w:val="0"/>
-          <w:sz w:val="24"/>
-          <w:szCs w:val="24"/>
-        </w:rPr>
-      </w:pPr>
-      <w:r>
-        <w:rPr>
-          <w:rFonts w:ascii="宋体" w:eastAsia="宋体" w:hAnsi="宋体" w:cs="宋体"/>
+          <w:rFonts w:ascii="SimSun" w:eastAsia="SimSun" w:hAnsi="SimSun" w:cs="SimSun" w:hint="eastAsia"/>
+          <w:color w:val="000000"/>
+          <w:kern w:val="0"/>
+          <w:sz w:val="24"/>
+          <w:szCs w:val="24"/>
+        </w:rPr>
+      </w:pPr>
+      <w:r>
+        <w:rPr>
+          <w:rFonts w:ascii="SimSun" w:eastAsia="SimSun" w:hAnsi="SimSun" w:cs="SimSun"/>
           <w:color w:val="000000"/>
           <w:kern w:val="0"/>
           <w:sz w:val="24"/>
@@ -5911,15 +6639,15 @@
         <w:widowControl/>
         <w:jc w:val="left"/>
         <w:rPr>
-          <w:rFonts w:ascii="宋体" w:eastAsia="宋体" w:hAnsi="宋体" w:cs="宋体" w:hint="eastAsia"/>
-          <w:kern w:val="0"/>
-          <w:sz w:val="24"/>
-          <w:szCs w:val="24"/>
-        </w:rPr>
-      </w:pPr>
-      <w:r>
-        <w:rPr>
-          <w:rFonts w:ascii="宋体" w:eastAsia="宋体" w:hAnsi="宋体" w:cs="宋体"/>
+          <w:rFonts w:ascii="SimSun" w:eastAsia="SimSun" w:hAnsi="SimSun" w:cs="SimSun" w:hint="eastAsia"/>
+          <w:kern w:val="0"/>
+          <w:sz w:val="24"/>
+          <w:szCs w:val="24"/>
+        </w:rPr>
+      </w:pPr>
+      <w:r>
+        <w:rPr>
+          <w:rFonts w:ascii="SimSun" w:eastAsia="SimSun" w:hAnsi="SimSun" w:cs="SimSun"/>
           <w:color w:val="000000"/>
           <w:kern w:val="0"/>
           <w:sz w:val="24"/>
@@ -5933,15 +6661,15 @@
         <w:widowControl/>
         <w:jc w:val="left"/>
         <w:rPr>
-          <w:rFonts w:ascii="宋体" w:eastAsia="宋体" w:hAnsi="宋体" w:cs="宋体" w:hint="eastAsia"/>
-          <w:kern w:val="0"/>
-          <w:sz w:val="24"/>
-          <w:szCs w:val="24"/>
-        </w:rPr>
-      </w:pPr>
-      <w:r>
-        <w:rPr>
-          <w:rFonts w:ascii="宋体" w:eastAsia="宋体" w:hAnsi="宋体" w:cs="宋体"/>
+          <w:rFonts w:ascii="SimSun" w:eastAsia="SimSun" w:hAnsi="SimSun" w:cs="SimSun" w:hint="eastAsia"/>
+          <w:kern w:val="0"/>
+          <w:sz w:val="24"/>
+          <w:szCs w:val="24"/>
+        </w:rPr>
+      </w:pPr>
+      <w:r>
+        <w:rPr>
+          <w:rFonts w:ascii="SimSun" w:eastAsia="SimSun" w:hAnsi="SimSun" w:cs="SimSun"/>
           <w:color w:val="000000"/>
           <w:kern w:val="0"/>
           <w:sz w:val="24"/>
@@ -5953,28 +6681,29 @@
     <w:p>
       <w:pPr>
         <w:rPr>
-          <w:rFonts w:ascii="宋体" w:eastAsia="宋体" w:hAnsi="宋体" w:cs="宋体" w:hint="eastAsia"/>
-          <w:color w:val="000000"/>
-          <w:kern w:val="0"/>
-          <w:sz w:val="24"/>
-          <w:szCs w:val="24"/>
-        </w:rPr>
-      </w:pPr>
-      <w:r>
-        <w:rPr>
-          <w:rFonts w:ascii="宋体" w:eastAsia="宋体" w:hAnsi="宋体" w:cs="宋体"/>
-          <w:color w:val="000000"/>
-          <w:kern w:val="0"/>
-          <w:sz w:val="24"/>
-          <w:szCs w:val="24"/>
-        </w:rPr>
+          <w:rFonts w:ascii="SimSun" w:eastAsia="SimSun" w:hAnsi="SimSun" w:cs="SimSun" w:hint="eastAsia"/>
+          <w:color w:val="000000"/>
+          <w:kern w:val="0"/>
+          <w:sz w:val="24"/>
+          <w:szCs w:val="24"/>
+        </w:rPr>
+      </w:pPr>
+      <w:r>
+        <w:rPr>
+          <w:rFonts w:ascii="SimSun" w:eastAsia="SimSun" w:hAnsi="SimSun" w:cs="SimSun"/>
+          <w:color w:val="000000"/>
+          <w:kern w:val="0"/>
+          <w:sz w:val="24"/>
+          <w:szCs w:val="24"/>
+        </w:rPr>
+        <w:lastRenderedPageBreak/>
         <w:t>Received board_cmd_data: "0C 00 00 00 40 04 00 00 80 00 00 2F "</w:t>
       </w:r>
     </w:p>
     <w:p>
       <w:pPr>
         <w:rPr>
-          <w:rFonts w:ascii="宋体" w:eastAsia="宋体" w:hAnsi="宋体" w:cs="宋体" w:hint="eastAsia"/>
+          <w:rFonts w:ascii="SimSun" w:eastAsia="SimSun" w:hAnsi="SimSun" w:cs="SimSun" w:hint="eastAsia"/>
           <w:color w:val="000000"/>
           <w:kern w:val="0"/>
           <w:sz w:val="24"/>
@@ -6098,15 +6827,15 @@
         <w:widowControl/>
         <w:jc w:val="left"/>
         <w:rPr>
-          <w:rFonts w:ascii="宋体" w:eastAsia="宋体" w:hAnsi="宋体" w:cs="宋体" w:hint="eastAsia"/>
-          <w:kern w:val="0"/>
-          <w:sz w:val="24"/>
-          <w:szCs w:val="24"/>
-        </w:rPr>
-      </w:pPr>
-      <w:r>
-        <w:rPr>
-          <w:rFonts w:ascii="宋体" w:eastAsia="宋体" w:hAnsi="宋体" w:cs="宋体"/>
+          <w:rFonts w:ascii="SimSun" w:eastAsia="SimSun" w:hAnsi="SimSun" w:cs="SimSun" w:hint="eastAsia"/>
+          <w:kern w:val="0"/>
+          <w:sz w:val="24"/>
+          <w:szCs w:val="24"/>
+        </w:rPr>
+      </w:pPr>
+      <w:r>
+        <w:rPr>
+          <w:rFonts w:ascii="SimSun" w:eastAsia="SimSun" w:hAnsi="SimSun" w:cs="SimSun"/>
           <w:color w:val="000000"/>
           <w:kern w:val="0"/>
           <w:sz w:val="24"/>
@@ -6120,15 +6849,15 @@
         <w:widowControl/>
         <w:jc w:val="left"/>
         <w:rPr>
-          <w:rFonts w:ascii="宋体" w:eastAsia="宋体" w:hAnsi="宋体" w:cs="宋体" w:hint="eastAsia"/>
-          <w:kern w:val="0"/>
-          <w:sz w:val="24"/>
-          <w:szCs w:val="24"/>
-        </w:rPr>
-      </w:pPr>
-      <w:r>
-        <w:rPr>
-          <w:rFonts w:ascii="宋体" w:eastAsia="宋体" w:hAnsi="宋体" w:cs="宋体"/>
+          <w:rFonts w:ascii="SimSun" w:eastAsia="SimSun" w:hAnsi="SimSun" w:cs="SimSun" w:hint="eastAsia"/>
+          <w:kern w:val="0"/>
+          <w:sz w:val="24"/>
+          <w:szCs w:val="24"/>
+        </w:rPr>
+      </w:pPr>
+      <w:r>
+        <w:rPr>
+          <w:rFonts w:ascii="SimSun" w:eastAsia="SimSun" w:hAnsi="SimSun" w:cs="SimSun"/>
           <w:color w:val="000000"/>
           <w:kern w:val="0"/>
           <w:sz w:val="24"/>
@@ -6142,15 +6871,15 @@
         <w:widowControl/>
         <w:jc w:val="left"/>
         <w:rPr>
-          <w:rFonts w:ascii="宋体" w:eastAsia="宋体" w:hAnsi="宋体" w:cs="宋体" w:hint="eastAsia"/>
-          <w:kern w:val="0"/>
-          <w:sz w:val="24"/>
-          <w:szCs w:val="24"/>
-        </w:rPr>
-      </w:pPr>
-      <w:r>
-        <w:rPr>
-          <w:rFonts w:ascii="宋体" w:eastAsia="宋体" w:hAnsi="宋体" w:cs="宋体"/>
+          <w:rFonts w:ascii="SimSun" w:eastAsia="SimSun" w:hAnsi="SimSun" w:cs="SimSun" w:hint="eastAsia"/>
+          <w:kern w:val="0"/>
+          <w:sz w:val="24"/>
+          <w:szCs w:val="24"/>
+        </w:rPr>
+      </w:pPr>
+      <w:r>
+        <w:rPr>
+          <w:rFonts w:ascii="SimSun" w:eastAsia="SimSun" w:hAnsi="SimSun" w:cs="SimSun"/>
           <w:color w:val="000000"/>
           <w:kern w:val="0"/>
           <w:sz w:val="24"/>
@@ -6164,15 +6893,15 @@
         <w:widowControl/>
         <w:jc w:val="left"/>
         <w:rPr>
-          <w:rFonts w:ascii="宋体" w:eastAsia="宋体" w:hAnsi="宋体" w:cs="宋体" w:hint="eastAsia"/>
-          <w:kern w:val="0"/>
-          <w:sz w:val="24"/>
-          <w:szCs w:val="24"/>
-        </w:rPr>
-      </w:pPr>
-      <w:r>
-        <w:rPr>
-          <w:rFonts w:ascii="宋体" w:eastAsia="宋体" w:hAnsi="宋体" w:cs="宋体"/>
+          <w:rFonts w:ascii="SimSun" w:eastAsia="SimSun" w:hAnsi="SimSun" w:cs="SimSun" w:hint="eastAsia"/>
+          <w:kern w:val="0"/>
+          <w:sz w:val="24"/>
+          <w:szCs w:val="24"/>
+        </w:rPr>
+      </w:pPr>
+      <w:r>
+        <w:rPr>
+          <w:rFonts w:ascii="SimSun" w:eastAsia="SimSun" w:hAnsi="SimSun" w:cs="SimSun"/>
           <w:color w:val="000000"/>
           <w:kern w:val="0"/>
           <w:sz w:val="24"/>
@@ -6184,16 +6913,16 @@
     <w:p>
       <w:pPr>
         <w:rPr>
-          <w:rFonts w:ascii="宋体" w:eastAsia="宋体" w:hAnsi="宋体" w:cs="宋体" w:hint="eastAsia"/>
-          <w:color w:val="000000"/>
-          <w:kern w:val="0"/>
-          <w:sz w:val="24"/>
-          <w:szCs w:val="24"/>
-        </w:rPr>
-      </w:pPr>
-      <w:r>
-        <w:rPr>
-          <w:rFonts w:ascii="宋体" w:eastAsia="宋体" w:hAnsi="宋体" w:cs="宋体"/>
+          <w:rFonts w:ascii="SimSun" w:eastAsia="SimSun" w:hAnsi="SimSun" w:cs="SimSun" w:hint="eastAsia"/>
+          <w:color w:val="000000"/>
+          <w:kern w:val="0"/>
+          <w:sz w:val="24"/>
+          <w:szCs w:val="24"/>
+        </w:rPr>
+      </w:pPr>
+      <w:r>
+        <w:rPr>
+          <w:rFonts w:ascii="SimSun" w:eastAsia="SimSun" w:hAnsi="SimSun" w:cs="SimSun"/>
           <w:color w:val="000000"/>
           <w:kern w:val="0"/>
           <w:sz w:val="24"/>
@@ -6205,7 +6934,7 @@
     <w:p>
       <w:pPr>
         <w:rPr>
-          <w:rFonts w:ascii="宋体" w:eastAsia="宋体" w:hAnsi="宋体" w:cs="宋体" w:hint="eastAsia"/>
+          <w:rFonts w:ascii="SimSun" w:eastAsia="SimSun" w:hAnsi="SimSun" w:cs="SimSun" w:hint="eastAsia"/>
           <w:color w:val="000000"/>
           <w:kern w:val="0"/>
           <w:sz w:val="24"/>
@@ -6218,15 +6947,15 @@
         <w:widowControl/>
         <w:jc w:val="left"/>
         <w:rPr>
-          <w:rFonts w:ascii="宋体" w:eastAsia="宋体" w:hAnsi="宋体" w:cs="宋体" w:hint="eastAsia"/>
-          <w:kern w:val="0"/>
-          <w:sz w:val="24"/>
-          <w:szCs w:val="24"/>
-        </w:rPr>
-      </w:pPr>
-      <w:r>
-        <w:rPr>
-          <w:rFonts w:ascii="宋体" w:eastAsia="宋体" w:hAnsi="宋体" w:cs="宋体"/>
+          <w:rFonts w:ascii="SimSun" w:eastAsia="SimSun" w:hAnsi="SimSun" w:cs="SimSun" w:hint="eastAsia"/>
+          <w:kern w:val="0"/>
+          <w:sz w:val="24"/>
+          <w:szCs w:val="24"/>
+        </w:rPr>
+      </w:pPr>
+      <w:r>
+        <w:rPr>
+          <w:rFonts w:ascii="SimSun" w:eastAsia="SimSun" w:hAnsi="SimSun" w:cs="SimSun"/>
           <w:color w:val="000000"/>
           <w:kern w:val="0"/>
           <w:sz w:val="24"/>
@@ -6240,15 +6969,15 @@
         <w:widowControl/>
         <w:jc w:val="left"/>
         <w:rPr>
-          <w:rFonts w:ascii="宋体" w:eastAsia="宋体" w:hAnsi="宋体" w:cs="宋体" w:hint="eastAsia"/>
-          <w:kern w:val="0"/>
-          <w:sz w:val="24"/>
-          <w:szCs w:val="24"/>
-        </w:rPr>
-      </w:pPr>
-      <w:r>
-        <w:rPr>
-          <w:rFonts w:ascii="宋体" w:eastAsia="宋体" w:hAnsi="宋体" w:cs="宋体"/>
+          <w:rFonts w:ascii="SimSun" w:eastAsia="SimSun" w:hAnsi="SimSun" w:cs="SimSun" w:hint="eastAsia"/>
+          <w:kern w:val="0"/>
+          <w:sz w:val="24"/>
+          <w:szCs w:val="24"/>
+        </w:rPr>
+      </w:pPr>
+      <w:r>
+        <w:rPr>
+          <w:rFonts w:ascii="SimSun" w:eastAsia="SimSun" w:hAnsi="SimSun" w:cs="SimSun"/>
           <w:color w:val="000000"/>
           <w:kern w:val="0"/>
           <w:sz w:val="24"/>
@@ -6262,15 +6991,15 @@
         <w:widowControl/>
         <w:jc w:val="left"/>
         <w:rPr>
-          <w:rFonts w:ascii="宋体" w:eastAsia="宋体" w:hAnsi="宋体" w:cs="宋体" w:hint="eastAsia"/>
-          <w:kern w:val="0"/>
-          <w:sz w:val="24"/>
-          <w:szCs w:val="24"/>
-        </w:rPr>
-      </w:pPr>
-      <w:r>
-        <w:rPr>
-          <w:rFonts w:ascii="宋体" w:eastAsia="宋体" w:hAnsi="宋体" w:cs="宋体"/>
+          <w:rFonts w:ascii="SimSun" w:eastAsia="SimSun" w:hAnsi="SimSun" w:cs="SimSun" w:hint="eastAsia"/>
+          <w:kern w:val="0"/>
+          <w:sz w:val="24"/>
+          <w:szCs w:val="24"/>
+        </w:rPr>
+      </w:pPr>
+      <w:r>
+        <w:rPr>
+          <w:rFonts w:ascii="SimSun" w:eastAsia="SimSun" w:hAnsi="SimSun" w:cs="SimSun"/>
           <w:color w:val="000000"/>
           <w:kern w:val="0"/>
           <w:sz w:val="24"/>
@@ -6284,15 +7013,15 @@
         <w:widowControl/>
         <w:jc w:val="left"/>
         <w:rPr>
-          <w:rFonts w:ascii="宋体" w:eastAsia="宋体" w:hAnsi="宋体" w:cs="宋体" w:hint="eastAsia"/>
-          <w:kern w:val="0"/>
-          <w:sz w:val="24"/>
-          <w:szCs w:val="24"/>
-        </w:rPr>
-      </w:pPr>
-      <w:r>
-        <w:rPr>
-          <w:rFonts w:ascii="宋体" w:eastAsia="宋体" w:hAnsi="宋体" w:cs="宋体"/>
+          <w:rFonts w:ascii="SimSun" w:eastAsia="SimSun" w:hAnsi="SimSun" w:cs="SimSun" w:hint="eastAsia"/>
+          <w:kern w:val="0"/>
+          <w:sz w:val="24"/>
+          <w:szCs w:val="24"/>
+        </w:rPr>
+      </w:pPr>
+      <w:r>
+        <w:rPr>
+          <w:rFonts w:ascii="SimSun" w:eastAsia="SimSun" w:hAnsi="SimSun" w:cs="SimSun"/>
           <w:color w:val="000000"/>
           <w:kern w:val="0"/>
           <w:sz w:val="24"/>
@@ -6306,15 +7035,15 @@
         <w:widowControl/>
         <w:jc w:val="left"/>
         <w:rPr>
-          <w:rFonts w:ascii="宋体" w:eastAsia="宋体" w:hAnsi="宋体" w:cs="宋体" w:hint="eastAsia"/>
-          <w:kern w:val="0"/>
-          <w:sz w:val="24"/>
-          <w:szCs w:val="24"/>
-        </w:rPr>
-      </w:pPr>
-      <w:r>
-        <w:rPr>
-          <w:rFonts w:ascii="宋体" w:eastAsia="宋体" w:hAnsi="宋体" w:cs="宋体"/>
+          <w:rFonts w:ascii="SimSun" w:eastAsia="SimSun" w:hAnsi="SimSun" w:cs="SimSun" w:hint="eastAsia"/>
+          <w:kern w:val="0"/>
+          <w:sz w:val="24"/>
+          <w:szCs w:val="24"/>
+        </w:rPr>
+      </w:pPr>
+      <w:r>
+        <w:rPr>
+          <w:rFonts w:ascii="SimSun" w:eastAsia="SimSun" w:hAnsi="SimSun" w:cs="SimSun"/>
           <w:color w:val="000000"/>
           <w:kern w:val="0"/>
           <w:sz w:val="24"/>
@@ -6326,49 +7055,48 @@
     <w:p>
       <w:pPr>
         <w:rPr>
-          <w:rFonts w:ascii="宋体" w:eastAsia="宋体" w:hAnsi="宋体" w:cs="宋体" w:hint="eastAsia"/>
-          <w:color w:val="000000"/>
-          <w:kern w:val="0"/>
-          <w:sz w:val="24"/>
-          <w:szCs w:val="24"/>
-        </w:rPr>
-      </w:pPr>
-      <w:r>
-        <w:rPr>
-          <w:rFonts w:ascii="宋体" w:eastAsia="宋体" w:hAnsi="宋体" w:cs="宋体"/>
-          <w:color w:val="000000"/>
-          <w:kern w:val="0"/>
-          <w:sz w:val="24"/>
-          <w:szCs w:val="24"/>
-        </w:rPr>
-        <w:lastRenderedPageBreak/>
+          <w:rFonts w:ascii="SimSun" w:eastAsia="SimSun" w:hAnsi="SimSun" w:cs="SimSun" w:hint="eastAsia"/>
+          <w:color w:val="000000"/>
+          <w:kern w:val="0"/>
+          <w:sz w:val="24"/>
+          <w:szCs w:val="24"/>
+        </w:rPr>
+      </w:pPr>
+      <w:r>
+        <w:rPr>
+          <w:rFonts w:ascii="SimSun" w:eastAsia="SimSun" w:hAnsi="SimSun" w:cs="SimSun"/>
+          <w:color w:val="000000"/>
+          <w:kern w:val="0"/>
+          <w:sz w:val="24"/>
+          <w:szCs w:val="24"/>
+        </w:rPr>
         <w:t>Sent 36 bytes to "192.168.1.10" : 5555</w:t>
       </w:r>
     </w:p>
     <w:p>
       <w:pPr>
         <w:rPr>
-          <w:rFonts w:ascii="宋体" w:eastAsia="宋体" w:hAnsi="宋体" w:cs="宋体" w:hint="eastAsia"/>
-          <w:color w:val="000000"/>
-          <w:kern w:val="0"/>
-          <w:sz w:val="24"/>
-          <w:szCs w:val="24"/>
-        </w:rPr>
-      </w:pPr>
-    </w:p>
-    <w:p>
-      <w:pPr>
-        <w:rPr>
-          <w:rFonts w:ascii="宋体" w:eastAsia="宋体" w:hAnsi="宋体" w:cs="宋体" w:hint="eastAsia"/>
-          <w:color w:val="000000"/>
-          <w:kern w:val="0"/>
-          <w:sz w:val="24"/>
-          <w:szCs w:val="24"/>
-        </w:rPr>
-      </w:pPr>
-      <w:r>
-        <w:rPr>
-          <w:rFonts w:ascii="宋体" w:eastAsia="宋体" w:hAnsi="宋体" w:cs="宋体" w:hint="eastAsia"/>
+          <w:rFonts w:ascii="SimSun" w:eastAsia="SimSun" w:hAnsi="SimSun" w:cs="SimSun" w:hint="eastAsia"/>
+          <w:color w:val="000000"/>
+          <w:kern w:val="0"/>
+          <w:sz w:val="24"/>
+          <w:szCs w:val="24"/>
+        </w:rPr>
+      </w:pPr>
+    </w:p>
+    <w:p>
+      <w:pPr>
+        <w:rPr>
+          <w:rFonts w:ascii="SimSun" w:eastAsia="SimSun" w:hAnsi="SimSun" w:cs="SimSun" w:hint="eastAsia"/>
+          <w:color w:val="000000"/>
+          <w:kern w:val="0"/>
+          <w:sz w:val="24"/>
+          <w:szCs w:val="24"/>
+        </w:rPr>
+      </w:pPr>
+      <w:r>
+        <w:rPr>
+          <w:rFonts w:ascii="SimSun" w:eastAsia="SimSun" w:hAnsi="SimSun" w:cs="SimSun" w:hint="eastAsia"/>
           <w:color w:val="000000"/>
           <w:kern w:val="0"/>
           <w:sz w:val="24"/>
@@ -6382,15 +7110,15 @@
         <w:widowControl/>
         <w:jc w:val="left"/>
         <w:rPr>
-          <w:rFonts w:ascii="宋体" w:eastAsia="宋体" w:hAnsi="宋体" w:cs="宋体" w:hint="eastAsia"/>
-          <w:kern w:val="0"/>
-          <w:sz w:val="24"/>
-          <w:szCs w:val="24"/>
-        </w:rPr>
-      </w:pPr>
-      <w:r>
-        <w:rPr>
-          <w:rFonts w:ascii="宋体" w:eastAsia="宋体" w:hAnsi="宋体" w:cs="宋体"/>
+          <w:rFonts w:ascii="SimSun" w:eastAsia="SimSun" w:hAnsi="SimSun" w:cs="SimSun" w:hint="eastAsia"/>
+          <w:kern w:val="0"/>
+          <w:sz w:val="24"/>
+          <w:szCs w:val="24"/>
+        </w:rPr>
+      </w:pPr>
+      <w:r>
+        <w:rPr>
+          <w:rFonts w:ascii="SimSun" w:eastAsia="SimSun" w:hAnsi="SimSun" w:cs="SimSun"/>
           <w:color w:val="000000"/>
           <w:kern w:val="0"/>
           <w:sz w:val="24"/>
@@ -6404,15 +7132,15 @@
         <w:widowControl/>
         <w:jc w:val="left"/>
         <w:rPr>
-          <w:rFonts w:ascii="宋体" w:eastAsia="宋体" w:hAnsi="宋体" w:cs="宋体" w:hint="eastAsia"/>
-          <w:kern w:val="0"/>
-          <w:sz w:val="24"/>
-          <w:szCs w:val="24"/>
-        </w:rPr>
-      </w:pPr>
-      <w:r>
-        <w:rPr>
-          <w:rFonts w:ascii="宋体" w:eastAsia="宋体" w:hAnsi="宋体" w:cs="宋体"/>
+          <w:rFonts w:ascii="SimSun" w:eastAsia="SimSun" w:hAnsi="SimSun" w:cs="SimSun" w:hint="eastAsia"/>
+          <w:kern w:val="0"/>
+          <w:sz w:val="24"/>
+          <w:szCs w:val="24"/>
+        </w:rPr>
+      </w:pPr>
+      <w:r>
+        <w:rPr>
+          <w:rFonts w:ascii="SimSun" w:eastAsia="SimSun" w:hAnsi="SimSun" w:cs="SimSun"/>
           <w:color w:val="000000"/>
           <w:kern w:val="0"/>
           <w:sz w:val="24"/>
@@ -6426,15 +7154,15 @@
         <w:widowControl/>
         <w:jc w:val="left"/>
         <w:rPr>
-          <w:rFonts w:ascii="宋体" w:eastAsia="宋体" w:hAnsi="宋体" w:cs="宋体" w:hint="eastAsia"/>
-          <w:kern w:val="0"/>
-          <w:sz w:val="24"/>
-          <w:szCs w:val="24"/>
-        </w:rPr>
-      </w:pPr>
-      <w:r>
-        <w:rPr>
-          <w:rFonts w:ascii="宋体" w:eastAsia="宋体" w:hAnsi="宋体" w:cs="宋体"/>
+          <w:rFonts w:ascii="SimSun" w:eastAsia="SimSun" w:hAnsi="SimSun" w:cs="SimSun" w:hint="eastAsia"/>
+          <w:kern w:val="0"/>
+          <w:sz w:val="24"/>
+          <w:szCs w:val="24"/>
+        </w:rPr>
+      </w:pPr>
+      <w:r>
+        <w:rPr>
+          <w:rFonts w:ascii="SimSun" w:eastAsia="SimSun" w:hAnsi="SimSun" w:cs="SimSun"/>
           <w:color w:val="000000"/>
           <w:kern w:val="0"/>
           <w:sz w:val="24"/>
@@ -6451,7 +7179,7 @@
       </w:pPr>
       <w:r>
         <w:rPr>
-          <w:rFonts w:ascii="宋体" w:eastAsia="宋体" w:hAnsi="宋体" w:cs="宋体"/>
+          <w:rFonts w:ascii="SimSun" w:eastAsia="SimSun" w:hAnsi="SimSun" w:cs="SimSun"/>
           <w:color w:val="000000"/>
           <w:kern w:val="0"/>
           <w:sz w:val="24"/>
@@ -6736,7 +7464,7 @@
               <w:widowControl/>
               <w:ind w:firstLineChars="100" w:firstLine="241"/>
               <w:rPr>
-                <w:rFonts w:ascii="宋体" w:eastAsia="宋体" w:hAnsi="宋体" w:cs="宋体" w:hint="eastAsia"/>
+                <w:rFonts w:ascii="SimSun" w:eastAsia="SimSun" w:hAnsi="SimSun" w:cs="SimSun" w:hint="eastAsia"/>
                 <w:b/>
                 <w:bCs/>
                 <w:kern w:val="0"/>
@@ -6746,7 +7474,7 @@
             </w:pPr>
             <w:r>
               <w:rPr>
-                <w:rFonts w:ascii="宋体" w:eastAsia="宋体" w:hAnsi="宋体" w:cs="宋体"/>
+                <w:rFonts w:ascii="SimSun" w:eastAsia="SimSun" w:hAnsi="SimSun" w:cs="SimSun"/>
                 <w:b/>
                 <w:bCs/>
                 <w:kern w:val="0"/>
@@ -6768,7 +7496,7 @@
               <w:widowControl/>
               <w:jc w:val="center"/>
               <w:rPr>
-                <w:rFonts w:ascii="宋体" w:eastAsia="宋体" w:hAnsi="宋体" w:cs="宋体" w:hint="eastAsia"/>
+                <w:rFonts w:ascii="SimSun" w:eastAsia="SimSun" w:hAnsi="SimSun" w:cs="SimSun" w:hint="eastAsia"/>
                 <w:b/>
                 <w:bCs/>
                 <w:kern w:val="0"/>
@@ -6778,7 +7506,7 @@
             </w:pPr>
             <w:r>
               <w:rPr>
-                <w:rFonts w:ascii="宋体" w:eastAsia="宋体" w:hAnsi="宋体" w:cs="宋体"/>
+                <w:rFonts w:ascii="SimSun" w:eastAsia="SimSun" w:hAnsi="SimSun" w:cs="SimSun"/>
                 <w:b/>
                 <w:bCs/>
                 <w:kern w:val="0"/>
@@ -6805,7 +7533,7 @@
               <w:widowControl/>
               <w:jc w:val="left"/>
               <w:rPr>
-                <w:rFonts w:ascii="宋体" w:eastAsia="宋体" w:hAnsi="宋体" w:cs="宋体" w:hint="eastAsia"/>
+                <w:rFonts w:ascii="SimSun" w:eastAsia="SimSun" w:hAnsi="SimSun" w:cs="SimSun" w:hint="eastAsia"/>
                 <w:kern w:val="0"/>
                 <w:sz w:val="24"/>
                 <w:szCs w:val="24"/>
@@ -6813,7 +7541,7 @@
             </w:pPr>
             <w:r>
               <w:rPr>
-                <w:rFonts w:ascii="宋体" w:eastAsia="宋体" w:hAnsi="宋体" w:cs="宋体"/>
+                <w:rFonts w:ascii="SimSun" w:eastAsia="SimSun" w:hAnsi="SimSun" w:cs="SimSun"/>
                 <w:kern w:val="0"/>
                 <w:sz w:val="24"/>
                 <w:szCs w:val="24"/>
@@ -6834,7 +7562,7 @@
               <w:ind w:firstLineChars="200" w:firstLine="480"/>
               <w:jc w:val="left"/>
               <w:rPr>
-                <w:rFonts w:ascii="宋体" w:eastAsia="宋体" w:hAnsi="宋体" w:cs="宋体" w:hint="eastAsia"/>
+                <w:rFonts w:ascii="SimSun" w:eastAsia="SimSun" w:hAnsi="SimSun" w:cs="SimSun" w:hint="eastAsia"/>
                 <w:kern w:val="0"/>
                 <w:sz w:val="24"/>
                 <w:szCs w:val="24"/>
@@ -6842,7 +7570,7 @@
             </w:pPr>
             <w:r>
               <w:rPr>
-                <w:rFonts w:ascii="宋体" w:eastAsia="宋体" w:hAnsi="宋体" w:cs="宋体"/>
+                <w:rFonts w:ascii="SimSun" w:eastAsia="SimSun" w:hAnsi="SimSun" w:cs="SimSun"/>
                 <w:kern w:val="0"/>
                 <w:sz w:val="24"/>
                 <w:szCs w:val="24"/>
@@ -6867,7 +7595,7 @@
               <w:widowControl/>
               <w:jc w:val="left"/>
               <w:rPr>
-                <w:rFonts w:ascii="宋体" w:eastAsia="宋体" w:hAnsi="宋体" w:cs="宋体" w:hint="eastAsia"/>
+                <w:rFonts w:ascii="SimSun" w:eastAsia="SimSun" w:hAnsi="SimSun" w:cs="SimSun" w:hint="eastAsia"/>
                 <w:kern w:val="0"/>
                 <w:sz w:val="24"/>
                 <w:szCs w:val="24"/>
@@ -6875,7 +7603,7 @@
             </w:pPr>
             <w:r>
               <w:rPr>
-                <w:rFonts w:ascii="宋体" w:eastAsia="宋体" w:hAnsi="宋体" w:cs="宋体"/>
+                <w:rFonts w:ascii="SimSun" w:eastAsia="SimSun" w:hAnsi="SimSun" w:cs="SimSun"/>
                 <w:kern w:val="0"/>
                 <w:sz w:val="24"/>
                 <w:szCs w:val="24"/>
@@ -6896,7 +7624,7 @@
               <w:ind w:firstLineChars="200" w:firstLine="480"/>
               <w:jc w:val="left"/>
               <w:rPr>
-                <w:rFonts w:ascii="宋体" w:eastAsia="宋体" w:hAnsi="宋体" w:cs="宋体" w:hint="eastAsia"/>
+                <w:rFonts w:ascii="SimSun" w:eastAsia="SimSun" w:hAnsi="SimSun" w:cs="SimSun" w:hint="eastAsia"/>
                 <w:kern w:val="0"/>
                 <w:sz w:val="24"/>
                 <w:szCs w:val="24"/>
@@ -6904,7 +7632,7 @@
             </w:pPr>
             <w:r>
               <w:rPr>
-                <w:rFonts w:ascii="宋体" w:eastAsia="宋体" w:hAnsi="宋体" w:cs="宋体"/>
+                <w:rFonts w:ascii="SimSun" w:eastAsia="SimSun" w:hAnsi="SimSun" w:cs="SimSun"/>
                 <w:kern w:val="0"/>
                 <w:sz w:val="24"/>
                 <w:szCs w:val="24"/>
@@ -6929,7 +7657,7 @@
               <w:widowControl/>
               <w:jc w:val="left"/>
               <w:rPr>
-                <w:rFonts w:ascii="宋体" w:eastAsia="宋体" w:hAnsi="宋体" w:cs="宋体" w:hint="eastAsia"/>
+                <w:rFonts w:ascii="SimSun" w:eastAsia="SimSun" w:hAnsi="SimSun" w:cs="SimSun" w:hint="eastAsia"/>
                 <w:kern w:val="0"/>
                 <w:sz w:val="24"/>
                 <w:szCs w:val="24"/>
@@ -6937,7 +7665,7 @@
             </w:pPr>
             <w:r>
               <w:rPr>
-                <w:rFonts w:ascii="宋体" w:eastAsia="宋体" w:hAnsi="宋体" w:cs="宋体"/>
+                <w:rFonts w:ascii="SimSun" w:eastAsia="SimSun" w:hAnsi="SimSun" w:cs="SimSun"/>
                 <w:kern w:val="0"/>
                 <w:sz w:val="24"/>
                 <w:szCs w:val="24"/>
@@ -6946,7 +7674,7 @@
             </w:r>
             <w:r>
               <w:rPr>
-                <w:rFonts w:ascii="宋体" w:eastAsia="宋体" w:hAnsi="宋体" w:cs="宋体"/>
+                <w:rFonts w:ascii="SimSun" w:eastAsia="SimSun" w:hAnsi="SimSun" w:cs="SimSun"/>
                 <w:kern w:val="0"/>
                 <w:sz w:val="24"/>
                 <w:szCs w:val="24"/>
@@ -6955,7 +7683,7 @@
             </w:r>
             <w:r>
               <w:rPr>
-                <w:rFonts w:ascii="宋体" w:eastAsia="宋体" w:hAnsi="宋体" w:cs="宋体"/>
+                <w:rFonts w:ascii="SimSun" w:eastAsia="SimSun" w:hAnsi="SimSun" w:cs="SimSun"/>
                 <w:kern w:val="0"/>
                 <w:sz w:val="24"/>
                 <w:szCs w:val="24"/>
@@ -6976,7 +7704,7 @@
               <w:ind w:firstLineChars="200" w:firstLine="480"/>
               <w:jc w:val="left"/>
               <w:rPr>
-                <w:rFonts w:ascii="宋体" w:eastAsia="宋体" w:hAnsi="宋体" w:cs="宋体" w:hint="eastAsia"/>
+                <w:rFonts w:ascii="SimSun" w:eastAsia="SimSun" w:hAnsi="SimSun" w:cs="SimSun" w:hint="eastAsia"/>
                 <w:kern w:val="0"/>
                 <w:sz w:val="24"/>
                 <w:szCs w:val="24"/>
@@ -6984,7 +7712,7 @@
             </w:pPr>
             <w:r>
               <w:rPr>
-                <w:rFonts w:ascii="宋体" w:eastAsia="宋体" w:hAnsi="宋体" w:cs="宋体"/>
+                <w:rFonts w:ascii="SimSun" w:eastAsia="SimSun" w:hAnsi="SimSun" w:cs="SimSun"/>
                 <w:kern w:val="0"/>
                 <w:sz w:val="24"/>
                 <w:szCs w:val="24"/>
@@ -7033,7 +7761,6 @@
         <w:rPr>
           <w:rStyle w:val="HTML"/>
         </w:rPr>
-        <w:lastRenderedPageBreak/>
         <w:t>0x00</w:t>
       </w:r>
       <w:r>
@@ -7257,6 +7984,7 @@
       <w:pPr>
         <w:pStyle w:val="a3"/>
         <w:rPr>
+          <w:rFonts w:hint="eastAsia"/>
           <w:color w:val="000000"/>
         </w:rPr>
       </w:pPr>
@@ -7272,6 +8000,7 @@
       <w:pPr>
         <w:pStyle w:val="a3"/>
         <w:rPr>
+          <w:rFonts w:hint="eastAsia"/>
           <w:color w:val="000000"/>
         </w:rPr>
       </w:pPr>
@@ -7295,6 +8024,7 @@
         <w:rPr>
           <w:color w:val="000000"/>
         </w:rPr>
+        <w:lastRenderedPageBreak/>
         <w:t xml:space="preserve">08 00 00 00 80 </w:t>
       </w:r>
       <w:r>
@@ -7387,17 +8117,422 @@
           <w:rFonts w:hint="eastAsia"/>
           <w:color w:val="000000"/>
         </w:rPr>
+        <w:t>02</w:t>
+      </w:r>
+      <w:r>
+        <w:rPr>
+          <w:color w:val="000000"/>
+        </w:rPr>
+        <w:t xml:space="preserve"> 0</w:t>
+      </w:r>
+      <w:r>
+        <w:rPr>
+          <w:rFonts w:hint="eastAsia"/>
+          <w:color w:val="000000"/>
+        </w:rPr>
+        <w:t>3</w:t>
+      </w:r>
+      <w:r>
+        <w:rPr>
+          <w:color w:val="000000"/>
+        </w:rPr>
+        <w:t xml:space="preserve"> </w:t>
+      </w:r>
+      <w:r>
+        <w:rPr>
+          <w:rFonts w:hint="eastAsia"/>
+          <w:color w:val="000000"/>
+        </w:rPr>
+        <w:t>??</w:t>
+      </w:r>
+    </w:p>
+    <w:p>
+      <w:pPr>
+        <w:pStyle w:val="a3"/>
+        <w:rPr>
+          <w:rFonts w:hint="eastAsia"/>
+          <w:color w:val="000000"/>
+        </w:rPr>
+      </w:pPr>
+      <w:r>
+        <w:rPr>
+          <w:rFonts w:hint="eastAsia"/>
+          <w:color w:val="000000"/>
+        </w:rPr>
+        <w:t>板卡第</w:t>
+      </w:r>
+      <w:r>
+        <w:rPr>
+          <w:rFonts w:hint="eastAsia"/>
+          <w:color w:val="000000"/>
+        </w:rPr>
+        <w:t>2</w:t>
+      </w:r>
+      <w:r>
+        <w:rPr>
+          <w:rFonts w:hint="eastAsia"/>
+          <w:color w:val="000000"/>
+        </w:rPr>
+        <w:t>通道错误帧发送到上位机</w:t>
+      </w:r>
+    </w:p>
+    <w:p>
+      <w:pPr>
+        <w:pStyle w:val="a3"/>
+        <w:rPr>
+          <w:rFonts w:hint="eastAsia"/>
+          <w:color w:val="000000"/>
+        </w:rPr>
+      </w:pPr>
+      <w:r>
+        <w:rPr>
+          <w:color w:val="000000"/>
+        </w:rPr>
+        <w:t xml:space="preserve">08 00 00 00 80 </w:t>
+      </w:r>
+      <w:r>
+        <w:rPr>
+          <w:rFonts w:hint="eastAsia"/>
+          <w:color w:val="000000"/>
+        </w:rPr>
+        <w:t>03</w:t>
+      </w:r>
+      <w:r>
+        <w:rPr>
+          <w:color w:val="000000"/>
+        </w:rPr>
+        <w:t xml:space="preserve"> 0</w:t>
+      </w:r>
+      <w:r>
+        <w:rPr>
+          <w:rFonts w:hint="eastAsia"/>
+          <w:color w:val="000000"/>
+        </w:rPr>
+        <w:t>3</w:t>
+      </w:r>
+      <w:r>
+        <w:rPr>
+          <w:color w:val="000000"/>
+        </w:rPr>
+        <w:t xml:space="preserve"> </w:t>
+      </w:r>
+      <w:r>
+        <w:rPr>
+          <w:rFonts w:hint="eastAsia"/>
+          <w:color w:val="000000"/>
+        </w:rPr>
+        <w:t>??</w:t>
+      </w:r>
+    </w:p>
+    <w:p>
+      <w:pPr>
+        <w:pStyle w:val="a3"/>
+        <w:rPr>
+          <w:rFonts w:hint="eastAsia"/>
+          <w:color w:val="000000"/>
+        </w:rPr>
+      </w:pPr>
+      <w:r>
+        <w:rPr>
+          <w:rFonts w:hint="eastAsia"/>
+          <w:color w:val="000000"/>
+        </w:rPr>
+        <w:t>板卡第3通道错误帧发送到上位机</w:t>
+      </w:r>
+    </w:p>
+    <w:p>
+      <w:pPr>
+        <w:pStyle w:val="a3"/>
+        <w:rPr>
+          <w:rFonts w:hint="eastAsia"/>
+          <w:color w:val="000000"/>
+        </w:rPr>
+      </w:pPr>
+    </w:p>
+    <w:p>
+      <w:pPr>
+        <w:pStyle w:val="4"/>
+        <w:rPr>
+          <w:rFonts w:hint="eastAsia"/>
+        </w:rPr>
+      </w:pPr>
+      <w:r>
+        <w:rPr>
+          <w:rStyle w:val="HTML"/>
+        </w:rPr>
+        <w:t>0x0</w:t>
+      </w:r>
+      <w:r>
+        <w:rPr>
+          <w:rStyle w:val="HTML"/>
+        </w:rPr>
+        <w:t>4</w:t>
+      </w:r>
+      <w:r>
+        <w:t>：</w:t>
+      </w:r>
+      <w:r>
+        <w:rPr>
+          <w:rFonts w:hint="eastAsia"/>
+        </w:rPr>
+        <w:t>切换视频源（</w:t>
+      </w:r>
+      <w:r>
+        <w:t>仅在</w:t>
+      </w:r>
+      <w:r>
+        <w:rPr>
+          <w:rFonts w:hint="eastAsia"/>
+        </w:rPr>
+        <w:t>板卡内部多通道图像源</w:t>
+      </w:r>
+      <w:r>
+        <w:t>时生效）</w:t>
+      </w:r>
+    </w:p>
+    <w:p>
+      <w:pPr>
+        <w:pStyle w:val="a3"/>
+        <w:rPr>
+          <w:rFonts w:hint="eastAsia"/>
+          <w:color w:val="000000"/>
+        </w:rPr>
+      </w:pPr>
+      <w:r>
+        <w:rPr>
+          <w:rFonts w:hint="eastAsia"/>
+        </w:rPr>
+        <w:t>PC发送8字节：</w:t>
+      </w:r>
+      <w:r>
+        <w:rPr>
+          <w:color w:val="000000"/>
+        </w:rPr>
+        <w:t xml:space="preserve">08 00 00 00 80 </w:t>
+      </w:r>
+      <w:r>
+        <w:rPr>
+          <w:color w:val="000000"/>
+        </w:rPr>
+        <w:t>01</w:t>
+      </w:r>
+      <w:r>
+        <w:rPr>
+          <w:color w:val="000000"/>
+        </w:rPr>
+        <w:t xml:space="preserve"> 0</w:t>
+      </w:r>
+      <w:r>
+        <w:rPr>
+          <w:color w:val="000000"/>
+        </w:rPr>
+        <w:t>4</w:t>
+      </w:r>
+      <w:r>
+        <w:rPr>
+          <w:color w:val="000000"/>
+        </w:rPr>
+        <w:t xml:space="preserve"> </w:t>
+      </w:r>
+      <w:r>
+        <w:rPr>
+          <w:rFonts w:hint="eastAsia"/>
+          <w:color w:val="000000"/>
+        </w:rPr>
+        <w:t>？？</w:t>
+      </w:r>
+    </w:p>
+    <w:p>
+      <w:pPr>
+        <w:pStyle w:val="a3"/>
+        <w:rPr>
+          <w:rFonts w:hint="eastAsia"/>
+          <w:color w:val="000000"/>
+        </w:rPr>
+      </w:pPr>
+      <w:r>
+        <w:rPr>
+          <w:rFonts w:hint="eastAsia"/>
+          <w:color w:val="000000"/>
+        </w:rPr>
+        <w:t>切换第一通道</w:t>
+      </w:r>
+    </w:p>
+    <w:p>
+      <w:pPr>
+        <w:pStyle w:val="a3"/>
+        <w:rPr>
+          <w:rFonts w:hint="eastAsia"/>
+          <w:color w:val="000000"/>
+        </w:rPr>
+      </w:pPr>
+      <w:r>
+        <w:rPr>
+          <w:rFonts w:hint="eastAsia"/>
+        </w:rPr>
+        <w:t>PC发送8字节：</w:t>
+      </w:r>
+      <w:r>
+        <w:rPr>
+          <w:color w:val="000000"/>
+        </w:rPr>
+        <w:t xml:space="preserve">08 00 00 00 80 02 04 </w:t>
+      </w:r>
+      <w:r>
+        <w:rPr>
+          <w:rFonts w:hint="eastAsia"/>
+          <w:color w:val="000000"/>
+        </w:rPr>
+        <w:t>？？</w:t>
+      </w:r>
+    </w:p>
+    <w:p>
+      <w:pPr>
+        <w:pStyle w:val="a3"/>
+        <w:rPr>
+          <w:rFonts w:hint="eastAsia"/>
+          <w:color w:val="000000"/>
+        </w:rPr>
+      </w:pPr>
+      <w:r>
+        <w:rPr>
+          <w:rFonts w:hint="eastAsia"/>
+          <w:color w:val="000000"/>
+        </w:rPr>
+        <w:t>切换第</w:t>
+      </w:r>
+      <w:r>
+        <w:rPr>
+          <w:rFonts w:hint="eastAsia"/>
+          <w:color w:val="000000"/>
+        </w:rPr>
+        <w:t>二</w:t>
+      </w:r>
+      <w:r>
+        <w:rPr>
+          <w:rFonts w:hint="eastAsia"/>
+          <w:color w:val="000000"/>
+        </w:rPr>
+        <w:t>通道</w:t>
+      </w:r>
+    </w:p>
+    <w:p>
+      <w:pPr>
+        <w:pStyle w:val="a3"/>
+        <w:rPr>
+          <w:rFonts w:hint="eastAsia"/>
+          <w:color w:val="000000"/>
+        </w:rPr>
+      </w:pPr>
+      <w:r>
+        <w:rPr>
+          <w:rFonts w:hint="eastAsia"/>
+        </w:rPr>
+        <w:t>PC发送8字节：</w:t>
+      </w:r>
+      <w:r>
+        <w:rPr>
+          <w:color w:val="000000"/>
+        </w:rPr>
+        <w:t xml:space="preserve">08 00 00 00 80 03 04 </w:t>
+      </w:r>
+      <w:r>
+        <w:rPr>
+          <w:rFonts w:hint="eastAsia"/>
+          <w:color w:val="000000"/>
+        </w:rPr>
+        <w:t>？？</w:t>
+      </w:r>
+    </w:p>
+    <w:p>
+      <w:pPr>
+        <w:pStyle w:val="a3"/>
+        <w:rPr>
+          <w:rFonts w:hint="eastAsia"/>
+          <w:color w:val="000000"/>
+        </w:rPr>
+      </w:pPr>
+      <w:r>
+        <w:rPr>
+          <w:rFonts w:hint="eastAsia"/>
+          <w:color w:val="000000"/>
+        </w:rPr>
+        <w:t>切换第</w:t>
+      </w:r>
+      <w:r>
+        <w:rPr>
+          <w:rFonts w:hint="eastAsia"/>
+          <w:color w:val="000000"/>
+        </w:rPr>
+        <w:t>三</w:t>
+      </w:r>
+      <w:r>
+        <w:rPr>
+          <w:rFonts w:hint="eastAsia"/>
+          <w:color w:val="000000"/>
+        </w:rPr>
+        <w:t>通道</w:t>
+      </w:r>
+    </w:p>
+    <w:p>
+      <w:pPr>
+        <w:pStyle w:val="4"/>
+        <w:rPr>
+          <w:rFonts w:hint="eastAsia"/>
+        </w:rPr>
+      </w:pPr>
+      <w:r>
+        <w:rPr>
+          <w:rStyle w:val="HTML"/>
+        </w:rPr>
+        <w:t>0x0</w:t>
+      </w:r>
+      <w:r>
+        <w:rPr>
+          <w:rStyle w:val="HTML"/>
+          <w:rFonts w:hint="eastAsia"/>
+        </w:rPr>
+        <w:t>5</w:t>
+      </w:r>
+      <w:r>
+        <w:t>：</w:t>
+      </w:r>
+      <w:r>
+        <w:rPr>
+          <w:rFonts w:hint="eastAsia"/>
+        </w:rPr>
+        <w:t>使能模拟图案方块移动</w:t>
+      </w:r>
+    </w:p>
+    <w:p>
+      <w:pPr>
+        <w:pStyle w:val="a3"/>
+        <w:rPr>
+          <w:rFonts w:hint="eastAsia"/>
+          <w:color w:val="000000"/>
+        </w:rPr>
+      </w:pPr>
+      <w:r>
+        <w:rPr>
+          <w:rFonts w:hint="eastAsia"/>
+        </w:rPr>
+        <w:t>PC发送8字节：</w:t>
+      </w:r>
+      <w:r>
+        <w:rPr>
+          <w:color w:val="000000"/>
+        </w:rPr>
+        <w:t>08 00 00 00 80 0</w:t>
+      </w:r>
+      <w:r>
+        <w:rPr>
+          <w:rFonts w:hint="eastAsia"/>
+          <w:color w:val="000000"/>
+        </w:rPr>
         <w:t>0</w:t>
       </w:r>
       <w:r>
         <w:rPr>
-          <w:rFonts w:hint="eastAsia"/>
-          <w:color w:val="000000"/>
-        </w:rPr>
-        <w:t>2</w:t>
-      </w:r>
-      <w:r>
-        <w:rPr>
           <w:color w:val="000000"/>
         </w:rPr>
         <w:t xml:space="preserve"> 0</w:t>
@@ -7407,7 +8542,7 @@
           <w:rFonts w:hint="eastAsia"/>
           <w:color w:val="000000"/>
         </w:rPr>
-        <w:t>3</w:t>
+        <w:t>5</w:t>
       </w:r>
       <w:r>
         <w:rPr>
@@ -7420,7 +8555,7 @@
           <w:rFonts w:hint="eastAsia"/>
           <w:color w:val="000000"/>
         </w:rPr>
-        <w:t>??</w:t>
+        <w:t>？？</w:t>
       </w:r>
     </w:p>
     <w:p>
@@ -7436,21 +8571,7 @@
           <w:rFonts w:hint="eastAsia"/>
           <w:color w:val="000000"/>
         </w:rPr>
-        <w:t>板卡第</w:t>
-      </w:r>
-      <w:r>
-        <w:rPr>
-          <w:rFonts w:hint="eastAsia"/>
-          <w:color w:val="000000"/>
-        </w:rPr>
-        <w:t>2</w:t>
-      </w:r>
-      <w:r>
-        <w:rPr>
-          <w:rFonts w:hint="eastAsia"/>
-          <w:color w:val="000000"/>
-        </w:rPr>
-        <w:t>通道错误帧发送到上位机</w:t>
+        <w:t>关闭方块移动，视频流为静态图</w:t>
       </w:r>
     </w:p>
     <w:p>
@@ -7461,6 +8582,21 @@
           <w:color w:val="000000"/>
         </w:rPr>
       </w:pPr>
+    </w:p>
+    <w:p>
+      <w:pPr>
+        <w:pStyle w:val="a3"/>
+        <w:rPr>
+          <w:rFonts w:hint="eastAsia"/>
+          <w:color w:val="000000"/>
+        </w:rPr>
+      </w:pPr>
+      <w:r>
+        <w:rPr>
+          <w:rFonts w:hint="eastAsia"/>
+        </w:rPr>
+        <w:t>PC发送8字节：</w:t>
+      </w:r>
       <w:r>
         <w:rPr>
           <w:color w:val="000000"/>
@@ -7472,14 +8608,7 @@
           <w:rFonts w:hint="eastAsia"/>
           <w:color w:val="000000"/>
         </w:rPr>
-        <w:t>0</w:t>
-      </w:r>
-      <w:r>
-        <w:rPr>
-          <w:rFonts w:hint="eastAsia"/>
-          <w:color w:val="000000"/>
-        </w:rPr>
-        <w:t>3</w:t>
+        <w:t>FF</w:t>
       </w:r>
       <w:r>
         <w:rPr>
@@ -7492,7 +8621,7 @@
           <w:rFonts w:hint="eastAsia"/>
           <w:color w:val="000000"/>
         </w:rPr>
-        <w:t>3</w:t>
+        <w:t>5</w:t>
       </w:r>
       <w:r>
         <w:rPr>
@@ -7505,7 +8634,7 @@
           <w:rFonts w:hint="eastAsia"/>
           <w:color w:val="000000"/>
         </w:rPr>
-        <w:t>??</w:t>
+        <w:t>？？</w:t>
       </w:r>
     </w:p>
     <w:p>
@@ -7521,21 +8650,7 @@
           <w:rFonts w:hint="eastAsia"/>
           <w:color w:val="000000"/>
         </w:rPr>
-        <w:t>板卡第</w:t>
-      </w:r>
-      <w:r>
-        <w:rPr>
-          <w:rFonts w:hint="eastAsia"/>
-          <w:color w:val="000000"/>
-        </w:rPr>
-        <w:t>3</w:t>
-      </w:r>
-      <w:r>
-        <w:rPr>
-          <w:rFonts w:hint="eastAsia"/>
-          <w:color w:val="000000"/>
-        </w:rPr>
-        <w:t>通道错误帧发送到上位机</w:t>
+        <w:t>开启方块移动，视频流为动态图，图像比较报错</w:t>
       </w:r>
     </w:p>
     <w:p>
@@ -7549,229 +8664,12 @@
     </w:p>
     <w:p>
       <w:pPr>
-        <w:pStyle w:val="4"/>
-        <w:rPr>
-          <w:rFonts w:hint="eastAsia"/>
-        </w:rPr>
-      </w:pPr>
-      <w:r>
-        <w:rPr>
-          <w:rStyle w:val="HTML"/>
-        </w:rPr>
-        <w:lastRenderedPageBreak/>
-        <w:t>0x0</w:t>
-      </w:r>
-      <w:r>
-        <w:rPr>
-          <w:rStyle w:val="HTML"/>
-        </w:rPr>
-        <w:t>4</w:t>
-      </w:r>
-      <w:r>
-        <w:t>：</w:t>
-      </w:r>
-      <w:r>
-        <w:rPr>
-          <w:rFonts w:hint="eastAsia"/>
-        </w:rPr>
-        <w:t>切换视频源（</w:t>
-      </w:r>
-      <w:r>
-        <w:t>仅在</w:t>
-      </w:r>
-      <w:r>
-        <w:rPr>
-          <w:rFonts w:hint="eastAsia"/>
-        </w:rPr>
-        <w:t>板卡内部多通道图像源</w:t>
-      </w:r>
-      <w:r>
-        <w:t>时生效）</w:t>
-      </w:r>
-    </w:p>
-    <w:p>
-      <w:pPr>
         <w:pStyle w:val="a3"/>
         <w:rPr>
           <w:rFonts w:hint="eastAsia"/>
           <w:color w:val="000000"/>
         </w:rPr>
       </w:pPr>
-      <w:r>
-        <w:rPr>
-          <w:rFonts w:hint="eastAsia"/>
-        </w:rPr>
-        <w:t>PC发送8字节：</w:t>
-      </w:r>
-      <w:r>
-        <w:rPr>
-          <w:color w:val="000000"/>
-        </w:rPr>
-        <w:t xml:space="preserve">08 00 00 00 80 </w:t>
-      </w:r>
-      <w:r>
-        <w:rPr>
-          <w:color w:val="000000"/>
-        </w:rPr>
-        <w:t>01</w:t>
-      </w:r>
-      <w:r>
-        <w:rPr>
-          <w:color w:val="000000"/>
-        </w:rPr>
-        <w:t xml:space="preserve"> 0</w:t>
-      </w:r>
-      <w:r>
-        <w:rPr>
-          <w:color w:val="000000"/>
-        </w:rPr>
-        <w:t>4</w:t>
-      </w:r>
-      <w:r>
-        <w:rPr>
-          <w:color w:val="000000"/>
-        </w:rPr>
-        <w:t xml:space="preserve"> </w:t>
-      </w:r>
-      <w:r>
-        <w:rPr>
-          <w:rFonts w:hint="eastAsia"/>
-          <w:color w:val="000000"/>
-        </w:rPr>
-        <w:t>？？</w:t>
-      </w:r>
-    </w:p>
-    <w:p>
-      <w:pPr>
-        <w:pStyle w:val="a3"/>
-        <w:rPr>
-          <w:rFonts w:hint="eastAsia"/>
-          <w:color w:val="000000"/>
-        </w:rPr>
-      </w:pPr>
-      <w:r>
-        <w:rPr>
-          <w:rFonts w:hint="eastAsia"/>
-          <w:color w:val="000000"/>
-        </w:rPr>
-        <w:t>切换第一通道</w:t>
-      </w:r>
-    </w:p>
-    <w:p>
-      <w:pPr>
-        <w:pStyle w:val="a3"/>
-        <w:rPr>
-          <w:rFonts w:hint="eastAsia"/>
-          <w:color w:val="000000"/>
-        </w:rPr>
-      </w:pPr>
-      <w:r>
-        <w:rPr>
-          <w:rFonts w:hint="eastAsia"/>
-        </w:rPr>
-        <w:t>PC发送8字节：</w:t>
-      </w:r>
-      <w:r>
-        <w:rPr>
-          <w:color w:val="000000"/>
-        </w:rPr>
-        <w:t xml:space="preserve">08 00 00 00 80 02 04 </w:t>
-      </w:r>
-      <w:r>
-        <w:rPr>
-          <w:rFonts w:hint="eastAsia"/>
-          <w:color w:val="000000"/>
-        </w:rPr>
-        <w:t>？？</w:t>
-      </w:r>
-    </w:p>
-    <w:p>
-      <w:pPr>
-        <w:pStyle w:val="a3"/>
-        <w:rPr>
-          <w:rFonts w:hint="eastAsia"/>
-          <w:color w:val="000000"/>
-        </w:rPr>
-      </w:pPr>
-      <w:r>
-        <w:rPr>
-          <w:rFonts w:hint="eastAsia"/>
-          <w:color w:val="000000"/>
-        </w:rPr>
-        <w:t>切换第</w:t>
-      </w:r>
-      <w:r>
-        <w:rPr>
-          <w:rFonts w:hint="eastAsia"/>
-          <w:color w:val="000000"/>
-        </w:rPr>
-        <w:t>二</w:t>
-      </w:r>
-      <w:r>
-        <w:rPr>
-          <w:rFonts w:hint="eastAsia"/>
-          <w:color w:val="000000"/>
-        </w:rPr>
-        <w:t>通道</w:t>
-      </w:r>
-    </w:p>
-    <w:p>
-      <w:pPr>
-        <w:pStyle w:val="a3"/>
-        <w:rPr>
-          <w:rFonts w:hint="eastAsia"/>
-          <w:color w:val="000000"/>
-        </w:rPr>
-      </w:pPr>
-      <w:r>
-        <w:rPr>
-          <w:rFonts w:hint="eastAsia"/>
-        </w:rPr>
-        <w:t>PC发送8字节：</w:t>
-      </w:r>
-      <w:r>
-        <w:rPr>
-          <w:color w:val="000000"/>
-        </w:rPr>
-        <w:t xml:space="preserve">08 00 00 00 80 03 04 </w:t>
-      </w:r>
-      <w:r>
-        <w:rPr>
-          <w:rFonts w:hint="eastAsia"/>
-          <w:color w:val="000000"/>
-        </w:rPr>
-        <w:t>？？</w:t>
-      </w:r>
-    </w:p>
-    <w:p>
-      <w:pPr>
-        <w:pStyle w:val="a3"/>
-        <w:rPr>
-          <w:rFonts w:hint="eastAsia"/>
-          <w:color w:val="000000"/>
-        </w:rPr>
-      </w:pPr>
-      <w:r>
-        <w:rPr>
-          <w:rFonts w:hint="eastAsia"/>
-          <w:color w:val="000000"/>
-        </w:rPr>
-        <w:t>切换第</w:t>
-      </w:r>
-      <w:r>
-        <w:rPr>
-          <w:rFonts w:hint="eastAsia"/>
-          <w:color w:val="000000"/>
-        </w:rPr>
-        <w:t>三</w:t>
-      </w:r>
-      <w:r>
-        <w:rPr>
-          <w:rFonts w:hint="eastAsia"/>
-          <w:color w:val="000000"/>
-        </w:rPr>
-        <w:t>通道</w:t>
-      </w:r>
     </w:p>
     <w:p>
       <w:pPr>
@@ -7936,15 +8834,15 @@
         </w:tabs>
         <w:jc w:val="left"/>
         <w:rPr>
-          <w:rFonts w:ascii="宋体" w:eastAsia="宋体" w:hAnsi="宋体" w:cs="宋体" w:hint="eastAsia"/>
-          <w:kern w:val="0"/>
-          <w:sz w:val="24"/>
-          <w:szCs w:val="24"/>
-        </w:rPr>
-      </w:pPr>
-      <w:r>
-        <w:rPr>
-          <w:rFonts w:ascii="宋体" w:eastAsia="宋体" w:hAnsi="宋体" w:cs="宋体"/>
+          <w:rFonts w:ascii="SimSun" w:eastAsia="SimSun" w:hAnsi="SimSun" w:cs="SimSun" w:hint="eastAsia"/>
+          <w:kern w:val="0"/>
+          <w:sz w:val="24"/>
+          <w:szCs w:val="24"/>
+        </w:rPr>
+      </w:pPr>
+      <w:r>
+        <w:rPr>
+          <w:rFonts w:ascii="SimSun" w:eastAsia="SimSun" w:hAnsi="SimSun" w:cs="SimSun"/>
           <w:color w:val="000080"/>
           <w:kern w:val="0"/>
           <w:sz w:val="24"/>
@@ -7976,15 +8874,15 @@
         </w:tabs>
         <w:jc w:val="left"/>
         <w:rPr>
-          <w:rFonts w:ascii="宋体" w:eastAsia="宋体" w:hAnsi="宋体" w:cs="宋体" w:hint="eastAsia"/>
-          <w:kern w:val="0"/>
-          <w:sz w:val="24"/>
-          <w:szCs w:val="24"/>
-        </w:rPr>
-      </w:pPr>
-      <w:r>
-        <w:rPr>
-          <w:rFonts w:ascii="宋体" w:eastAsia="宋体" w:hAnsi="宋体" w:cs="宋体"/>
+          <w:rFonts w:ascii="SimSun" w:eastAsia="SimSun" w:hAnsi="SimSun" w:cs="SimSun" w:hint="eastAsia"/>
+          <w:kern w:val="0"/>
+          <w:sz w:val="24"/>
+          <w:szCs w:val="24"/>
+        </w:rPr>
+      </w:pPr>
+      <w:r>
+        <w:rPr>
+          <w:rFonts w:ascii="SimSun" w:eastAsia="SimSun" w:hAnsi="SimSun" w:cs="SimSun"/>
           <w:color w:val="C0C0C0"/>
           <w:kern w:val="0"/>
           <w:sz w:val="24"/>
@@ -7994,7 +8892,7 @@
       </w:r>
       <w:r>
         <w:rPr>
-          <w:rFonts w:ascii="宋体" w:eastAsia="宋体" w:hAnsi="宋体" w:cs="宋体"/>
+          <w:rFonts w:ascii="SimSun" w:eastAsia="SimSun" w:hAnsi="SimSun" w:cs="SimSun"/>
           <w:color w:val="000080"/>
           <w:kern w:val="0"/>
           <w:sz w:val="24"/>
@@ -8026,15 +8924,15 @@
         </w:tabs>
         <w:jc w:val="left"/>
         <w:rPr>
-          <w:rFonts w:ascii="宋体" w:eastAsia="宋体" w:hAnsi="宋体" w:cs="宋体" w:hint="eastAsia"/>
-          <w:kern w:val="0"/>
-          <w:sz w:val="24"/>
-          <w:szCs w:val="24"/>
-        </w:rPr>
-      </w:pPr>
-      <w:r>
-        <w:rPr>
-          <w:rFonts w:ascii="宋体" w:eastAsia="宋体" w:hAnsi="宋体" w:cs="宋体"/>
+          <w:rFonts w:ascii="SimSun" w:eastAsia="SimSun" w:hAnsi="SimSun" w:cs="SimSun" w:hint="eastAsia"/>
+          <w:kern w:val="0"/>
+          <w:sz w:val="24"/>
+          <w:szCs w:val="24"/>
+        </w:rPr>
+      </w:pPr>
+      <w:r>
+        <w:rPr>
+          <w:rFonts w:ascii="SimSun" w:eastAsia="SimSun" w:hAnsi="SimSun" w:cs="SimSun"/>
           <w:color w:val="C0C0C0"/>
           <w:kern w:val="0"/>
           <w:sz w:val="24"/>
@@ -8044,7 +8942,7 @@
       </w:r>
       <w:r>
         <w:rPr>
-          <w:rFonts w:ascii="宋体" w:eastAsia="宋体" w:hAnsi="宋体" w:cs="宋体"/>
+          <w:rFonts w:ascii="SimSun" w:eastAsia="SimSun" w:hAnsi="SimSun" w:cs="SimSun"/>
           <w:color w:val="000080"/>
           <w:kern w:val="0"/>
           <w:sz w:val="24"/>
@@ -8054,7 +8952,7 @@
       </w:r>
       <w:r>
         <w:rPr>
-          <w:rFonts w:ascii="宋体" w:eastAsia="宋体" w:hAnsi="宋体" w:cs="宋体"/>
+          <w:rFonts w:ascii="SimSun" w:eastAsia="SimSun" w:hAnsi="SimSun" w:cs="SimSun"/>
           <w:color w:val="C0C0C0"/>
           <w:kern w:val="0"/>
           <w:sz w:val="24"/>
@@ -8064,7 +8962,7 @@
       </w:r>
       <w:r>
         <w:rPr>
-          <w:rFonts w:ascii="宋体" w:eastAsia="宋体" w:hAnsi="宋体" w:cs="宋体"/>
+          <w:rFonts w:ascii="SimSun" w:eastAsia="SimSun" w:hAnsi="SimSun" w:cs="SimSun"/>
           <w:color w:val="000080"/>
           <w:kern w:val="0"/>
           <w:sz w:val="24"/>
@@ -8074,7 +8972,7 @@
       </w:r>
       <w:r>
         <w:rPr>
-          <w:rFonts w:ascii="宋体" w:eastAsia="宋体" w:hAnsi="宋体" w:cs="宋体"/>
+          <w:rFonts w:ascii="SimSun" w:eastAsia="SimSun" w:hAnsi="SimSun" w:cs="SimSun"/>
           <w:color w:val="C0C0C0"/>
           <w:kern w:val="0"/>
           <w:sz w:val="24"/>
@@ -8084,7 +8982,7 @@
       </w:r>
       <w:r>
         <w:rPr>
-          <w:rFonts w:ascii="宋体" w:eastAsia="宋体" w:hAnsi="宋体" w:cs="宋体"/>
+          <w:rFonts w:ascii="SimSun" w:eastAsia="SimSun" w:hAnsi="SimSun" w:cs="SimSun"/>
           <w:color w:val="000080"/>
           <w:kern w:val="0"/>
           <w:sz w:val="24"/>
@@ -8094,7 +8992,7 @@
       </w:r>
       <w:r>
         <w:rPr>
-          <w:rFonts w:ascii="宋体" w:eastAsia="宋体" w:hAnsi="宋体" w:cs="宋体"/>
+          <w:rFonts w:ascii="SimSun" w:eastAsia="SimSun" w:hAnsi="SimSun" w:cs="SimSun"/>
           <w:color w:val="C0C0C0"/>
           <w:kern w:val="0"/>
           <w:sz w:val="24"/>
@@ -8104,7 +9002,7 @@
       </w:r>
       <w:r>
         <w:rPr>
-          <w:rFonts w:ascii="宋体" w:eastAsia="宋体" w:hAnsi="宋体" w:cs="宋体"/>
+          <w:rFonts w:ascii="SimSun" w:eastAsia="SimSun" w:hAnsi="SimSun" w:cs="SimSun"/>
           <w:color w:val="000080"/>
           <w:kern w:val="0"/>
           <w:sz w:val="24"/>
@@ -8114,7 +9012,7 @@
       </w:r>
       <w:r>
         <w:rPr>
-          <w:rFonts w:ascii="宋体" w:eastAsia="宋体" w:hAnsi="宋体" w:cs="宋体"/>
+          <w:rFonts w:ascii="SimSun" w:eastAsia="SimSun" w:hAnsi="SimSun" w:cs="SimSun"/>
           <w:color w:val="C0C0C0"/>
           <w:kern w:val="0"/>
           <w:sz w:val="24"/>
@@ -8124,7 +9022,7 @@
       </w:r>
       <w:r>
         <w:rPr>
-          <w:rFonts w:ascii="宋体" w:eastAsia="宋体" w:hAnsi="宋体" w:cs="宋体"/>
+          <w:rFonts w:ascii="SimSun" w:eastAsia="SimSun" w:hAnsi="SimSun" w:cs="SimSun"/>
           <w:color w:val="000080"/>
           <w:kern w:val="0"/>
           <w:sz w:val="24"/>
@@ -8134,7 +9032,7 @@
       </w:r>
       <w:r>
         <w:rPr>
-          <w:rFonts w:ascii="宋体" w:eastAsia="宋体" w:hAnsi="宋体" w:cs="宋体"/>
+          <w:rFonts w:ascii="SimSun" w:eastAsia="SimSun" w:hAnsi="SimSun" w:cs="SimSun"/>
           <w:color w:val="C0C0C0"/>
           <w:kern w:val="0"/>
           <w:sz w:val="24"/>
@@ -8144,7 +9042,7 @@
       </w:r>
       <w:r>
         <w:rPr>
-          <w:rFonts w:ascii="宋体" w:eastAsia="宋体" w:hAnsi="宋体" w:cs="宋体"/>
+          <w:rFonts w:ascii="SimSun" w:eastAsia="SimSun" w:hAnsi="SimSun" w:cs="SimSun"/>
           <w:color w:val="000080"/>
           <w:kern w:val="0"/>
           <w:sz w:val="24"/>
@@ -8176,15 +9074,15 @@
         </w:tabs>
         <w:jc w:val="left"/>
         <w:rPr>
-          <w:rFonts w:ascii="宋体" w:eastAsia="宋体" w:hAnsi="宋体" w:cs="宋体" w:hint="eastAsia"/>
-          <w:kern w:val="0"/>
-          <w:sz w:val="24"/>
-          <w:szCs w:val="24"/>
-        </w:rPr>
-      </w:pPr>
-      <w:r>
-        <w:rPr>
-          <w:rFonts w:ascii="宋体" w:eastAsia="宋体" w:hAnsi="宋体" w:cs="宋体"/>
+          <w:rFonts w:ascii="SimSun" w:eastAsia="SimSun" w:hAnsi="SimSun" w:cs="SimSun" w:hint="eastAsia"/>
+          <w:kern w:val="0"/>
+          <w:sz w:val="24"/>
+          <w:szCs w:val="24"/>
+        </w:rPr>
+      </w:pPr>
+      <w:r>
+        <w:rPr>
+          <w:rFonts w:ascii="SimSun" w:eastAsia="SimSun" w:hAnsi="SimSun" w:cs="SimSun"/>
           <w:color w:val="C0C0C0"/>
           <w:kern w:val="0"/>
           <w:sz w:val="24"/>
@@ -8194,7 +9092,7 @@
       </w:r>
       <w:r>
         <w:rPr>
-          <w:rFonts w:ascii="宋体" w:eastAsia="宋体" w:hAnsi="宋体" w:cs="宋体"/>
+          <w:rFonts w:ascii="SimSun" w:eastAsia="SimSun" w:hAnsi="SimSun" w:cs="SimSun"/>
           <w:color w:val="000080"/>
           <w:kern w:val="0"/>
           <w:sz w:val="24"/>
@@ -8215,7 +9113,6 @@
         <w:rPr>
           <w:color w:val="C0C0C0"/>
         </w:rPr>
-        <w:lastRenderedPageBreak/>
         <w:t xml:space="preserve">  </w:t>
       </w:r>
       <w:r>
@@ -8267,11 +9164,12 @@
         <w:rPr>
           <w:noProof/>
         </w:rPr>
+        <w:lastRenderedPageBreak/>
         <w:drawing>
-          <wp:inline distT="0" distB="0" distL="0" distR="0" wp14:anchorId="6356DC6D" wp14:editId="16532CBF">
-            <wp:extent cx="4828571" cy="2009524"/>
-            <wp:effectExtent l="0" t="0" r="0" b="0"/>
-            <wp:docPr id="3" name="图片 3"/>
+          <wp:inline distT="0" distB="0" distL="0" distR="0" wp14:anchorId="4D20CF58" wp14:editId="7D55D669">
+            <wp:extent cx="5274310" cy="2435225"/>
+            <wp:effectExtent l="0" t="0" r="2540" b="3175"/>
+            <wp:docPr id="1869612599" name="图片 1"/>
             <wp:cNvGraphicFramePr>
               <a:graphicFrameLocks xmlns:a="http://schemas.openxmlformats.org/drawingml/2006/main" noChangeAspect="1"/>
             </wp:cNvGraphicFramePr>
@@ -8279,7 +9177,7 @@
               <a:graphicData uri="http://schemas.openxmlformats.org/drawingml/2006/picture">
                 <pic:pic xmlns:pic="http://schemas.openxmlformats.org/drawingml/2006/picture">
                   <pic:nvPicPr>
-                    <pic:cNvPr id="1" name=""/>
+                    <pic:cNvPr id="1869612599" name=""/>
                     <pic:cNvPicPr/>
                   </pic:nvPicPr>
                   <pic:blipFill>
@@ -8291,7 +9189,7 @@
                   <pic:spPr>
                     <a:xfrm>
                       <a:off x="0" y="0"/>
-                      <a:ext cx="4828571" cy="2009524"/>
+                      <a:ext cx="5274310" cy="2435225"/>
                     </a:xfrm>
                     <a:prstGeom prst="rect">
                       <a:avLst/>
@@ -8411,6 +9309,82 @@
         <w:widowControl/>
         <w:jc w:val="left"/>
         <w:rPr>
+          <w:rFonts w:ascii="SimSun" w:eastAsia="SimSun" w:hAnsi="SimSun" w:cs="SimSun" w:hint="eastAsia"/>
+          <w:color w:val="EE0000"/>
+          <w:kern w:val="0"/>
+          <w:sz w:val="28"/>
+          <w:szCs w:val="28"/>
+        </w:rPr>
+      </w:pPr>
+      <w:r>
+        <w:rPr>
+          <w:rFonts w:ascii="SimSun" w:eastAsia="SimSun" w:hAnsi="SimSun" w:cs="SimSun" w:hint="eastAsia"/>
+          <w:color w:val="EE0000"/>
+          <w:kern w:val="0"/>
+          <w:sz w:val="28"/>
+          <w:szCs w:val="28"/>
+        </w:rPr>
+        <w:t>其中</w:t>
+      </w:r>
+      <w:r>
+        <w:rPr>
+          <w:rFonts w:ascii="SimSun" w:eastAsia="SimSun" w:hAnsi="SimSun" w:cs="SimSun"/>
+          <w:color w:val="EE0000"/>
+          <w:kern w:val="0"/>
+          <w:sz w:val="28"/>
+          <w:szCs w:val="28"/>
+        </w:rPr>
+        <w:t>Channel_ID</w:t>
+      </w:r>
+      <w:r>
+        <w:rPr>
+          <w:rFonts w:ascii="SimSun" w:eastAsia="SimSun" w:hAnsi="SimSun" w:cs="SimSun" w:hint="eastAsia"/>
+          <w:color w:val="EE0000"/>
+          <w:kern w:val="0"/>
+          <w:sz w:val="28"/>
+          <w:szCs w:val="28"/>
+        </w:rPr>
+        <w:t>为板卡采集通道</w:t>
+      </w:r>
+    </w:p>
+    <w:p>
+      <w:pPr>
+        <w:widowControl/>
+        <w:jc w:val="left"/>
+        <w:rPr>
+          <w:rFonts w:ascii="SimSun" w:eastAsia="SimSun" w:hAnsi="SimSun" w:cs="SimSun" w:hint="eastAsia"/>
+          <w:color w:val="EE0000"/>
+          <w:kern w:val="0"/>
+          <w:sz w:val="28"/>
+          <w:szCs w:val="28"/>
+        </w:rPr>
+      </w:pPr>
+      <w:r>
+        <w:rPr>
+          <w:rFonts w:ascii="SimSun" w:eastAsia="SimSun" w:hAnsi="SimSun" w:cs="SimSun"/>
+          <w:color w:val="EE0000"/>
+          <w:kern w:val="0"/>
+          <w:sz w:val="28"/>
+          <w:szCs w:val="28"/>
+        </w:rPr>
+        <w:t>SEND_FLAG</w:t>
+      </w:r>
+      <w:r>
+        <w:rPr>
+          <w:rFonts w:ascii="SimSun" w:eastAsia="SimSun" w:hAnsi="SimSun" w:cs="SimSun" w:hint="eastAsia"/>
+          <w:color w:val="EE0000"/>
+          <w:kern w:val="0"/>
+          <w:sz w:val="28"/>
+          <w:szCs w:val="28"/>
+        </w:rPr>
+        <w:t>为网络传输图片类型</w:t>
+      </w:r>
+    </w:p>
+    <w:p>
+      <w:pPr>
+        <w:widowControl/>
+        <w:jc w:val="left"/>
+        <w:rPr>
           <w:rFonts w:hint="eastAsia"/>
           <w:b/>
           <w:bCs/>
@@ -8418,19 +9392,6 @@
           <w:szCs w:val="32"/>
         </w:rPr>
       </w:pPr>
-    </w:p>
-    <w:p>
-      <w:pPr>
-        <w:widowControl/>
-        <w:jc w:val="left"/>
-        <w:rPr>
-          <w:rFonts w:hint="eastAsia"/>
-          <w:b/>
-          <w:bCs/>
-          <w:sz w:val="32"/>
-          <w:szCs w:val="32"/>
-        </w:rPr>
-      </w:pPr>
       <w:r>
         <w:br w:type="page"/>
       </w:r>
@@ -8488,15 +9449,15 @@
         <w:spacing w:before="100" w:beforeAutospacing="1" w:after="100" w:afterAutospacing="1"/>
         <w:jc w:val="left"/>
         <w:rPr>
-          <w:rFonts w:ascii="宋体" w:eastAsia="宋体" w:hAnsi="宋体" w:cs="宋体" w:hint="eastAsia"/>
-          <w:kern w:val="0"/>
-          <w:sz w:val="24"/>
-          <w:szCs w:val="24"/>
-        </w:rPr>
-      </w:pPr>
-      <w:r>
-        <w:rPr>
-          <w:rFonts w:ascii="宋体" w:eastAsia="宋体" w:hAnsi="Symbol" w:cs="宋体"/>
+          <w:rFonts w:ascii="SimSun" w:eastAsia="SimSun" w:hAnsi="SimSun" w:cs="SimSun" w:hint="eastAsia"/>
+          <w:kern w:val="0"/>
+          <w:sz w:val="24"/>
+          <w:szCs w:val="24"/>
+        </w:rPr>
+      </w:pPr>
+      <w:r>
+        <w:rPr>
+          <w:rFonts w:ascii="SimSun" w:eastAsia="SimSun" w:hAnsi="Symbol" w:cs="SimSun"/>
           <w:kern w:val="0"/>
           <w:sz w:val="24"/>
           <w:szCs w:val="24"/>
@@ -8505,7 +9466,7 @@
       </w:r>
       <w:r>
         <w:rPr>
-          <w:rFonts w:ascii="宋体" w:eastAsia="宋体" w:hAnsi="宋体" w:cs="宋体"/>
+          <w:rFonts w:ascii="SimSun" w:eastAsia="SimSun" w:hAnsi="SimSun" w:cs="SimSun"/>
           <w:kern w:val="0"/>
           <w:sz w:val="24"/>
           <w:szCs w:val="24"/>
@@ -8514,7 +9475,7 @@
       </w:r>
       <w:r>
         <w:rPr>
-          <w:rFonts w:ascii="宋体" w:eastAsia="宋体" w:hAnsi="宋体" w:cs="宋体" w:hint="eastAsia"/>
+          <w:rFonts w:ascii="SimSun" w:eastAsia="SimSun" w:hAnsi="SimSun" w:cs="SimSun" w:hint="eastAsia"/>
           <w:kern w:val="0"/>
           <w:sz w:val="24"/>
           <w:szCs w:val="24"/>
@@ -8523,7 +9484,7 @@
       </w:r>
       <w:r>
         <w:rPr>
-          <w:rFonts w:ascii="宋体" w:eastAsia="宋体" w:hAnsi="宋体" w:cs="宋体"/>
+          <w:rFonts w:ascii="SimSun" w:eastAsia="SimSun" w:hAnsi="SimSun" w:cs="SimSun"/>
           <w:kern w:val="0"/>
           <w:sz w:val="24"/>
           <w:szCs w:val="24"/>
@@ -8537,15 +9498,15 @@
         <w:spacing w:before="100" w:beforeAutospacing="1" w:after="100" w:afterAutospacing="1"/>
         <w:jc w:val="left"/>
         <w:rPr>
-          <w:rFonts w:ascii="宋体" w:eastAsia="宋体" w:hAnsi="宋体" w:cs="宋体" w:hint="eastAsia"/>
-          <w:kern w:val="0"/>
-          <w:sz w:val="24"/>
-          <w:szCs w:val="24"/>
-        </w:rPr>
-      </w:pPr>
-      <w:r>
-        <w:rPr>
-          <w:rFonts w:ascii="宋体" w:eastAsia="宋体" w:hAnsi="Symbol" w:cs="宋体"/>
+          <w:rFonts w:ascii="SimSun" w:eastAsia="SimSun" w:hAnsi="SimSun" w:cs="SimSun" w:hint="eastAsia"/>
+          <w:kern w:val="0"/>
+          <w:sz w:val="24"/>
+          <w:szCs w:val="24"/>
+        </w:rPr>
+      </w:pPr>
+      <w:r>
+        <w:rPr>
+          <w:rFonts w:ascii="SimSun" w:eastAsia="SimSun" w:hAnsi="Symbol" w:cs="SimSun"/>
           <w:kern w:val="0"/>
           <w:sz w:val="24"/>
           <w:szCs w:val="24"/>
@@ -8554,7 +9515,7 @@
       </w:r>
       <w:r>
         <w:rPr>
-          <w:rFonts w:ascii="宋体" w:eastAsia="宋体" w:hAnsi="宋体" w:cs="宋体"/>
+          <w:rFonts w:ascii="SimSun" w:eastAsia="SimSun" w:hAnsi="SimSun" w:cs="SimSun"/>
           <w:kern w:val="0"/>
           <w:sz w:val="24"/>
           <w:szCs w:val="24"/>
@@ -8568,15 +9529,15 @@
         <w:spacing w:before="100" w:beforeAutospacing="1" w:after="100" w:afterAutospacing="1"/>
         <w:jc w:val="left"/>
         <w:rPr>
-          <w:rFonts w:ascii="宋体" w:eastAsia="宋体" w:hAnsi="宋体" w:cs="宋体" w:hint="eastAsia"/>
-          <w:kern w:val="0"/>
-          <w:sz w:val="24"/>
-          <w:szCs w:val="24"/>
-        </w:rPr>
-      </w:pPr>
-      <w:r>
-        <w:rPr>
-          <w:rFonts w:ascii="宋体" w:eastAsia="宋体" w:hAnsi="Symbol" w:cs="宋体"/>
+          <w:rFonts w:ascii="SimSun" w:eastAsia="SimSun" w:hAnsi="SimSun" w:cs="SimSun" w:hint="eastAsia"/>
+          <w:kern w:val="0"/>
+          <w:sz w:val="24"/>
+          <w:szCs w:val="24"/>
+        </w:rPr>
+      </w:pPr>
+      <w:r>
+        <w:rPr>
+          <w:rFonts w:ascii="SimSun" w:eastAsia="SimSun" w:hAnsi="Symbol" w:cs="SimSun"/>
           <w:kern w:val="0"/>
           <w:sz w:val="24"/>
           <w:szCs w:val="24"/>
@@ -8585,7 +9546,7 @@
       </w:r>
       <w:r>
         <w:rPr>
-          <w:rFonts w:ascii="宋体" w:eastAsia="宋体" w:hAnsi="宋体" w:cs="宋体"/>
+          <w:rFonts w:ascii="SimSun" w:eastAsia="SimSun" w:hAnsi="SimSun" w:cs="SimSun"/>
           <w:kern w:val="0"/>
           <w:sz w:val="24"/>
           <w:szCs w:val="24"/>
@@ -8599,15 +9560,15 @@
         <w:spacing w:before="100" w:beforeAutospacing="1" w:after="100" w:afterAutospacing="1"/>
         <w:jc w:val="left"/>
         <w:rPr>
-          <w:rFonts w:ascii="宋体" w:eastAsia="宋体" w:hAnsi="宋体" w:cs="宋体" w:hint="eastAsia"/>
-          <w:kern w:val="0"/>
-          <w:sz w:val="24"/>
-          <w:szCs w:val="24"/>
-        </w:rPr>
-      </w:pPr>
-      <w:r>
-        <w:rPr>
-          <w:rFonts w:ascii="宋体" w:eastAsia="宋体" w:hAnsi="Symbol" w:cs="宋体"/>
+          <w:rFonts w:ascii="SimSun" w:eastAsia="SimSun" w:hAnsi="SimSun" w:cs="SimSun" w:hint="eastAsia"/>
+          <w:kern w:val="0"/>
+          <w:sz w:val="24"/>
+          <w:szCs w:val="24"/>
+        </w:rPr>
+      </w:pPr>
+      <w:r>
+        <w:rPr>
+          <w:rFonts w:ascii="SimSun" w:eastAsia="SimSun" w:hAnsi="Symbol" w:cs="SimSun"/>
           <w:kern w:val="0"/>
           <w:sz w:val="24"/>
           <w:szCs w:val="24"/>
@@ -8616,7 +9577,7 @@
       </w:r>
       <w:r>
         <w:rPr>
-          <w:rFonts w:ascii="宋体" w:eastAsia="宋体" w:hAnsi="宋体" w:cs="宋体"/>
+          <w:rFonts w:ascii="SimSun" w:eastAsia="SimSun" w:hAnsi="SimSun" w:cs="SimSun"/>
           <w:kern w:val="0"/>
           <w:sz w:val="24"/>
           <w:szCs w:val="24"/>
@@ -8625,7 +9586,7 @@
       </w:r>
       <w:r>
         <w:rPr>
-          <w:rFonts w:ascii="宋体" w:eastAsia="宋体" w:hAnsi="宋体" w:cs="宋体" w:hint="eastAsia"/>
+          <w:rFonts w:ascii="SimSun" w:eastAsia="SimSun" w:hAnsi="SimSun" w:cs="SimSun" w:hint="eastAsia"/>
           <w:kern w:val="0"/>
           <w:sz w:val="24"/>
           <w:szCs w:val="24"/>
@@ -8639,15 +9600,15 @@
         <w:spacing w:before="100" w:beforeAutospacing="1" w:after="100" w:afterAutospacing="1"/>
         <w:jc w:val="left"/>
         <w:rPr>
-          <w:rFonts w:ascii="宋体" w:eastAsia="宋体" w:hAnsi="宋体" w:cs="宋体" w:hint="eastAsia"/>
-          <w:kern w:val="0"/>
-          <w:sz w:val="24"/>
-          <w:szCs w:val="24"/>
-        </w:rPr>
-      </w:pPr>
-      <w:r>
-        <w:rPr>
-          <w:rFonts w:ascii="宋体" w:eastAsia="宋体" w:hAnsi="Symbol" w:cs="宋体"/>
+          <w:rFonts w:ascii="SimSun" w:eastAsia="SimSun" w:hAnsi="SimSun" w:cs="SimSun" w:hint="eastAsia"/>
+          <w:kern w:val="0"/>
+          <w:sz w:val="24"/>
+          <w:szCs w:val="24"/>
+        </w:rPr>
+      </w:pPr>
+      <w:r>
+        <w:rPr>
+          <w:rFonts w:ascii="SimSun" w:eastAsia="SimSun" w:hAnsi="Symbol" w:cs="SimSun"/>
           <w:kern w:val="0"/>
           <w:sz w:val="24"/>
           <w:szCs w:val="24"/>
@@ -8656,7 +9617,7 @@
       </w:r>
       <w:r>
         <w:rPr>
-          <w:rFonts w:ascii="宋体" w:eastAsia="宋体" w:hAnsi="宋体" w:cs="宋体"/>
+          <w:rFonts w:ascii="SimSun" w:eastAsia="SimSun" w:hAnsi="SimSun" w:cs="SimSun"/>
           <w:kern w:val="0"/>
           <w:sz w:val="24"/>
           <w:szCs w:val="24"/>
@@ -8665,7 +9626,7 @@
       </w:r>
       <w:r>
         <w:rPr>
-          <w:rFonts w:ascii="宋体" w:eastAsia="宋体" w:hAnsi="宋体" w:cs="宋体" w:hint="eastAsia"/>
+          <w:rFonts w:ascii="SimSun" w:eastAsia="SimSun" w:hAnsi="SimSun" w:cs="SimSun" w:hint="eastAsia"/>
           <w:kern w:val="0"/>
           <w:sz w:val="24"/>
           <w:szCs w:val="24"/>
@@ -8674,7 +9635,7 @@
       </w:r>
       <w:r>
         <w:rPr>
-          <w:rFonts w:ascii="宋体" w:eastAsia="宋体" w:hAnsi="宋体" w:cs="宋体"/>
+          <w:rFonts w:ascii="SimSun" w:eastAsia="SimSun" w:hAnsi="SimSun" w:cs="SimSun"/>
           <w:kern w:val="0"/>
           <w:sz w:val="24"/>
           <w:szCs w:val="24"/>
@@ -8688,7 +9649,7 @@
         <w:spacing w:before="100" w:beforeAutospacing="1" w:after="100" w:afterAutospacing="1"/>
         <w:jc w:val="left"/>
         <w:rPr>
-          <w:rFonts w:ascii="宋体" w:eastAsia="宋体" w:hAnsi="宋体" w:cs="宋体" w:hint="eastAsia"/>
+          <w:rFonts w:ascii="SimSun" w:eastAsia="SimSun" w:hAnsi="SimSun" w:cs="SimSun" w:hint="eastAsia"/>
           <w:kern w:val="0"/>
           <w:sz w:val="24"/>
           <w:szCs w:val="24"/>
@@ -8701,7 +9662,7 @@
         <w:spacing w:before="100" w:beforeAutospacing="1" w:after="100" w:afterAutospacing="1"/>
         <w:jc w:val="left"/>
         <w:rPr>
-          <w:rFonts w:ascii="宋体" w:eastAsia="宋体" w:hAnsi="宋体" w:cs="宋体" w:hint="eastAsia"/>
+          <w:rFonts w:ascii="SimSun" w:eastAsia="SimSun" w:hAnsi="SimSun" w:cs="SimSun" w:hint="eastAsia"/>
           <w:kern w:val="0"/>
           <w:sz w:val="24"/>
           <w:szCs w:val="24"/>
@@ -9504,7 +10465,7 @@
   <w:style w:type="paragraph" w:default="1" w:styleId="a">
     <w:name w:val="Normal"/>
     <w:qFormat/>
-    <w:rsid w:val="00596301"/>
+    <w:rsid w:val="00DF20CA"/>
     <w:pPr>
       <w:widowControl w:val="0"/>
       <w:jc w:val="both"/>
@@ -9667,7 +10628,7 @@
       <w:jc w:val="left"/>
     </w:pPr>
     <w:rPr>
-      <w:rFonts w:ascii="宋体" w:eastAsia="宋体" w:hAnsi="宋体" w:cs="宋体"/>
+      <w:rFonts w:ascii="SimSun" w:eastAsia="SimSun" w:hAnsi="SimSun" w:cs="SimSun"/>
       <w:kern w:val="0"/>
       <w:sz w:val="24"/>
       <w:szCs w:val="24"/>
@@ -9692,7 +10653,7 @@
     <w:unhideWhenUsed/>
     <w:rsid w:val="00FC5EE2"/>
     <w:rPr>
-      <w:rFonts w:ascii="宋体" w:eastAsia="宋体" w:hAnsi="宋体" w:cs="宋体"/>
+      <w:rFonts w:ascii="SimSun" w:eastAsia="SimSun" w:hAnsi="SimSun" w:cs="SimSun"/>
       <w:sz w:val="24"/>
       <w:szCs w:val="24"/>
     </w:rPr>
@@ -9740,7 +10701,7 @@
       <w:jc w:val="left"/>
     </w:pPr>
     <w:rPr>
-      <w:rFonts w:ascii="宋体" w:eastAsia="宋体" w:hAnsi="宋体" w:cs="宋体"/>
+      <w:rFonts w:ascii="SimSun" w:eastAsia="SimSun" w:hAnsi="SimSun" w:cs="SimSun"/>
       <w:kern w:val="0"/>
       <w:sz w:val="24"/>
       <w:szCs w:val="24"/>
@@ -9753,7 +10714,7 @@
     <w:uiPriority w:val="99"/>
     <w:rsid w:val="00D3409A"/>
     <w:rPr>
-      <w:rFonts w:ascii="宋体" w:eastAsia="宋体" w:hAnsi="宋体" w:cs="宋体"/>
+      <w:rFonts w:ascii="SimSun" w:eastAsia="SimSun" w:hAnsi="SimSun" w:cs="SimSun"/>
       <w:kern w:val="0"/>
       <w:sz w:val="24"/>
       <w:szCs w:val="24"/>
